--- a/Year 1/Природно-надійні системи кібербезпеки/Звіт_1.docx
+++ b/Year 1/Природно-надійні системи кібербезпеки/Звіт_1.docx
@@ -35,6 +35,7 @@
           <w:szCs w:val="28"/>
         </w:rPr>
       </w:pPr>
+      <w:proofErr w:type="spellStart"/>
       <w:r>
         <w:rPr>
           <w:rFonts w:ascii="Times New Roman CYR" w:hAnsi="Times New Roman CYR"/>
@@ -42,8 +43,49 @@
           <w:sz w:val="28"/>
           <w:szCs w:val="28"/>
         </w:rPr>
-        <w:t>Міністерство освіти і науки України</w:t>
-      </w:r>
+        <w:t>Міністерство</w:t>
+      </w:r>
+      <w:proofErr w:type="spellEnd"/>
+      <w:r>
+        <w:rPr>
+          <w:rFonts w:ascii="Times New Roman CYR" w:hAnsi="Times New Roman CYR"/>
+          <w:b/>
+          <w:sz w:val="28"/>
+          <w:szCs w:val="28"/>
+        </w:rPr>
+        <w:t xml:space="preserve"> </w:t>
+      </w:r>
+      <w:proofErr w:type="spellStart"/>
+      <w:r>
+        <w:rPr>
+          <w:rFonts w:ascii="Times New Roman CYR" w:hAnsi="Times New Roman CYR"/>
+          <w:b/>
+          <w:sz w:val="28"/>
+          <w:szCs w:val="28"/>
+        </w:rPr>
+        <w:t>освіти</w:t>
+      </w:r>
+      <w:proofErr w:type="spellEnd"/>
+      <w:r>
+        <w:rPr>
+          <w:rFonts w:ascii="Times New Roman CYR" w:hAnsi="Times New Roman CYR"/>
+          <w:b/>
+          <w:sz w:val="28"/>
+          <w:szCs w:val="28"/>
+        </w:rPr>
+        <w:t xml:space="preserve"> і науки </w:t>
+      </w:r>
+      <w:proofErr w:type="spellStart"/>
+      <w:r>
+        <w:rPr>
+          <w:rFonts w:ascii="Times New Roman CYR" w:hAnsi="Times New Roman CYR"/>
+          <w:b/>
+          <w:sz w:val="28"/>
+          <w:szCs w:val="28"/>
+        </w:rPr>
+        <w:t>України</w:t>
+      </w:r>
+      <w:proofErr w:type="spellEnd"/>
     </w:p>
     <w:p>
       <w:pPr>
@@ -55,6 +97,7 @@
           <w:szCs w:val="28"/>
         </w:rPr>
       </w:pPr>
+      <w:proofErr w:type="spellStart"/>
       <w:r>
         <w:rPr>
           <w:rFonts w:ascii="Times New Roman CYR" w:hAnsi="Times New Roman CYR"/>
@@ -62,18 +105,29 @@
           <w:sz w:val="28"/>
           <w:szCs w:val="28"/>
         </w:rPr>
-        <w:t xml:space="preserve">Черкаський </w:t>
-      </w:r>
+        <w:t>Черкаський</w:t>
+      </w:r>
+      <w:proofErr w:type="spellEnd"/>
       <w:r>
         <w:rPr>
           <w:rFonts w:ascii="Times New Roman CYR" w:hAnsi="Times New Roman CYR"/>
           <w:b/>
           <w:sz w:val="28"/>
           <w:szCs w:val="28"/>
+        </w:rPr>
+        <w:t xml:space="preserve"> </w:t>
+      </w:r>
+      <w:r>
+        <w:rPr>
+          <w:rFonts w:ascii="Times New Roman CYR" w:hAnsi="Times New Roman CYR"/>
+          <w:b/>
+          <w:sz w:val="28"/>
+          <w:szCs w:val="28"/>
           <w:lang w:val="uk-UA"/>
         </w:rPr>
         <w:t xml:space="preserve">державний технологічний </w:t>
       </w:r>
+      <w:proofErr w:type="spellStart"/>
       <w:r>
         <w:rPr>
           <w:rFonts w:ascii="Times New Roman CYR" w:hAnsi="Times New Roman CYR"/>
@@ -83,6 +137,7 @@
         </w:rPr>
         <w:t>університет</w:t>
       </w:r>
+      <w:proofErr w:type="spellEnd"/>
     </w:p>
     <w:p>
       <w:pPr>
@@ -219,8 +274,54 @@
           <w:sz w:val="28"/>
           <w:szCs w:val="28"/>
         </w:rPr>
-        <w:t>Природно-надійні системи кібербезпеки</w:t>
-      </w:r>
+        <w:t>Природно-</w:t>
+      </w:r>
+      <w:proofErr w:type="spellStart"/>
+      <w:r>
+        <w:rPr>
+          <w:b/>
+          <w:sz w:val="28"/>
+          <w:szCs w:val="28"/>
+        </w:rPr>
+        <w:t>надійні</w:t>
+      </w:r>
+      <w:proofErr w:type="spellEnd"/>
+      <w:r>
+        <w:rPr>
+          <w:b/>
+          <w:sz w:val="28"/>
+          <w:szCs w:val="28"/>
+        </w:rPr>
+        <w:t xml:space="preserve"> </w:t>
+      </w:r>
+      <w:proofErr w:type="spellStart"/>
+      <w:r>
+        <w:rPr>
+          <w:b/>
+          <w:sz w:val="28"/>
+          <w:szCs w:val="28"/>
+        </w:rPr>
+        <w:t>системи</w:t>
+      </w:r>
+      <w:proofErr w:type="spellEnd"/>
+      <w:r>
+        <w:rPr>
+          <w:b/>
+          <w:sz w:val="28"/>
+          <w:szCs w:val="28"/>
+        </w:rPr>
+        <w:t xml:space="preserve"> </w:t>
+      </w:r>
+      <w:proofErr w:type="spellStart"/>
+      <w:r>
+        <w:rPr>
+          <w:b/>
+          <w:sz w:val="28"/>
+          <w:szCs w:val="28"/>
+        </w:rPr>
+        <w:t>кібербезпеки</w:t>
+      </w:r>
+      <w:proofErr w:type="spellEnd"/>
     </w:p>
     <w:p>
       <w:pPr>
@@ -394,6 +495,7 @@
         </w:rPr>
         <w:t>Тема: „</w:t>
       </w:r>
+      <w:proofErr w:type="spellStart"/>
       <w:r>
         <w:rPr>
           <w:rFonts w:eastAsiaTheme="minorHAnsi"/>
@@ -405,8 +507,9 @@
           <w:lang w:val="en-GB" w:eastAsia="en-US"/>
           <w14:ligatures w14:val="standardContextual"/>
         </w:rPr>
-        <w:t>Нейромережа двонаправленої асоціативної пам'яті для</w:t>
-      </w:r>
+        <w:t>Нейромережа</w:t>
+      </w:r>
+      <w:proofErr w:type="spellEnd"/>
       <w:r>
         <w:rPr>
           <w:rFonts w:eastAsiaTheme="minorHAnsi"/>
@@ -420,6 +523,7 @@
         </w:rPr>
         <w:t xml:space="preserve"> </w:t>
       </w:r>
+      <w:proofErr w:type="spellStart"/>
       <w:r>
         <w:rPr>
           <w:rFonts w:eastAsiaTheme="minorHAnsi"/>
@@ -431,8 +535,9 @@
           <w:lang w:val="en-GB" w:eastAsia="en-US"/>
           <w14:ligatures w14:val="standardContextual"/>
         </w:rPr>
-        <w:t>шифрування</w:t>
-      </w:r>
+        <w:t>двонаправленої</w:t>
+      </w:r>
+      <w:proofErr w:type="spellEnd"/>
       <w:r>
         <w:rPr>
           <w:rFonts w:eastAsiaTheme="minorHAnsi"/>
@@ -446,6 +551,7 @@
         </w:rPr>
         <w:t xml:space="preserve"> </w:t>
       </w:r>
+      <w:proofErr w:type="spellStart"/>
       <w:r>
         <w:rPr>
           <w:rFonts w:eastAsiaTheme="minorHAnsi"/>
@@ -457,8 +563,121 @@
           <w:lang w:val="en-GB" w:eastAsia="en-US"/>
           <w14:ligatures w14:val="standardContextual"/>
         </w:rPr>
+        <w:t>асоціативної</w:t>
+      </w:r>
+      <w:proofErr w:type="spellEnd"/>
+      <w:r>
+        <w:rPr>
+          <w:rFonts w:eastAsiaTheme="minorHAnsi"/>
+          <w:b/>
+          <w:bCs/>
+          <w:color w:val="000000"/>
+          <w:sz w:val="28"/>
+          <w:szCs w:val="28"/>
+          <w:lang w:val="en-GB" w:eastAsia="en-US"/>
+          <w14:ligatures w14:val="standardContextual"/>
+        </w:rPr>
+        <w:t xml:space="preserve"> </w:t>
+      </w:r>
+      <w:proofErr w:type="spellStart"/>
+      <w:r>
+        <w:rPr>
+          <w:rFonts w:eastAsiaTheme="minorHAnsi"/>
+          <w:b/>
+          <w:bCs/>
+          <w:color w:val="000000"/>
+          <w:sz w:val="28"/>
+          <w:szCs w:val="28"/>
+          <w:lang w:val="en-GB" w:eastAsia="en-US"/>
+          <w14:ligatures w14:val="standardContextual"/>
+        </w:rPr>
+        <w:t>пам'яті</w:t>
+      </w:r>
+      <w:proofErr w:type="spellEnd"/>
+      <w:r>
+        <w:rPr>
+          <w:rFonts w:eastAsiaTheme="minorHAnsi"/>
+          <w:b/>
+          <w:bCs/>
+          <w:color w:val="000000"/>
+          <w:sz w:val="28"/>
+          <w:szCs w:val="28"/>
+          <w:lang w:val="en-GB" w:eastAsia="en-US"/>
+          <w14:ligatures w14:val="standardContextual"/>
+        </w:rPr>
+        <w:t xml:space="preserve"> </w:t>
+      </w:r>
+      <w:proofErr w:type="spellStart"/>
+      <w:r>
+        <w:rPr>
+          <w:rFonts w:eastAsiaTheme="minorHAnsi"/>
+          <w:b/>
+          <w:bCs/>
+          <w:color w:val="000000"/>
+          <w:sz w:val="28"/>
+          <w:szCs w:val="28"/>
+          <w:lang w:val="en-GB" w:eastAsia="en-US"/>
+          <w14:ligatures w14:val="standardContextual"/>
+        </w:rPr>
+        <w:t>для</w:t>
+      </w:r>
+      <w:proofErr w:type="spellEnd"/>
+      <w:r>
+        <w:rPr>
+          <w:rFonts w:eastAsiaTheme="minorHAnsi"/>
+          <w:b/>
+          <w:bCs/>
+          <w:color w:val="000000"/>
+          <w:sz w:val="28"/>
+          <w:szCs w:val="28"/>
+          <w:lang w:val="en-GB" w:eastAsia="en-US"/>
+          <w14:ligatures w14:val="standardContextual"/>
+        </w:rPr>
+        <w:t xml:space="preserve"> </w:t>
+      </w:r>
+      <w:proofErr w:type="spellStart"/>
+      <w:r>
+        <w:rPr>
+          <w:rFonts w:eastAsiaTheme="minorHAnsi"/>
+          <w:b/>
+          <w:bCs/>
+          <w:color w:val="000000"/>
+          <w:sz w:val="28"/>
+          <w:szCs w:val="28"/>
+          <w:lang w:val="en-GB" w:eastAsia="en-US"/>
+          <w14:ligatures w14:val="standardContextual"/>
+        </w:rPr>
+        <w:t>шифрування</w:t>
+      </w:r>
+      <w:proofErr w:type="spellEnd"/>
+      <w:r>
+        <w:rPr>
+          <w:rFonts w:eastAsiaTheme="minorHAnsi"/>
+          <w:b/>
+          <w:bCs/>
+          <w:color w:val="000000"/>
+          <w:sz w:val="28"/>
+          <w:szCs w:val="28"/>
+          <w:lang w:val="en-GB" w:eastAsia="en-US"/>
+          <w14:ligatures w14:val="standardContextual"/>
+        </w:rPr>
+        <w:t xml:space="preserve"> </w:t>
+      </w:r>
+      <w:proofErr w:type="spellStart"/>
+      <w:r>
+        <w:rPr>
+          <w:rFonts w:eastAsiaTheme="minorHAnsi"/>
+          <w:b/>
+          <w:bCs/>
+          <w:color w:val="000000"/>
+          <w:sz w:val="28"/>
+          <w:szCs w:val="28"/>
+          <w:lang w:val="en-GB" w:eastAsia="en-US"/>
+          <w14:ligatures w14:val="standardContextual"/>
+        </w:rPr>
         <w:t>інформації</w:t>
       </w:r>
+      <w:proofErr w:type="spellEnd"/>
       <w:r>
         <w:rPr>
           <w:rFonts w:ascii="Times New Roman CYR" w:hAnsi="Times New Roman CYR"/>
@@ -516,8 +735,54 @@
           <w:color w:val="000000" w:themeColor="text1"/>
           <w:szCs w:val="28"/>
         </w:rPr>
-        <w:t>5 Кібербезпека та захист інформації</w:t>
-      </w:r>
+        <w:t xml:space="preserve">5 </w:t>
+      </w:r>
+      <w:proofErr w:type="spellStart"/>
+      <w:r>
+        <w:rPr>
+          <w:rFonts w:ascii="Times New Roman CYR" w:hAnsi="Times New Roman CYR"/>
+          <w:color w:val="000000" w:themeColor="text1"/>
+          <w:szCs w:val="28"/>
+        </w:rPr>
+        <w:t>Кібербезпека</w:t>
+      </w:r>
+      <w:proofErr w:type="spellEnd"/>
+      <w:r>
+        <w:rPr>
+          <w:rFonts w:ascii="Times New Roman CYR" w:hAnsi="Times New Roman CYR"/>
+          <w:color w:val="000000" w:themeColor="text1"/>
+          <w:szCs w:val="28"/>
+        </w:rPr>
+        <w:t xml:space="preserve"> та </w:t>
+      </w:r>
+      <w:proofErr w:type="spellStart"/>
+      <w:r>
+        <w:rPr>
+          <w:rFonts w:ascii="Times New Roman CYR" w:hAnsi="Times New Roman CYR"/>
+          <w:color w:val="000000" w:themeColor="text1"/>
+          <w:szCs w:val="28"/>
+        </w:rPr>
+        <w:t>захист</w:t>
+      </w:r>
+      <w:proofErr w:type="spellEnd"/>
+      <w:r>
+        <w:rPr>
+          <w:rFonts w:ascii="Times New Roman CYR" w:hAnsi="Times New Roman CYR"/>
+          <w:color w:val="000000" w:themeColor="text1"/>
+          <w:szCs w:val="28"/>
+        </w:rPr>
+        <w:t xml:space="preserve"> </w:t>
+      </w:r>
+      <w:proofErr w:type="spellStart"/>
+      <w:r>
+        <w:rPr>
+          <w:rFonts w:ascii="Times New Roman CYR" w:hAnsi="Times New Roman CYR"/>
+          <w:color w:val="000000" w:themeColor="text1"/>
+          <w:szCs w:val="28"/>
+        </w:rPr>
+        <w:t>інформації</w:t>
+      </w:r>
+      <w:proofErr w:type="spellEnd"/>
     </w:p>
     <w:p>
       <w:pPr>
@@ -863,8 +1128,30 @@
         <w:rPr>
           <w:rFonts w:ascii="Times New Roman CYR" w:hAnsi="Times New Roman CYR"/>
         </w:rPr>
-        <w:t>про виконання завдан</w:t>
-      </w:r>
+        <w:t xml:space="preserve">про </w:t>
+      </w:r>
+      <w:proofErr w:type="spellStart"/>
+      <w:r>
+        <w:rPr>
+          <w:rFonts w:ascii="Times New Roman CYR" w:hAnsi="Times New Roman CYR"/>
+        </w:rPr>
+        <w:t>виконання</w:t>
+      </w:r>
+      <w:proofErr w:type="spellEnd"/>
+      <w:r>
+        <w:rPr>
+          <w:rFonts w:ascii="Times New Roman CYR" w:hAnsi="Times New Roman CYR"/>
+        </w:rPr>
+        <w:t xml:space="preserve"> </w:t>
+      </w:r>
+      <w:proofErr w:type="spellStart"/>
+      <w:r>
+        <w:rPr>
+          <w:rFonts w:ascii="Times New Roman CYR" w:hAnsi="Times New Roman CYR"/>
+        </w:rPr>
+        <w:t>завдан</w:t>
+      </w:r>
+      <w:proofErr w:type="spellEnd"/>
       <w:r>
         <w:rPr>
           <w:rFonts w:ascii="Times New Roman CYR" w:hAnsi="Times New Roman CYR"/>
@@ -928,12 +1215,70 @@
         </w:rPr>
         <w:t>«</w:t>
       </w:r>
-      <w:r>
-        <w:rPr>
-          <w:b/>
-        </w:rPr>
-        <w:t>Нейромережа двонаправленої асоціативної пам'яті для шифрування</w:t>
-      </w:r>
+      <w:proofErr w:type="spellStart"/>
+      <w:r>
+        <w:rPr>
+          <w:b/>
+        </w:rPr>
+        <w:t>Нейромережа</w:t>
+      </w:r>
+      <w:proofErr w:type="spellEnd"/>
+      <w:r>
+        <w:rPr>
+          <w:b/>
+        </w:rPr>
+        <w:t xml:space="preserve"> </w:t>
+      </w:r>
+      <w:proofErr w:type="spellStart"/>
+      <w:r>
+        <w:rPr>
+          <w:b/>
+        </w:rPr>
+        <w:t>двонаправленої</w:t>
+      </w:r>
+      <w:proofErr w:type="spellEnd"/>
+      <w:r>
+        <w:rPr>
+          <w:b/>
+        </w:rPr>
+        <w:t xml:space="preserve"> </w:t>
+      </w:r>
+      <w:proofErr w:type="spellStart"/>
+      <w:r>
+        <w:rPr>
+          <w:b/>
+        </w:rPr>
+        <w:t>асоціативної</w:t>
+      </w:r>
+      <w:proofErr w:type="spellEnd"/>
+      <w:r>
+        <w:rPr>
+          <w:b/>
+        </w:rPr>
+        <w:t xml:space="preserve"> </w:t>
+      </w:r>
+      <w:proofErr w:type="spellStart"/>
+      <w:r>
+        <w:rPr>
+          <w:b/>
+        </w:rPr>
+        <w:t>пам'яті</w:t>
+      </w:r>
+      <w:proofErr w:type="spellEnd"/>
+      <w:r>
+        <w:rPr>
+          <w:b/>
+        </w:rPr>
+        <w:t xml:space="preserve"> для </w:t>
+      </w:r>
+      <w:proofErr w:type="spellStart"/>
+      <w:r>
+        <w:rPr>
+          <w:b/>
+        </w:rPr>
+        <w:t>шифрування</w:t>
+      </w:r>
+      <w:proofErr w:type="spellEnd"/>
     </w:p>
     <w:p>
       <w:pPr>
@@ -946,12 +1291,14 @@
           <w:lang w:val="uk-UA"/>
         </w:rPr>
       </w:pPr>
+      <w:proofErr w:type="spellStart"/>
       <w:r>
         <w:rPr>
           <w:b/>
         </w:rPr>
         <w:t>інформації</w:t>
       </w:r>
+      <w:proofErr w:type="spellEnd"/>
       <w:r>
         <w:rPr>
           <w:rFonts w:ascii="Times New Roman CYR" w:hAnsi="Times New Roman CYR"/>
@@ -987,8 +1334,18 @@
           <w:bCs/>
           <w:i/>
         </w:rPr>
-        <w:t>Мета роботи</w:t>
-      </w:r>
+        <w:t xml:space="preserve">Мета </w:t>
+      </w:r>
+      <w:proofErr w:type="spellStart"/>
+      <w:r>
+        <w:rPr>
+          <w:b/>
+          <w:bCs/>
+          <w:i/>
+        </w:rPr>
+        <w:t>роботи</w:t>
+      </w:r>
+      <w:proofErr w:type="spellEnd"/>
       <w:r>
         <w:t>:</w:t>
       </w:r>
@@ -998,12 +1355,112 @@
         </w:rPr>
         <w:t xml:space="preserve"> </w:t>
       </w:r>
+      <w:proofErr w:type="spellStart"/>
       <w:r>
         <w:rPr>
           <w:shd w:val="clear" w:color="auto" w:fill="FFFFFF"/>
         </w:rPr>
-        <w:t>Дослідження та реалізація нейромережі двонаправленої асоціативної пам'яті (BAM) для шифрування інформації</w:t>
-      </w:r>
+        <w:t>Дослідження</w:t>
+      </w:r>
+      <w:proofErr w:type="spellEnd"/>
+      <w:r>
+        <w:rPr>
+          <w:shd w:val="clear" w:color="auto" w:fill="FFFFFF"/>
+        </w:rPr>
+        <w:t xml:space="preserve"> та </w:t>
+      </w:r>
+      <w:proofErr w:type="spellStart"/>
+      <w:r>
+        <w:rPr>
+          <w:shd w:val="clear" w:color="auto" w:fill="FFFFFF"/>
+        </w:rPr>
+        <w:t>реалізація</w:t>
+      </w:r>
+      <w:proofErr w:type="spellEnd"/>
+      <w:r>
+        <w:rPr>
+          <w:shd w:val="clear" w:color="auto" w:fill="FFFFFF"/>
+        </w:rPr>
+        <w:t xml:space="preserve"> </w:t>
+      </w:r>
+      <w:proofErr w:type="spellStart"/>
+      <w:r>
+        <w:rPr>
+          <w:shd w:val="clear" w:color="auto" w:fill="FFFFFF"/>
+        </w:rPr>
+        <w:t>нейромережі</w:t>
+      </w:r>
+      <w:proofErr w:type="spellEnd"/>
+      <w:r>
+        <w:rPr>
+          <w:shd w:val="clear" w:color="auto" w:fill="FFFFFF"/>
+        </w:rPr>
+        <w:t xml:space="preserve"> </w:t>
+      </w:r>
+      <w:proofErr w:type="spellStart"/>
+      <w:r>
+        <w:rPr>
+          <w:shd w:val="clear" w:color="auto" w:fill="FFFFFF"/>
+        </w:rPr>
+        <w:t>двонаправленої</w:t>
+      </w:r>
+      <w:proofErr w:type="spellEnd"/>
+      <w:r>
+        <w:rPr>
+          <w:shd w:val="clear" w:color="auto" w:fill="FFFFFF"/>
+        </w:rPr>
+        <w:t xml:space="preserve"> </w:t>
+      </w:r>
+      <w:proofErr w:type="spellStart"/>
+      <w:r>
+        <w:rPr>
+          <w:shd w:val="clear" w:color="auto" w:fill="FFFFFF"/>
+        </w:rPr>
+        <w:t>асоціативної</w:t>
+      </w:r>
+      <w:proofErr w:type="spellEnd"/>
+      <w:r>
+        <w:rPr>
+          <w:shd w:val="clear" w:color="auto" w:fill="FFFFFF"/>
+        </w:rPr>
+        <w:t xml:space="preserve"> </w:t>
+      </w:r>
+      <w:proofErr w:type="spellStart"/>
+      <w:r>
+        <w:rPr>
+          <w:shd w:val="clear" w:color="auto" w:fill="FFFFFF"/>
+        </w:rPr>
+        <w:t>пам'яті</w:t>
+      </w:r>
+      <w:proofErr w:type="spellEnd"/>
+      <w:r>
+        <w:rPr>
+          <w:shd w:val="clear" w:color="auto" w:fill="FFFFFF"/>
+        </w:rPr>
+        <w:t xml:space="preserve"> (BAM) для </w:t>
+      </w:r>
+      <w:proofErr w:type="spellStart"/>
+      <w:r>
+        <w:rPr>
+          <w:shd w:val="clear" w:color="auto" w:fill="FFFFFF"/>
+        </w:rPr>
+        <w:t>шифрування</w:t>
+      </w:r>
+      <w:proofErr w:type="spellEnd"/>
+      <w:r>
+        <w:rPr>
+          <w:shd w:val="clear" w:color="auto" w:fill="FFFFFF"/>
+        </w:rPr>
+        <w:t xml:space="preserve"> </w:t>
+      </w:r>
+      <w:proofErr w:type="spellStart"/>
+      <w:r>
+        <w:rPr>
+          <w:shd w:val="clear" w:color="auto" w:fill="FFFFFF"/>
+        </w:rPr>
+        <w:t>інформації</w:t>
+      </w:r>
+      <w:proofErr w:type="spellEnd"/>
       <w:r>
         <w:rPr>
           <w:color w:val="000000"/>
@@ -1019,14 +1476,34 @@
         </w:numPr>
         <w:spacing w:line="360" w:lineRule="auto"/>
       </w:pPr>
+      <w:proofErr w:type="spellStart"/>
       <w:r>
         <w:rPr>
           <w:b/>
           <w:bCs/>
           <w:i/>
         </w:rPr>
-        <w:t>Завдання для виконання</w:t>
-      </w:r>
+        <w:t>Завдання</w:t>
+      </w:r>
+      <w:proofErr w:type="spellEnd"/>
+      <w:r>
+        <w:rPr>
+          <w:b/>
+          <w:bCs/>
+          <w:i/>
+        </w:rPr>
+        <w:t xml:space="preserve"> для </w:t>
+      </w:r>
+      <w:proofErr w:type="spellStart"/>
+      <w:r>
+        <w:rPr>
+          <w:b/>
+          <w:bCs/>
+          <w:i/>
+        </w:rPr>
+        <w:t>виконання</w:t>
+      </w:r>
+      <w:proofErr w:type="spellEnd"/>
       <w:r>
         <w:t>:</w:t>
       </w:r>
@@ -1084,23 +1561,57 @@
           <w:bCs/>
           <w:i/>
         </w:rPr>
-        <w:t>Протокол розв’язування завдань</w:t>
-      </w:r>
+        <w:t xml:space="preserve">Протокол </w:t>
+      </w:r>
+      <w:proofErr w:type="spellStart"/>
       <w:r>
         <w:rPr>
           <w:b/>
           <w:bCs/>
-        </w:rPr>
-        <w:t>.</w:t>
-      </w:r>
-    </w:p>
-    <w:p>
-      <w:pPr>
-        <w:pStyle w:val="CodeBlock2"/>
-      </w:pPr>
-      <w:r>
-        <w:t>import numpy</w:t>
-      </w:r>
+          <w:i/>
+        </w:rPr>
+        <w:t>розв’язування</w:t>
+      </w:r>
+      <w:proofErr w:type="spellEnd"/>
+      <w:r>
+        <w:rPr>
+          <w:b/>
+          <w:bCs/>
+          <w:i/>
+        </w:rPr>
+        <w:t xml:space="preserve"> </w:t>
+      </w:r>
+      <w:proofErr w:type="spellStart"/>
+      <w:r>
+        <w:rPr>
+          <w:b/>
+          <w:bCs/>
+          <w:i/>
+        </w:rPr>
+        <w:t>завдань</w:t>
+      </w:r>
+      <w:proofErr w:type="spellEnd"/>
+      <w:r>
+        <w:rPr>
+          <w:b/>
+          <w:bCs/>
+          <w:lang w:val="en-US"/>
+        </w:rPr>
+        <w:t>:</w:t>
+      </w:r>
+    </w:p>
+    <w:p>
+      <w:pPr>
+        <w:pStyle w:val="CodeBlock2"/>
+      </w:pPr>
+      <w:r>
+        <w:t xml:space="preserve">import </w:t>
+      </w:r>
+      <w:proofErr w:type="spellStart"/>
+      <w:r>
+        <w:t>numpy</w:t>
+      </w:r>
+      <w:proofErr w:type="spellEnd"/>
     </w:p>
     <w:p>
       <w:pPr>
@@ -1125,86 +1636,211 @@
         <w:pStyle w:val="CodeBlock2"/>
       </w:pPr>
       <w:r>
-        <w:t>def draw_bin_image(image_matrix):</w:t>
-      </w:r>
-    </w:p>
-    <w:p>
-      <w:pPr>
-        <w:pStyle w:val="CodeBlock2"/>
-      </w:pPr>
-      <w:r>
-        <w:t xml:space="preserve">    image_matrix = image_matrix.reshape((6, 5))</w:t>
-      </w:r>
-    </w:p>
-    <w:p>
-      <w:pPr>
-        <w:pStyle w:val="CodeBlock2"/>
-      </w:pPr>
-      <w:r>
-        <w:t xml:space="preserve">    for row in image_matrix.tolist():</w:t>
-      </w:r>
-    </w:p>
-    <w:p>
-      <w:pPr>
-        <w:pStyle w:val="CodeBlock2"/>
-      </w:pPr>
-      <w:r>
-        <w:t xml:space="preserve">        print('|' + ''.join([' * '[int(val)] for val in row]))</w:t>
-      </w:r>
-    </w:p>
-    <w:p>
-      <w:pPr>
-        <w:pStyle w:val="CodeBlock2"/>
-      </w:pPr>
-    </w:p>
-    <w:p>
-      <w:pPr>
-        <w:pStyle w:val="CodeBlock2"/>
-      </w:pPr>
-      <w:r>
-        <w:t>def to_bipolar(data):</w:t>
-      </w:r>
-    </w:p>
-    <w:p>
-      <w:pPr>
-        <w:pStyle w:val="CodeBlock2"/>
-      </w:pPr>
-      <w:r>
-        <w:t xml:space="preserve">    return numpy.where(data == 0, -1, 1)</w:t>
-      </w:r>
-    </w:p>
-    <w:p>
-      <w:pPr>
-        <w:pStyle w:val="CodeBlock2"/>
-      </w:pPr>
-    </w:p>
-    <w:p>
-      <w:pPr>
-        <w:pStyle w:val="CodeBlock2"/>
-      </w:pPr>
-      <w:r>
-        <w:t>def to_binary(data):</w:t>
-      </w:r>
-    </w:p>
-    <w:p>
-      <w:pPr>
-        <w:pStyle w:val="CodeBlock2"/>
-      </w:pPr>
-      <w:r>
-        <w:t xml:space="preserve">    return numpy.where(data == -1, 0, 1)</w:t>
-      </w:r>
-    </w:p>
-    <w:p>
-      <w:pPr>
-        <w:pStyle w:val="CodeBlock2"/>
-      </w:pPr>
-    </w:p>
-    <w:p>
-      <w:pPr>
-        <w:pStyle w:val="CodeBlock2"/>
-      </w:pPr>
-      <w:r>
-        <w:t>zero_bin = numpy.array([</w:t>
+        <w:t xml:space="preserve">def </w:t>
+      </w:r>
+      <w:proofErr w:type="spellStart"/>
+      <w:r>
+        <w:t>draw_bin_image</w:t>
+      </w:r>
+      <w:proofErr w:type="spellEnd"/>
+      <w:r>
+        <w:t>(</w:t>
+      </w:r>
+      <w:proofErr w:type="spellStart"/>
+      <w:r>
+        <w:t>image_matrix</w:t>
+      </w:r>
+      <w:proofErr w:type="spellEnd"/>
+      <w:r>
+        <w:t>):</w:t>
+      </w:r>
+    </w:p>
+    <w:p>
+      <w:pPr>
+        <w:pStyle w:val="CodeBlock2"/>
+      </w:pPr>
+      <w:r>
+        <w:t xml:space="preserve">    </w:t>
+      </w:r>
+      <w:proofErr w:type="spellStart"/>
+      <w:r>
+        <w:t>image_matrix</w:t>
+      </w:r>
+      <w:proofErr w:type="spellEnd"/>
+      <w:r>
+        <w:t xml:space="preserve"> = </w:t>
+      </w:r>
+      <w:proofErr w:type="spellStart"/>
+      <w:r>
+        <w:t>image_</w:t>
+      </w:r>
+      <w:proofErr w:type="gramStart"/>
+      <w:r>
+        <w:t>matrix.reshape</w:t>
+      </w:r>
+      <w:proofErr w:type="spellEnd"/>
+      <w:proofErr w:type="gramEnd"/>
+      <w:r>
+        <w:t>((6, 5))</w:t>
+      </w:r>
+    </w:p>
+    <w:p>
+      <w:pPr>
+        <w:pStyle w:val="CodeBlock2"/>
+      </w:pPr>
+      <w:r>
+        <w:t xml:space="preserve">    for row in </w:t>
+      </w:r>
+      <w:proofErr w:type="spellStart"/>
+      <w:r>
+        <w:t>image_</w:t>
+      </w:r>
+      <w:proofErr w:type="gramStart"/>
+      <w:r>
+        <w:t>matrix.tolist</w:t>
+      </w:r>
+      <w:proofErr w:type="spellEnd"/>
+      <w:proofErr w:type="gramEnd"/>
+      <w:r>
+        <w:t>():</w:t>
+      </w:r>
+    </w:p>
+    <w:p>
+      <w:pPr>
+        <w:pStyle w:val="CodeBlock2"/>
+      </w:pPr>
+      <w:r>
+        <w:t xml:space="preserve">        </w:t>
+      </w:r>
+      <w:proofErr w:type="gramStart"/>
+      <w:r>
+        <w:t>print(</w:t>
+      </w:r>
+      <w:proofErr w:type="gramEnd"/>
+      <w:r>
+        <w:t>'|' + ''.join([' * '[int(</w:t>
+      </w:r>
+      <w:proofErr w:type="spellStart"/>
+      <w:r>
+        <w:t>val</w:t>
+      </w:r>
+      <w:proofErr w:type="spellEnd"/>
+      <w:r>
+        <w:t xml:space="preserve">)] for </w:t>
+      </w:r>
+      <w:proofErr w:type="spellStart"/>
+      <w:r>
+        <w:t>val</w:t>
+      </w:r>
+      <w:proofErr w:type="spellEnd"/>
+      <w:r>
+        <w:t xml:space="preserve"> in row]))</w:t>
+      </w:r>
+    </w:p>
+    <w:p>
+      <w:pPr>
+        <w:pStyle w:val="CodeBlock2"/>
+      </w:pPr>
+    </w:p>
+    <w:p>
+      <w:pPr>
+        <w:pStyle w:val="CodeBlock2"/>
+      </w:pPr>
+      <w:r>
+        <w:t xml:space="preserve">def </w:t>
+      </w:r>
+      <w:proofErr w:type="spellStart"/>
+      <w:r>
+        <w:t>to_bipolar</w:t>
+      </w:r>
+      <w:proofErr w:type="spellEnd"/>
+      <w:r>
+        <w:t>(data):</w:t>
+      </w:r>
+    </w:p>
+    <w:p>
+      <w:pPr>
+        <w:pStyle w:val="CodeBlock2"/>
+      </w:pPr>
+      <w:r>
+        <w:t xml:space="preserve">    return </w:t>
+      </w:r>
+      <w:proofErr w:type="spellStart"/>
+      <w:proofErr w:type="gramStart"/>
+      <w:r>
+        <w:t>numpy.where</w:t>
+      </w:r>
+      <w:proofErr w:type="spellEnd"/>
+      <w:proofErr w:type="gramEnd"/>
+      <w:r>
+        <w:t>(data == 0, -1, 1)</w:t>
+      </w:r>
+    </w:p>
+    <w:p>
+      <w:pPr>
+        <w:pStyle w:val="CodeBlock2"/>
+      </w:pPr>
+    </w:p>
+    <w:p>
+      <w:pPr>
+        <w:pStyle w:val="CodeBlock2"/>
+      </w:pPr>
+      <w:r>
+        <w:t xml:space="preserve">def </w:t>
+      </w:r>
+      <w:proofErr w:type="spellStart"/>
+      <w:r>
+        <w:t>to_binary</w:t>
+      </w:r>
+      <w:proofErr w:type="spellEnd"/>
+      <w:r>
+        <w:t>(data):</w:t>
+      </w:r>
+    </w:p>
+    <w:p>
+      <w:pPr>
+        <w:pStyle w:val="CodeBlock2"/>
+      </w:pPr>
+      <w:r>
+        <w:t xml:space="preserve">    return </w:t>
+      </w:r>
+      <w:proofErr w:type="spellStart"/>
+      <w:proofErr w:type="gramStart"/>
+      <w:r>
+        <w:t>numpy.where</w:t>
+      </w:r>
+      <w:proofErr w:type="spellEnd"/>
+      <w:proofErr w:type="gramEnd"/>
+      <w:r>
+        <w:t>(data == -1, 0, 1)</w:t>
+      </w:r>
+    </w:p>
+    <w:p>
+      <w:pPr>
+        <w:pStyle w:val="CodeBlock2"/>
+      </w:pPr>
+    </w:p>
+    <w:p>
+      <w:pPr>
+        <w:pStyle w:val="CodeBlock2"/>
+      </w:pPr>
+      <w:proofErr w:type="spellStart"/>
+      <w:r>
+        <w:t>zero_bin</w:t>
+      </w:r>
+      <w:proofErr w:type="spellEnd"/>
+      <w:r>
+        <w:t xml:space="preserve"> = </w:t>
+      </w:r>
+      <w:proofErr w:type="spellStart"/>
+      <w:proofErr w:type="gramStart"/>
+      <w:r>
+        <w:t>numpy.array</w:t>
+      </w:r>
+      <w:proofErr w:type="spellEnd"/>
+      <w:proofErr w:type="gramEnd"/>
+      <w:r>
+        <w:t>([</w:t>
       </w:r>
     </w:p>
     <w:p>
@@ -1264,8 +1900,23 @@
       <w:pPr>
         <w:pStyle w:val="CodeBlock2"/>
       </w:pPr>
-      <w:r>
-        <w:t>one_bin = numpy.array([</w:t>
+      <w:proofErr w:type="spellStart"/>
+      <w:r>
+        <w:t>one_bin</w:t>
+      </w:r>
+      <w:proofErr w:type="spellEnd"/>
+      <w:r>
+        <w:t xml:space="preserve"> = </w:t>
+      </w:r>
+      <w:proofErr w:type="spellStart"/>
+      <w:proofErr w:type="gramStart"/>
+      <w:r>
+        <w:t>numpy.array</w:t>
+      </w:r>
+      <w:proofErr w:type="spellEnd"/>
+      <w:proofErr w:type="gramEnd"/>
+      <w:r>
+        <w:t>([</w:t>
       </w:r>
     </w:p>
     <w:p>
@@ -1325,8 +1976,23 @@
       <w:pPr>
         <w:pStyle w:val="CodeBlock2"/>
       </w:pPr>
-      <w:r>
-        <w:t>half_zero_bin = numpy.array([</w:t>
+      <w:proofErr w:type="spellStart"/>
+      <w:r>
+        <w:t>half_zero_bin</w:t>
+      </w:r>
+      <w:proofErr w:type="spellEnd"/>
+      <w:r>
+        <w:t xml:space="preserve"> = </w:t>
+      </w:r>
+      <w:proofErr w:type="spellStart"/>
+      <w:proofErr w:type="gramStart"/>
+      <w:r>
+        <w:t>numpy.array</w:t>
+      </w:r>
+      <w:proofErr w:type="spellEnd"/>
+      <w:proofErr w:type="gramEnd"/>
+      <w:r>
+        <w:t>([</w:t>
       </w:r>
     </w:p>
     <w:p>
@@ -1388,169 +2054,504 @@
         <w:pStyle w:val="CodeBlock2"/>
       </w:pPr>
       <w:r>
-        <w:t>X = to_bipolar(zero_bin)</w:t>
-      </w:r>
-    </w:p>
-    <w:p>
-      <w:pPr>
-        <w:pStyle w:val="CodeBlock2"/>
-      </w:pPr>
-      <w:r>
-        <w:t>Y = to_bipolar(one_bin)</w:t>
-      </w:r>
-    </w:p>
-    <w:p>
-      <w:pPr>
-        <w:pStyle w:val="CodeBlock2"/>
-      </w:pPr>
-    </w:p>
-    <w:p>
-      <w:pPr>
-        <w:pStyle w:val="CodeBlock2"/>
-      </w:pPr>
-      <w:r>
-        <w:t>W = numpy.outer(X, Y)</w:t>
-      </w:r>
-    </w:p>
-    <w:p>
-      <w:pPr>
-        <w:pStyle w:val="CodeBlock2"/>
-      </w:pPr>
-    </w:p>
-    <w:p>
-      <w:pPr>
-        <w:pStyle w:val="CodeBlock2"/>
-      </w:pPr>
-      <w:r>
-        <w:t>print("Запуск відновлення...")</w:t>
-      </w:r>
-    </w:p>
-    <w:p>
-      <w:pPr>
-        <w:pStyle w:val="CodeBlock2"/>
-      </w:pPr>
-    </w:p>
-    <w:p>
-      <w:pPr>
-        <w:pStyle w:val="CodeBlock2"/>
-      </w:pPr>
-      <w:r>
-        <w:t>X_corrupted = to_bipolar(half_zero_bin)</w:t>
-      </w:r>
-    </w:p>
-    <w:p>
-      <w:pPr>
-        <w:pStyle w:val="CodeBlock2"/>
-      </w:pPr>
-    </w:p>
-    <w:p>
-      <w:pPr>
-        <w:pStyle w:val="CodeBlock2"/>
-      </w:pPr>
-      <w:r>
-        <w:t>Y_recovered_bipolar = numpy.sign(numpy.dot(X_corrupted, W))</w:t>
-      </w:r>
-    </w:p>
-    <w:p>
-      <w:pPr>
-        <w:pStyle w:val="CodeBlock2"/>
-      </w:pPr>
-    </w:p>
-    <w:p>
-      <w:pPr>
-        <w:pStyle w:val="CodeBlock2"/>
-      </w:pPr>
-      <w:r>
-        <w:t>X_recovered_bipolar = numpy.sign(numpy.dot(Y_recovered_bipolar, W.T))</w:t>
-      </w:r>
-    </w:p>
-    <w:p>
-      <w:pPr>
-        <w:pStyle w:val="CodeBlock2"/>
-      </w:pPr>
-    </w:p>
-    <w:p>
-      <w:pPr>
-        <w:pStyle w:val="CodeBlock2"/>
-      </w:pPr>
-      <w:r>
-        <w:t>Y_final_bipolar = numpy.sign(numpy.dot(X_recovered_bipolar, W))</w:t>
-      </w:r>
-    </w:p>
-    <w:p>
-      <w:pPr>
-        <w:pStyle w:val="CodeBlock2"/>
-      </w:pPr>
-    </w:p>
-    <w:p>
-      <w:pPr>
-        <w:pStyle w:val="CodeBlock2"/>
-      </w:pPr>
-      <w:r>
-        <w:t>Y_final_binary = to_binary(Y_final_bipolar)</w:t>
-      </w:r>
-    </w:p>
-    <w:p>
-      <w:pPr>
-        <w:pStyle w:val="CodeBlock2"/>
-      </w:pPr>
-    </w:p>
-    <w:p>
-      <w:pPr>
-        <w:pStyle w:val="CodeBlock2"/>
-      </w:pPr>
-      <w:r>
-        <w:t>print("Вхід (пошкоджений 'zero'):")</w:t>
-      </w:r>
-    </w:p>
-    <w:p>
-      <w:pPr>
-        <w:pStyle w:val="CodeBlock2"/>
-      </w:pPr>
-      <w:r>
-        <w:t>draw_bin_image(half_zero_bin)</w:t>
-      </w:r>
-    </w:p>
-    <w:p>
-      <w:pPr>
-        <w:pStyle w:val="CodeBlock2"/>
-      </w:pPr>
-    </w:p>
-    <w:p>
-      <w:pPr>
-        <w:pStyle w:val="CodeBlock2"/>
-      </w:pPr>
-      <w:r>
-        <w:t>print("\nВідновлений вихід (має бути 'one'):")</w:t>
-      </w:r>
-    </w:p>
-    <w:p>
-      <w:pPr>
-        <w:pStyle w:val="CodeBlock2"/>
-      </w:pPr>
-      <w:r>
-        <w:t>draw_bin_image(Y_final_binary)</w:t>
-      </w:r>
-    </w:p>
-    <w:p>
-      <w:pPr>
-        <w:pStyle w:val="CodeBlock2"/>
-      </w:pPr>
-    </w:p>
-    <w:p>
-      <w:pPr>
-        <w:pStyle w:val="CodeBlock2"/>
-      </w:pPr>
-      <w:r>
-        <w:t>if numpy.array_equal(one_bin, Y_final_binary):</w:t>
-      </w:r>
-    </w:p>
-    <w:p>
-      <w:pPr>
-        <w:pStyle w:val="CodeBlock2"/>
-      </w:pPr>
-      <w:r>
-        <w:t xml:space="preserve">    print("\nРезультат: Успіх! Відновлений образ збігається з 'one'.")</w:t>
+        <w:t xml:space="preserve">X = </w:t>
+      </w:r>
+      <w:proofErr w:type="spellStart"/>
+      <w:r>
+        <w:t>to_bipolar</w:t>
+      </w:r>
+      <w:proofErr w:type="spellEnd"/>
+      <w:r>
+        <w:t>(</w:t>
+      </w:r>
+      <w:proofErr w:type="spellStart"/>
+      <w:r>
+        <w:t>zero_bin</w:t>
+      </w:r>
+      <w:proofErr w:type="spellEnd"/>
+      <w:r>
+        <w:t>)</w:t>
+      </w:r>
+    </w:p>
+    <w:p>
+      <w:pPr>
+        <w:pStyle w:val="CodeBlock2"/>
+      </w:pPr>
+      <w:r>
+        <w:t xml:space="preserve">Y = </w:t>
+      </w:r>
+      <w:proofErr w:type="spellStart"/>
+      <w:r>
+        <w:t>to_bipolar</w:t>
+      </w:r>
+      <w:proofErr w:type="spellEnd"/>
+      <w:r>
+        <w:t>(</w:t>
+      </w:r>
+      <w:proofErr w:type="spellStart"/>
+      <w:r>
+        <w:t>one_bin</w:t>
+      </w:r>
+      <w:proofErr w:type="spellEnd"/>
+      <w:r>
+        <w:t>)</w:t>
+      </w:r>
+    </w:p>
+    <w:p>
+      <w:pPr>
+        <w:pStyle w:val="CodeBlock2"/>
+      </w:pPr>
+    </w:p>
+    <w:p>
+      <w:pPr>
+        <w:pStyle w:val="CodeBlock2"/>
+      </w:pPr>
+      <w:r>
+        <w:t xml:space="preserve">W = </w:t>
+      </w:r>
+      <w:proofErr w:type="spellStart"/>
+      <w:proofErr w:type="gramStart"/>
+      <w:r>
+        <w:t>numpy.outer</w:t>
+      </w:r>
+      <w:proofErr w:type="spellEnd"/>
+      <w:proofErr w:type="gramEnd"/>
+      <w:r>
+        <w:t>(X, Y)</w:t>
+      </w:r>
+    </w:p>
+    <w:p>
+      <w:pPr>
+        <w:pStyle w:val="CodeBlock2"/>
+      </w:pPr>
+    </w:p>
+    <w:p>
+      <w:pPr>
+        <w:pStyle w:val="CodeBlock2"/>
+      </w:pPr>
+      <w:proofErr w:type="gramStart"/>
+      <w:r>
+        <w:t>print(</w:t>
+      </w:r>
+      <w:proofErr w:type="gramEnd"/>
+      <w:r>
+        <w:t>"</w:t>
+      </w:r>
+      <w:proofErr w:type="spellStart"/>
+      <w:r>
+        <w:t>Запуск</w:t>
+      </w:r>
+      <w:proofErr w:type="spellEnd"/>
+      <w:r>
+        <w:t xml:space="preserve"> </w:t>
+      </w:r>
+      <w:proofErr w:type="spellStart"/>
+      <w:r>
+        <w:t>відновлення</w:t>
+      </w:r>
+      <w:proofErr w:type="spellEnd"/>
+      <w:r>
+        <w:t>...")</w:t>
+      </w:r>
+    </w:p>
+    <w:p>
+      <w:pPr>
+        <w:pStyle w:val="CodeBlock2"/>
+      </w:pPr>
+    </w:p>
+    <w:p>
+      <w:pPr>
+        <w:pStyle w:val="CodeBlock2"/>
+      </w:pPr>
+      <w:proofErr w:type="spellStart"/>
+      <w:r>
+        <w:t>X_corrupted</w:t>
+      </w:r>
+      <w:proofErr w:type="spellEnd"/>
+      <w:r>
+        <w:t xml:space="preserve"> = </w:t>
+      </w:r>
+      <w:proofErr w:type="spellStart"/>
+      <w:r>
+        <w:t>to_bipolar</w:t>
+      </w:r>
+      <w:proofErr w:type="spellEnd"/>
+      <w:r>
+        <w:t>(</w:t>
+      </w:r>
+      <w:proofErr w:type="spellStart"/>
+      <w:r>
+        <w:t>half_zero_bin</w:t>
+      </w:r>
+      <w:proofErr w:type="spellEnd"/>
+      <w:r>
+        <w:t>)</w:t>
+      </w:r>
+    </w:p>
+    <w:p>
+      <w:pPr>
+        <w:pStyle w:val="CodeBlock2"/>
+      </w:pPr>
+    </w:p>
+    <w:p>
+      <w:pPr>
+        <w:pStyle w:val="CodeBlock2"/>
+      </w:pPr>
+      <w:proofErr w:type="spellStart"/>
+      <w:r>
+        <w:t>Y_recovered_bipolar</w:t>
+      </w:r>
+      <w:proofErr w:type="spellEnd"/>
+      <w:r>
+        <w:t xml:space="preserve"> = </w:t>
+      </w:r>
+      <w:proofErr w:type="spellStart"/>
+      <w:proofErr w:type="gramStart"/>
+      <w:r>
+        <w:t>numpy.sign</w:t>
+      </w:r>
+      <w:proofErr w:type="spellEnd"/>
+      <w:proofErr w:type="gramEnd"/>
+      <w:r>
+        <w:t>(numpy.dot(</w:t>
+      </w:r>
+      <w:proofErr w:type="spellStart"/>
+      <w:r>
+        <w:t>X_corrupted</w:t>
+      </w:r>
+      <w:proofErr w:type="spellEnd"/>
+      <w:r>
+        <w:t>, W))</w:t>
+      </w:r>
+    </w:p>
+    <w:p>
+      <w:pPr>
+        <w:pStyle w:val="CodeBlock2"/>
+      </w:pPr>
+    </w:p>
+    <w:p>
+      <w:pPr>
+        <w:pStyle w:val="CodeBlock2"/>
+      </w:pPr>
+      <w:proofErr w:type="spellStart"/>
+      <w:r>
+        <w:t>X_recovered_bipolar</w:t>
+      </w:r>
+      <w:proofErr w:type="spellEnd"/>
+      <w:r>
+        <w:t xml:space="preserve"> = </w:t>
+      </w:r>
+      <w:proofErr w:type="spellStart"/>
+      <w:proofErr w:type="gramStart"/>
+      <w:r>
+        <w:t>numpy.sign</w:t>
+      </w:r>
+      <w:proofErr w:type="spellEnd"/>
+      <w:proofErr w:type="gramEnd"/>
+      <w:r>
+        <w:t>(numpy.dot(</w:t>
+      </w:r>
+      <w:proofErr w:type="spellStart"/>
+      <w:r>
+        <w:t>Y_recovered_bipolar</w:t>
+      </w:r>
+      <w:proofErr w:type="spellEnd"/>
+      <w:r>
+        <w:t>, W.T))</w:t>
+      </w:r>
+    </w:p>
+    <w:p>
+      <w:pPr>
+        <w:pStyle w:val="CodeBlock2"/>
+      </w:pPr>
+    </w:p>
+    <w:p>
+      <w:pPr>
+        <w:pStyle w:val="CodeBlock2"/>
+      </w:pPr>
+      <w:proofErr w:type="spellStart"/>
+      <w:r>
+        <w:t>Y_final_bipolar</w:t>
+      </w:r>
+      <w:proofErr w:type="spellEnd"/>
+      <w:r>
+        <w:t xml:space="preserve"> = </w:t>
+      </w:r>
+      <w:proofErr w:type="spellStart"/>
+      <w:proofErr w:type="gramStart"/>
+      <w:r>
+        <w:t>numpy.sign</w:t>
+      </w:r>
+      <w:proofErr w:type="spellEnd"/>
+      <w:proofErr w:type="gramEnd"/>
+      <w:r>
+        <w:t>(numpy.dot(</w:t>
+      </w:r>
+      <w:proofErr w:type="spellStart"/>
+      <w:r>
+        <w:t>X_recovered_bipolar</w:t>
+      </w:r>
+      <w:proofErr w:type="spellEnd"/>
+      <w:r>
+        <w:t>, W))</w:t>
+      </w:r>
+    </w:p>
+    <w:p>
+      <w:pPr>
+        <w:pStyle w:val="CodeBlock2"/>
+      </w:pPr>
+    </w:p>
+    <w:p>
+      <w:pPr>
+        <w:pStyle w:val="CodeBlock2"/>
+      </w:pPr>
+      <w:proofErr w:type="spellStart"/>
+      <w:r>
+        <w:t>Y_final_binary</w:t>
+      </w:r>
+      <w:proofErr w:type="spellEnd"/>
+      <w:r>
+        <w:t xml:space="preserve"> = </w:t>
+      </w:r>
+      <w:proofErr w:type="spellStart"/>
+      <w:r>
+        <w:t>to_binary</w:t>
+      </w:r>
+      <w:proofErr w:type="spellEnd"/>
+      <w:r>
+        <w:t>(</w:t>
+      </w:r>
+      <w:proofErr w:type="spellStart"/>
+      <w:r>
+        <w:t>Y_final_bipolar</w:t>
+      </w:r>
+      <w:proofErr w:type="spellEnd"/>
+      <w:r>
+        <w:t>)</w:t>
+      </w:r>
+    </w:p>
+    <w:p>
+      <w:pPr>
+        <w:pStyle w:val="CodeBlock2"/>
+      </w:pPr>
+    </w:p>
+    <w:p>
+      <w:pPr>
+        <w:pStyle w:val="CodeBlock2"/>
+      </w:pPr>
+      <w:proofErr w:type="gramStart"/>
+      <w:r>
+        <w:t>print(</w:t>
+      </w:r>
+      <w:proofErr w:type="gramEnd"/>
+      <w:r>
+        <w:t>"</w:t>
+      </w:r>
+      <w:proofErr w:type="spellStart"/>
+      <w:r>
+        <w:t>Вхід</w:t>
+      </w:r>
+      <w:proofErr w:type="spellEnd"/>
+      <w:r>
+        <w:t xml:space="preserve"> (</w:t>
+      </w:r>
+      <w:proofErr w:type="spellStart"/>
+      <w:r>
+        <w:t>пошкоджений</w:t>
+      </w:r>
+      <w:proofErr w:type="spellEnd"/>
+      <w:r>
+        <w:t xml:space="preserve"> 'zero'):")</w:t>
+      </w:r>
+    </w:p>
+    <w:p>
+      <w:pPr>
+        <w:pStyle w:val="CodeBlock2"/>
+      </w:pPr>
+      <w:proofErr w:type="spellStart"/>
+      <w:r>
+        <w:t>draw_bin_image</w:t>
+      </w:r>
+      <w:proofErr w:type="spellEnd"/>
+      <w:r>
+        <w:t>(</w:t>
+      </w:r>
+      <w:proofErr w:type="spellStart"/>
+      <w:r>
+        <w:t>half_zero_bin</w:t>
+      </w:r>
+      <w:proofErr w:type="spellEnd"/>
+      <w:r>
+        <w:t>)</w:t>
+      </w:r>
+    </w:p>
+    <w:p>
+      <w:pPr>
+        <w:pStyle w:val="CodeBlock2"/>
+      </w:pPr>
+    </w:p>
+    <w:p>
+      <w:pPr>
+        <w:pStyle w:val="CodeBlock2"/>
+      </w:pPr>
+      <w:proofErr w:type="gramStart"/>
+      <w:r>
+        <w:t>print(</w:t>
+      </w:r>
+      <w:proofErr w:type="gramEnd"/>
+      <w:r>
+        <w:t>"\</w:t>
+      </w:r>
+      <w:proofErr w:type="spellStart"/>
+      <w:r>
+        <w:t>nВідновлений</w:t>
+      </w:r>
+      <w:proofErr w:type="spellEnd"/>
+      <w:r>
+        <w:t xml:space="preserve"> </w:t>
+      </w:r>
+      <w:proofErr w:type="spellStart"/>
+      <w:r>
+        <w:t>вихід</w:t>
+      </w:r>
+      <w:proofErr w:type="spellEnd"/>
+      <w:r>
+        <w:t xml:space="preserve"> (</w:t>
+      </w:r>
+      <w:proofErr w:type="spellStart"/>
+      <w:r>
+        <w:t>має</w:t>
+      </w:r>
+      <w:proofErr w:type="spellEnd"/>
+      <w:r>
+        <w:t xml:space="preserve"> </w:t>
+      </w:r>
+      <w:proofErr w:type="spellStart"/>
+      <w:r>
+        <w:t>бути</w:t>
+      </w:r>
+      <w:proofErr w:type="spellEnd"/>
+      <w:r>
+        <w:t xml:space="preserve"> 'one'):")</w:t>
+      </w:r>
+    </w:p>
+    <w:p>
+      <w:pPr>
+        <w:pStyle w:val="CodeBlock2"/>
+      </w:pPr>
+      <w:proofErr w:type="spellStart"/>
+      <w:r>
+        <w:t>draw_bin_image</w:t>
+      </w:r>
+      <w:proofErr w:type="spellEnd"/>
+      <w:r>
+        <w:t>(</w:t>
+      </w:r>
+      <w:proofErr w:type="spellStart"/>
+      <w:r>
+        <w:t>Y_final_binary</w:t>
+      </w:r>
+      <w:proofErr w:type="spellEnd"/>
+      <w:r>
+        <w:t>)</w:t>
+      </w:r>
+    </w:p>
+    <w:p>
+      <w:pPr>
+        <w:pStyle w:val="CodeBlock2"/>
+      </w:pPr>
+    </w:p>
+    <w:p>
+      <w:pPr>
+        <w:pStyle w:val="CodeBlock2"/>
+      </w:pPr>
+      <w:r>
+        <w:t xml:space="preserve">if </w:t>
+      </w:r>
+      <w:proofErr w:type="spellStart"/>
+      <w:proofErr w:type="gramStart"/>
+      <w:r>
+        <w:t>numpy.array</w:t>
+      </w:r>
+      <w:proofErr w:type="gramEnd"/>
+      <w:r>
+        <w:t>_equal</w:t>
+      </w:r>
+      <w:proofErr w:type="spellEnd"/>
+      <w:r>
+        <w:t>(</w:t>
+      </w:r>
+      <w:proofErr w:type="spellStart"/>
+      <w:r>
+        <w:t>one_bin</w:t>
+      </w:r>
+      <w:proofErr w:type="spellEnd"/>
+      <w:r>
+        <w:t xml:space="preserve">, </w:t>
+      </w:r>
+      <w:proofErr w:type="spellStart"/>
+      <w:r>
+        <w:t>Y_final_binary</w:t>
+      </w:r>
+      <w:proofErr w:type="spellEnd"/>
+      <w:r>
+        <w:t>):</w:t>
+      </w:r>
+    </w:p>
+    <w:p>
+      <w:pPr>
+        <w:pStyle w:val="CodeBlock2"/>
+      </w:pPr>
+      <w:r>
+        <w:t xml:space="preserve">    </w:t>
+      </w:r>
+      <w:proofErr w:type="gramStart"/>
+      <w:r>
+        <w:t>print(</w:t>
+      </w:r>
+      <w:proofErr w:type="gramEnd"/>
+      <w:r>
+        <w:t>"\</w:t>
+      </w:r>
+      <w:proofErr w:type="spellStart"/>
+      <w:r>
+        <w:t>nРезультат</w:t>
+      </w:r>
+      <w:proofErr w:type="spellEnd"/>
+      <w:r>
+        <w:t xml:space="preserve">: </w:t>
+      </w:r>
+      <w:proofErr w:type="spellStart"/>
+      <w:r>
+        <w:t>Успіх</w:t>
+      </w:r>
+      <w:proofErr w:type="spellEnd"/>
+      <w:r>
+        <w:t xml:space="preserve">! </w:t>
+      </w:r>
+      <w:proofErr w:type="spellStart"/>
+      <w:r>
+        <w:t>Відновлений</w:t>
+      </w:r>
+      <w:proofErr w:type="spellEnd"/>
+      <w:r>
+        <w:t xml:space="preserve"> </w:t>
+      </w:r>
+      <w:proofErr w:type="spellStart"/>
+      <w:r>
+        <w:t>образ</w:t>
+      </w:r>
+      <w:proofErr w:type="spellEnd"/>
+      <w:r>
+        <w:t xml:space="preserve"> </w:t>
+      </w:r>
+      <w:proofErr w:type="spellStart"/>
+      <w:r>
+        <w:t>збігається</w:t>
+      </w:r>
+      <w:proofErr w:type="spellEnd"/>
+      <w:r>
+        <w:t xml:space="preserve"> з 'one'.")</w:t>
       </w:r>
     </w:p>
     <w:p>
@@ -1566,7 +2567,63 @@
         <w:pStyle w:val="CodeBlock2"/>
       </w:pPr>
       <w:r>
-        <w:t xml:space="preserve">    print("\nРезультат: Помилка. Відновлений образ не збігається.")</w:t>
+        <w:t xml:space="preserve">    </w:t>
+      </w:r>
+      <w:proofErr w:type="gramStart"/>
+      <w:r>
+        <w:t>print(</w:t>
+      </w:r>
+      <w:proofErr w:type="gramEnd"/>
+      <w:r>
+        <w:t>"\</w:t>
+      </w:r>
+      <w:proofErr w:type="spellStart"/>
+      <w:r>
+        <w:t>nРезультат</w:t>
+      </w:r>
+      <w:proofErr w:type="spellEnd"/>
+      <w:r>
+        <w:t xml:space="preserve">: </w:t>
+      </w:r>
+      <w:proofErr w:type="spellStart"/>
+      <w:r>
+        <w:t>Помилка</w:t>
+      </w:r>
+      <w:proofErr w:type="spellEnd"/>
+      <w:r>
+        <w:t xml:space="preserve">. </w:t>
+      </w:r>
+      <w:proofErr w:type="spellStart"/>
+      <w:r>
+        <w:t>Відновлений</w:t>
+      </w:r>
+      <w:proofErr w:type="spellEnd"/>
+      <w:r>
+        <w:t xml:space="preserve"> </w:t>
+      </w:r>
+      <w:proofErr w:type="spellStart"/>
+      <w:r>
+        <w:t>образ</w:t>
+      </w:r>
+      <w:proofErr w:type="spellEnd"/>
+      <w:r>
+        <w:t xml:space="preserve"> </w:t>
+      </w:r>
+      <w:proofErr w:type="spellStart"/>
+      <w:r>
+        <w:t>не</w:t>
+      </w:r>
+      <w:proofErr w:type="spellEnd"/>
+      <w:r>
+        <w:t xml:space="preserve"> </w:t>
+      </w:r>
+      <w:proofErr w:type="spellStart"/>
+      <w:r>
+        <w:t>збігається</w:t>
+      </w:r>
+      <w:proofErr w:type="spellEnd"/>
+      <w:r>
+        <w:t>.")</w:t>
       </w:r>
     </w:p>
     <w:p>
@@ -1630,6 +2687,244 @@
             </a:graphic>
           </wp:inline>
         </w:drawing>
+      </w:r>
+    </w:p>
+    <w:p>
+      <w:pPr>
+        <w:spacing w:after="160" w:line="360" w:lineRule="auto"/>
+        <w:rPr>
+          <w:lang w:val="en-US"/>
+        </w:rPr>
+      </w:pPr>
+      <w:r>
+        <w:rPr>
+          <w:lang w:val="en-US"/>
+        </w:rPr>
+        <w:br w:type="page"/>
+      </w:r>
+    </w:p>
+    <w:p>
+      <w:pPr>
+        <w:pStyle w:val="ListParagraph"/>
+        <w:numPr>
+          <w:ilvl w:val="0"/>
+          <w:numId w:val="1"/>
+        </w:numPr>
+        <w:spacing w:line="360" w:lineRule="auto"/>
+        <w:rPr>
+          <w:b/>
+          <w:bCs/>
+          <w:lang w:val="en-US"/>
+        </w:rPr>
+      </w:pPr>
+      <w:r>
+        <w:rPr>
+          <w:b/>
+          <w:bCs/>
+          <w:lang w:val="uk-UA"/>
+        </w:rPr>
+        <w:lastRenderedPageBreak/>
+        <w:t>Висновки</w:t>
+      </w:r>
+      <w:r>
+        <w:rPr>
+          <w:b/>
+          <w:bCs/>
+          <w:lang w:val="en-US"/>
+        </w:rPr>
+        <w:t>:</w:t>
+      </w:r>
+    </w:p>
+    <w:p>
+      <w:pPr>
+        <w:spacing w:line="360" w:lineRule="auto"/>
+        <w:ind w:firstLine="720"/>
+        <w:jc w:val="both"/>
+        <w:rPr>
+          <w:lang w:val="uk-UA" w:eastAsia="en-GB"/>
+        </w:rPr>
+      </w:pPr>
+      <w:r>
+        <w:rPr>
+          <w:lang w:val="uk-UA"/>
+        </w:rPr>
+        <w:t xml:space="preserve">Під час виконання лабораторної роботи було досліджено принципи роботи та програмно реалізовано </w:t>
+      </w:r>
+      <w:proofErr w:type="spellStart"/>
+      <w:r>
+        <w:rPr>
+          <w:lang w:val="uk-UA"/>
+        </w:rPr>
+        <w:t>нейромережу</w:t>
+      </w:r>
+      <w:proofErr w:type="spellEnd"/>
+      <w:r>
+        <w:rPr>
+          <w:lang w:val="uk-UA"/>
+        </w:rPr>
+        <w:t xml:space="preserve"> </w:t>
+      </w:r>
+      <w:proofErr w:type="spellStart"/>
+      <w:r>
+        <w:rPr>
+          <w:lang w:val="uk-UA"/>
+        </w:rPr>
+        <w:t>двонаправленої</w:t>
+      </w:r>
+      <w:proofErr w:type="spellEnd"/>
+      <w:r>
+        <w:rPr>
+          <w:lang w:val="uk-UA"/>
+        </w:rPr>
+        <w:t xml:space="preserve"> асоціативної пам'яті (BAM </w:t>
+      </w:r>
+      <w:r>
+        <w:rPr>
+          <w:lang w:val="uk-UA"/>
+        </w:rPr>
+        <w:t>-</w:t>
+      </w:r>
+      <w:proofErr w:type="spellStart"/>
+      <w:r>
+        <w:rPr>
+          <w:lang w:val="uk-UA"/>
+        </w:rPr>
+        <w:t>Bidirectional</w:t>
+      </w:r>
+      <w:proofErr w:type="spellEnd"/>
+      <w:r>
+        <w:rPr>
+          <w:lang w:val="uk-UA"/>
+        </w:rPr>
+        <w:t xml:space="preserve"> </w:t>
+      </w:r>
+      <w:proofErr w:type="spellStart"/>
+      <w:r>
+        <w:rPr>
+          <w:lang w:val="uk-UA"/>
+        </w:rPr>
+        <w:t>Associative</w:t>
+      </w:r>
+      <w:proofErr w:type="spellEnd"/>
+      <w:r>
+        <w:rPr>
+          <w:lang w:val="uk-UA"/>
+        </w:rPr>
+        <w:t xml:space="preserve"> </w:t>
+      </w:r>
+      <w:proofErr w:type="spellStart"/>
+      <w:r>
+        <w:rPr>
+          <w:lang w:val="uk-UA"/>
+        </w:rPr>
+        <w:t>Memory</w:t>
+      </w:r>
+      <w:proofErr w:type="spellEnd"/>
+      <w:r>
+        <w:rPr>
+          <w:lang w:val="uk-UA"/>
+        </w:rPr>
+        <w:t>).</w:t>
+      </w:r>
+    </w:p>
+    <w:p>
+      <w:pPr>
+        <w:spacing w:line="360" w:lineRule="auto"/>
+        <w:ind w:firstLine="720"/>
+        <w:jc w:val="both"/>
+        <w:rPr>
+          <w:lang w:val="uk-UA"/>
+        </w:rPr>
+      </w:pPr>
+      <w:r>
+        <w:rPr>
+          <w:lang w:val="uk-UA"/>
+        </w:rPr>
+        <w:t xml:space="preserve">Основним завданням було моделювання процесу шифрування (створення асоціації) та дешифрування (відновлення) інформації. Для цього було сформовано пари бінарних векторів і розраховано матрицю ваг мережі, використовуючи правило навчання </w:t>
+      </w:r>
+      <w:proofErr w:type="spellStart"/>
+      <w:r>
+        <w:rPr>
+          <w:lang w:val="uk-UA"/>
+        </w:rPr>
+        <w:t>Хебба</w:t>
+      </w:r>
+      <w:proofErr w:type="spellEnd"/>
+      <w:r>
+        <w:rPr>
+          <w:lang w:val="uk-UA"/>
+        </w:rPr>
+        <w:t>.</w:t>
+      </w:r>
+    </w:p>
+    <w:p>
+      <w:pPr>
+        <w:spacing w:line="360" w:lineRule="auto"/>
+        <w:ind w:firstLine="720"/>
+        <w:jc w:val="both"/>
+        <w:rPr>
+          <w:lang w:val="uk-UA"/>
+        </w:rPr>
+      </w:pPr>
+      <w:r>
+        <w:rPr>
+          <w:lang w:val="uk-UA"/>
+        </w:rPr>
+        <w:t>У ході експерименту на вхід мережі подавався «пошкоджений» вектор (із втратою 50% інформації). Результати моделювання показали, що мережа здатна успішно відновити повний цільовий образ завдяки реверберації сигналу між шарами. Це підтверджує високу завадостійкість (</w:t>
+      </w:r>
+      <w:proofErr w:type="spellStart"/>
+      <w:r>
+        <w:rPr>
+          <w:lang w:val="uk-UA"/>
+        </w:rPr>
+        <w:t>noise</w:t>
+      </w:r>
+      <w:proofErr w:type="spellEnd"/>
+      <w:r>
+        <w:rPr>
+          <w:lang w:val="uk-UA"/>
+        </w:rPr>
+        <w:t xml:space="preserve"> </w:t>
+      </w:r>
+      <w:proofErr w:type="spellStart"/>
+      <w:r>
+        <w:rPr>
+          <w:lang w:val="uk-UA"/>
+        </w:rPr>
+        <w:t>immunity</w:t>
+      </w:r>
+      <w:proofErr w:type="spellEnd"/>
+      <w:r>
+        <w:rPr>
+          <w:lang w:val="uk-UA"/>
+        </w:rPr>
+        <w:t>) архітектури BAM та її ефективність у</w:t>
+      </w:r>
+      <w:r>
+        <w:rPr>
+          <w:lang w:val="uk-UA"/>
+        </w:rPr>
+        <w:t xml:space="preserve"> </w:t>
+      </w:r>
+      <w:r>
+        <w:rPr>
+          <w:lang w:val="uk-UA"/>
+        </w:rPr>
+        <w:t xml:space="preserve">задачах розпізнавання образів і відновлення даних, що може бути використано як базовий механізм у системах </w:t>
+      </w:r>
+      <w:proofErr w:type="spellStart"/>
+      <w:r>
+        <w:rPr>
+          <w:lang w:val="uk-UA"/>
+        </w:rPr>
+        <w:t>кібербезпеки</w:t>
+      </w:r>
+      <w:proofErr w:type="spellEnd"/>
+      <w:r>
+        <w:rPr>
+          <w:lang w:val="uk-UA"/>
+        </w:rPr>
+        <w:t xml:space="preserve"> для забезпечення цілісності інформації.</w:t>
       </w:r>
     </w:p>
     <w:sectPr>

--- a/Year 1/Природно-надійні системи кібербезпеки/Звіт_1.docx
+++ b/Year 1/Природно-надійні системи кібербезпеки/Звіт_1.docx
@@ -4,191 +4,78 @@
   <w:body>
     <w:p>
       <w:pPr>
-        <w:spacing w:before="120"/>
         <w:jc w:val="center"/>
         <w:rPr>
-          <w:b/>
-          <w:lang w:val="uk-UA"/>
-        </w:rPr>
-      </w:pPr>
-      <w:r>
-        <w:rPr>
-          <w:b/>
-          <w:lang w:val="uk-UA"/>
-        </w:rPr>
-        <w:t>Додаток 1.</w:t>
-      </w:r>
-    </w:p>
-    <w:p>
-      <w:pPr>
-        <w:spacing w:before="120"/>
-        <w:jc w:val="both"/>
-      </w:pPr>
+          <w:bCs/>
+          <w:sz w:val="28"/>
+          <w:szCs w:val="28"/>
+          <w:lang w:val="uk-UA"/>
+        </w:rPr>
+      </w:pPr>
+      <w:r>
+        <w:rPr>
+          <w:bCs/>
+          <w:sz w:val="28"/>
+          <w:szCs w:val="28"/>
+          <w:lang w:val="uk-UA"/>
+        </w:rPr>
+        <w:t>Міністерство освіти і науки України</w:t>
+      </w:r>
     </w:p>
     <w:p>
       <w:pPr>
         <w:jc w:val="center"/>
         <w:rPr>
-          <w:rFonts w:ascii="Times New Roman CYR" w:hAnsi="Times New Roman CYR"/>
-          <w:b/>
-          <w:sz w:val="28"/>
-          <w:szCs w:val="28"/>
-        </w:rPr>
-      </w:pPr>
-      <w:proofErr w:type="spellStart"/>
-      <w:r>
-        <w:rPr>
-          <w:rFonts w:ascii="Times New Roman CYR" w:hAnsi="Times New Roman CYR"/>
-          <w:b/>
-          <w:sz w:val="28"/>
-          <w:szCs w:val="28"/>
-        </w:rPr>
-        <w:t>Міністерство</w:t>
-      </w:r>
-      <w:proofErr w:type="spellEnd"/>
-      <w:r>
-        <w:rPr>
-          <w:rFonts w:ascii="Times New Roman CYR" w:hAnsi="Times New Roman CYR"/>
-          <w:b/>
-          <w:sz w:val="28"/>
-          <w:szCs w:val="28"/>
-        </w:rPr>
-        <w:t xml:space="preserve"> </w:t>
-      </w:r>
-      <w:proofErr w:type="spellStart"/>
-      <w:r>
-        <w:rPr>
-          <w:rFonts w:ascii="Times New Roman CYR" w:hAnsi="Times New Roman CYR"/>
-          <w:b/>
-          <w:sz w:val="28"/>
-          <w:szCs w:val="28"/>
-        </w:rPr>
-        <w:t>освіти</w:t>
-      </w:r>
-      <w:proofErr w:type="spellEnd"/>
-      <w:r>
-        <w:rPr>
-          <w:rFonts w:ascii="Times New Roman CYR" w:hAnsi="Times New Roman CYR"/>
-          <w:b/>
-          <w:sz w:val="28"/>
-          <w:szCs w:val="28"/>
-        </w:rPr>
-        <w:t xml:space="preserve"> і науки </w:t>
-      </w:r>
-      <w:proofErr w:type="spellStart"/>
-      <w:r>
-        <w:rPr>
-          <w:rFonts w:ascii="Times New Roman CYR" w:hAnsi="Times New Roman CYR"/>
-          <w:b/>
-          <w:sz w:val="28"/>
-          <w:szCs w:val="28"/>
-        </w:rPr>
-        <w:t>України</w:t>
-      </w:r>
-      <w:proofErr w:type="spellEnd"/>
+          <w:bCs/>
+          <w:sz w:val="28"/>
+          <w:szCs w:val="28"/>
+          <w:lang w:val="uk-UA"/>
+        </w:rPr>
+      </w:pPr>
+      <w:r>
+        <w:rPr>
+          <w:bCs/>
+          <w:sz w:val="28"/>
+          <w:szCs w:val="28"/>
+          <w:lang w:val="uk-UA"/>
+        </w:rPr>
+        <w:t>Черкаський державний технологічний університет</w:t>
+      </w:r>
+    </w:p>
+    <w:p>
+      <w:pPr>
+        <w:rPr>
+          <w:bCs/>
+          <w:sz w:val="28"/>
+          <w:szCs w:val="28"/>
+          <w:lang w:val="uk-UA"/>
+        </w:rPr>
+      </w:pPr>
     </w:p>
     <w:p>
       <w:pPr>
         <w:jc w:val="center"/>
         <w:rPr>
-          <w:rFonts w:ascii="Times New Roman CYR" w:hAnsi="Times New Roman CYR"/>
-          <w:b/>
-          <w:sz w:val="28"/>
-          <w:szCs w:val="28"/>
-        </w:rPr>
-      </w:pPr>
-      <w:proofErr w:type="spellStart"/>
-      <w:r>
-        <w:rPr>
-          <w:rFonts w:ascii="Times New Roman CYR" w:hAnsi="Times New Roman CYR"/>
-          <w:b/>
-          <w:sz w:val="28"/>
-          <w:szCs w:val="28"/>
-        </w:rPr>
-        <w:t>Черкаський</w:t>
-      </w:r>
-      <w:proofErr w:type="spellEnd"/>
-      <w:r>
-        <w:rPr>
-          <w:rFonts w:ascii="Times New Roman CYR" w:hAnsi="Times New Roman CYR"/>
-          <w:b/>
-          <w:sz w:val="28"/>
-          <w:szCs w:val="28"/>
-        </w:rPr>
-        <w:t xml:space="preserve"> </w:t>
-      </w:r>
-      <w:r>
-        <w:rPr>
-          <w:rFonts w:ascii="Times New Roman CYR" w:hAnsi="Times New Roman CYR"/>
-          <w:b/>
-          <w:sz w:val="28"/>
-          <w:szCs w:val="28"/>
-          <w:lang w:val="uk-UA"/>
-        </w:rPr>
-        <w:t xml:space="preserve">державний технологічний </w:t>
-      </w:r>
-      <w:proofErr w:type="spellStart"/>
-      <w:r>
-        <w:rPr>
-          <w:rFonts w:ascii="Times New Roman CYR" w:hAnsi="Times New Roman CYR"/>
-          <w:b/>
-          <w:sz w:val="28"/>
-          <w:szCs w:val="28"/>
-        </w:rPr>
-        <w:t>університет</w:t>
-      </w:r>
-      <w:proofErr w:type="spellEnd"/>
+          <w:bCs/>
+          <w:sz w:val="28"/>
+          <w:szCs w:val="28"/>
+          <w:lang w:val="uk-UA"/>
+        </w:rPr>
+      </w:pPr>
     </w:p>
     <w:p>
       <w:pPr>
         <w:jc w:val="center"/>
         <w:rPr>
-          <w:rFonts w:ascii="Times New Roman CYR" w:hAnsi="Times New Roman CYR"/>
-          <w:b/>
-          <w:sz w:val="28"/>
-          <w:szCs w:val="28"/>
-        </w:rPr>
-      </w:pPr>
-    </w:p>
-    <w:p>
-      <w:pPr>
-        <w:jc w:val="center"/>
-        <w:rPr>
-          <w:rFonts w:ascii="Times New Roman CYR" w:hAnsi="Times New Roman CYR"/>
-          <w:b/>
-          <w:sz w:val="28"/>
-          <w:szCs w:val="28"/>
-          <w:lang w:val="uk-UA"/>
-        </w:rPr>
-      </w:pPr>
-    </w:p>
-    <w:p>
-      <w:pPr>
-        <w:jc w:val="center"/>
-        <w:rPr>
-          <w:rFonts w:ascii="Times New Roman CYR" w:hAnsi="Times New Roman CYR"/>
-          <w:b/>
-          <w:sz w:val="28"/>
-          <w:szCs w:val="28"/>
-          <w:lang w:val="uk-UA"/>
-        </w:rPr>
-      </w:pPr>
-    </w:p>
-    <w:p>
-      <w:pPr>
-        <w:jc w:val="center"/>
-        <w:rPr>
-          <w:rFonts w:ascii="Times New Roman CYR" w:hAnsi="Times New Roman CYR"/>
-          <w:b/>
-          <w:sz w:val="28"/>
-          <w:szCs w:val="28"/>
-          <w:lang w:val="uk-UA"/>
-        </w:rPr>
-      </w:pPr>
-      <w:r>
-        <w:rPr>
-          <w:rFonts w:ascii="Times New Roman CYR" w:hAnsi="Times New Roman CYR"/>
-          <w:b/>
+          <w:bCs/>
+          <w:sz w:val="28"/>
+          <w:szCs w:val="28"/>
+          <w:lang w:val="uk-UA"/>
+        </w:rPr>
+      </w:pPr>
+      <w:r>
+        <w:rPr>
+          <w:bCs/>
           <w:sz w:val="28"/>
           <w:szCs w:val="28"/>
           <w:lang w:val="uk-UA"/>
@@ -200,8 +87,10 @@
       <w:pPr>
         <w:ind w:left="709"/>
         <w:rPr>
-          <w:rFonts w:ascii="Times New Roman CYR" w:hAnsi="Times New Roman CYR"/>
-          <w:sz w:val="20"/>
+          <w:bCs/>
+          <w:sz w:val="28"/>
+          <w:szCs w:val="28"/>
+          <w:lang w:val="uk-UA"/>
         </w:rPr>
       </w:pPr>
     </w:p>
@@ -210,31 +99,30 @@
         <w:ind w:left="709" w:hanging="709"/>
         <w:jc w:val="center"/>
         <w:rPr>
-          <w:rFonts w:ascii="Times New Roman CYR" w:hAnsi="Times New Roman CYR"/>
-          <w:b/>
-          <w:sz w:val="28"/>
-          <w:szCs w:val="28"/>
-          <w:lang w:val="uk-UA"/>
-        </w:rPr>
-      </w:pPr>
-      <w:r>
-        <w:rPr>
-          <w:rFonts w:ascii="Times New Roman CYR" w:hAnsi="Times New Roman CYR"/>
-          <w:b/>
-          <w:sz w:val="28"/>
-          <w:szCs w:val="28"/>
-          <w:lang w:val="uk-UA"/>
-        </w:rPr>
-        <w:t>Кафедра комп’ютерних наук та системного аналізу</w:t>
+          <w:bCs/>
+          <w:sz w:val="28"/>
+          <w:szCs w:val="28"/>
+          <w:lang w:val="uk-UA"/>
+        </w:rPr>
+      </w:pPr>
+      <w:r>
+        <w:rPr>
+          <w:bCs/>
+          <w:sz w:val="28"/>
+          <w:szCs w:val="28"/>
+          <w:lang w:val="uk-UA"/>
+        </w:rPr>
+        <w:t>Кафедра інформаційної безпеки та комп'ютерної інженерії</w:t>
       </w:r>
     </w:p>
     <w:p>
       <w:pPr>
         <w:ind w:left="709"/>
         <w:rPr>
-          <w:rFonts w:ascii="Times New Roman CYR" w:hAnsi="Times New Roman CYR"/>
-          <w:sz w:val="32"/>
-          <w:szCs w:val="32"/>
+          <w:bCs/>
+          <w:sz w:val="28"/>
+          <w:szCs w:val="28"/>
+          <w:lang w:val="uk-UA"/>
         </w:rPr>
       </w:pPr>
     </w:p>
@@ -242,9 +130,10 @@
       <w:pPr>
         <w:ind w:left="709"/>
         <w:rPr>
-          <w:rFonts w:ascii="Times New Roman CYR" w:hAnsi="Times New Roman CYR"/>
-          <w:sz w:val="32"/>
-          <w:szCs w:val="32"/>
+          <w:bCs/>
+          <w:sz w:val="28"/>
+          <w:szCs w:val="28"/>
+          <w:lang w:val="uk-UA"/>
         </w:rPr>
       </w:pPr>
     </w:p>
@@ -253,83 +142,21 @@
         <w:ind w:left="709" w:hanging="709"/>
         <w:jc w:val="center"/>
         <w:rPr>
-          <w:rFonts w:ascii="Times New Roman CYR" w:hAnsi="Times New Roman CYR"/>
-          <w:sz w:val="28"/>
-          <w:szCs w:val="28"/>
-          <w:lang w:val="uk-UA"/>
-        </w:rPr>
-      </w:pPr>
-      <w:r>
-        <w:rPr>
-          <w:rFonts w:ascii="Times New Roman CYR" w:hAnsi="Times New Roman CYR"/>
-          <w:sz w:val="28"/>
-          <w:szCs w:val="28"/>
-          <w:lang w:val="uk-UA"/>
-        </w:rPr>
-        <w:t xml:space="preserve">Дисципліна: </w:t>
-      </w:r>
-      <w:r>
-        <w:rPr>
-          <w:b/>
-          <w:sz w:val="28"/>
-          <w:szCs w:val="28"/>
-        </w:rPr>
-        <w:t>Природно-</w:t>
-      </w:r>
-      <w:proofErr w:type="spellStart"/>
-      <w:r>
-        <w:rPr>
-          <w:b/>
-          <w:sz w:val="28"/>
-          <w:szCs w:val="28"/>
-        </w:rPr>
-        <w:t>надійні</w:t>
-      </w:r>
-      <w:proofErr w:type="spellEnd"/>
-      <w:r>
-        <w:rPr>
-          <w:b/>
-          <w:sz w:val="28"/>
-          <w:szCs w:val="28"/>
-        </w:rPr>
-        <w:t xml:space="preserve"> </w:t>
-      </w:r>
-      <w:proofErr w:type="spellStart"/>
-      <w:r>
-        <w:rPr>
-          <w:b/>
-          <w:sz w:val="28"/>
-          <w:szCs w:val="28"/>
-        </w:rPr>
-        <w:t>системи</w:t>
-      </w:r>
-      <w:proofErr w:type="spellEnd"/>
-      <w:r>
-        <w:rPr>
-          <w:b/>
-          <w:sz w:val="28"/>
-          <w:szCs w:val="28"/>
-        </w:rPr>
-        <w:t xml:space="preserve"> </w:t>
-      </w:r>
-      <w:proofErr w:type="spellStart"/>
-      <w:r>
-        <w:rPr>
-          <w:b/>
-          <w:sz w:val="28"/>
-          <w:szCs w:val="28"/>
-        </w:rPr>
-        <w:t>кібербезпеки</w:t>
-      </w:r>
-      <w:proofErr w:type="spellEnd"/>
+          <w:bCs/>
+          <w:sz w:val="28"/>
+          <w:szCs w:val="28"/>
+          <w:lang w:val="uk-UA"/>
+        </w:rPr>
+      </w:pPr>
     </w:p>
     <w:p>
       <w:pPr>
         <w:ind w:left="709"/>
         <w:rPr>
-          <w:rFonts w:ascii="Times New Roman CYR" w:hAnsi="Times New Roman CYR"/>
-          <w:sz w:val="32"/>
-          <w:szCs w:val="32"/>
+          <w:bCs/>
+          <w:sz w:val="28"/>
+          <w:szCs w:val="28"/>
+          <w:lang w:val="uk-UA"/>
         </w:rPr>
       </w:pPr>
     </w:p>
@@ -337,9 +164,10 @@
       <w:pPr>
         <w:ind w:left="709"/>
         <w:rPr>
-          <w:rFonts w:ascii="Times New Roman CYR" w:hAnsi="Times New Roman CYR"/>
-          <w:sz w:val="32"/>
-          <w:szCs w:val="32"/>
+          <w:bCs/>
+          <w:sz w:val="28"/>
+          <w:szCs w:val="28"/>
+          <w:lang w:val="uk-UA"/>
         </w:rPr>
       </w:pPr>
     </w:p>
@@ -347,9 +175,10 @@
       <w:pPr>
         <w:ind w:left="709"/>
         <w:rPr>
-          <w:rFonts w:ascii="Times New Roman CYR" w:hAnsi="Times New Roman CYR"/>
-          <w:sz w:val="32"/>
-          <w:szCs w:val="32"/>
+          <w:bCs/>
+          <w:sz w:val="28"/>
+          <w:szCs w:val="28"/>
+          <w:lang w:val="uk-UA"/>
         </w:rPr>
       </w:pPr>
     </w:p>
@@ -357,9 +186,10 @@
       <w:pPr>
         <w:ind w:left="709"/>
         <w:rPr>
-          <w:rFonts w:ascii="Times New Roman CYR" w:hAnsi="Times New Roman CYR"/>
-          <w:sz w:val="32"/>
-          <w:szCs w:val="32"/>
+          <w:bCs/>
+          <w:sz w:val="28"/>
+          <w:szCs w:val="28"/>
+          <w:lang w:val="uk-UA"/>
         </w:rPr>
       </w:pPr>
     </w:p>
@@ -367,9 +197,10 @@
       <w:pPr>
         <w:ind w:left="709"/>
         <w:rPr>
-          <w:rFonts w:ascii="Times New Roman CYR" w:hAnsi="Times New Roman CYR"/>
-          <w:sz w:val="32"/>
-          <w:szCs w:val="32"/>
+          <w:bCs/>
+          <w:sz w:val="28"/>
+          <w:szCs w:val="28"/>
+          <w:lang w:val="uk-UA"/>
         </w:rPr>
       </w:pPr>
     </w:p>
@@ -377,30 +208,29 @@
       <w:pPr>
         <w:ind w:left="709"/>
         <w:rPr>
-          <w:rFonts w:ascii="Times New Roman CYR" w:hAnsi="Times New Roman CYR"/>
-          <w:sz w:val="32"/>
-          <w:szCs w:val="32"/>
-          <w:lang w:val="en-US"/>
-        </w:rPr>
-      </w:pPr>
-    </w:p>
-    <w:p>
-      <w:pPr>
+          <w:bCs/>
+          <w:sz w:val="28"/>
+          <w:szCs w:val="28"/>
+          <w:lang w:val="uk-UA"/>
+        </w:rPr>
+      </w:pPr>
+    </w:p>
+    <w:p>
+      <w:pPr>
+        <w:spacing w:line="360" w:lineRule="auto"/>
         <w:jc w:val="center"/>
         <w:rPr>
-          <w:rFonts w:ascii="Times New Roman CYR" w:hAnsi="Times New Roman CYR"/>
-          <w:b/>
-          <w:sz w:val="32"/>
-          <w:szCs w:val="32"/>
-          <w:lang w:val="uk-UA"/>
-        </w:rPr>
-      </w:pPr>
-      <w:r>
-        <w:rPr>
-          <w:rFonts w:ascii="Times New Roman CYR" w:hAnsi="Times New Roman CYR"/>
-          <w:b/>
-          <w:sz w:val="32"/>
-          <w:szCs w:val="32"/>
+          <w:bCs/>
+          <w:sz w:val="28"/>
+          <w:szCs w:val="28"/>
+          <w:lang w:val="uk-UA"/>
+        </w:rPr>
+      </w:pPr>
+      <w:r>
+        <w:rPr>
+          <w:bCs/>
+          <w:sz w:val="28"/>
+          <w:szCs w:val="28"/>
           <w:lang w:val="uk-UA"/>
         </w:rPr>
         <w:t>З В І Т</w:t>
@@ -408,33 +238,32 @@
     </w:p>
     <w:p>
       <w:pPr>
+        <w:spacing w:line="360" w:lineRule="auto"/>
         <w:ind w:left="1560" w:hanging="1560"/>
         <w:jc w:val="center"/>
         <w:rPr>
-          <w:rFonts w:ascii="Times New Roman CYR" w:hAnsi="Times New Roman CYR"/>
-          <w:b/>
-          <w:sz w:val="32"/>
-          <w:szCs w:val="32"/>
-          <w:lang w:val="uk-UA"/>
-        </w:rPr>
-      </w:pPr>
-    </w:p>
-    <w:p>
-      <w:pPr>
+          <w:bCs/>
+          <w:sz w:val="28"/>
+          <w:szCs w:val="28"/>
+          <w:lang w:val="uk-UA"/>
+        </w:rPr>
+      </w:pPr>
+    </w:p>
+    <w:p>
+      <w:pPr>
+        <w:spacing w:line="360" w:lineRule="auto"/>
         <w:ind w:left="1560" w:hanging="1560"/>
         <w:jc w:val="center"/>
         <w:rPr>
-          <w:rFonts w:ascii="Times New Roman CYR" w:hAnsi="Times New Roman CYR"/>
-          <w:b/>
-          <w:sz w:val="28"/>
-          <w:szCs w:val="28"/>
-          <w:lang w:val="uk-UA"/>
-        </w:rPr>
-      </w:pPr>
-      <w:r>
-        <w:rPr>
-          <w:rFonts w:ascii="Times New Roman CYR" w:hAnsi="Times New Roman CYR"/>
-          <w:b/>
+          <w:bCs/>
+          <w:sz w:val="28"/>
+          <w:szCs w:val="28"/>
+          <w:lang w:val="uk-UA"/>
+        </w:rPr>
+      </w:pPr>
+      <w:r>
+        <w:rPr>
+          <w:bCs/>
           <w:sz w:val="28"/>
           <w:szCs w:val="28"/>
           <w:lang w:val="uk-UA"/>
@@ -444,15 +273,191 @@
     </w:p>
     <w:p>
       <w:pPr>
+        <w:spacing w:line="360" w:lineRule="auto"/>
         <w:jc w:val="center"/>
         <w:rPr>
-          <w:rFonts w:ascii="Times New Roman CYR" w:hAnsi="Times New Roman CYR"/>
-          <w:b/>
-          <w:sz w:val="28"/>
-          <w:szCs w:val="28"/>
-          <w:lang w:val="uk-UA"/>
-        </w:rPr>
-      </w:pPr>
+          <w:bCs/>
+          <w:sz w:val="28"/>
+          <w:szCs w:val="28"/>
+          <w:lang w:val="uk-UA"/>
+        </w:rPr>
+      </w:pPr>
+      <w:r>
+        <w:rPr>
+          <w:bCs/>
+          <w:sz w:val="28"/>
+          <w:szCs w:val="28"/>
+          <w:lang w:val="uk-UA"/>
+        </w:rPr>
+        <w:t>з д</w:t>
+      </w:r>
+      <w:r>
+        <w:rPr>
+          <w:bCs/>
+          <w:sz w:val="28"/>
+          <w:szCs w:val="28"/>
+          <w:lang w:val="uk-UA"/>
+        </w:rPr>
+        <w:t>исциплін</w:t>
+      </w:r>
+      <w:r>
+        <w:rPr>
+          <w:bCs/>
+          <w:sz w:val="28"/>
+          <w:szCs w:val="28"/>
+          <w:lang w:val="uk-UA"/>
+        </w:rPr>
+        <w:t>и</w:t>
+      </w:r>
+      <w:r>
+        <w:rPr>
+          <w:bCs/>
+          <w:sz w:val="28"/>
+          <w:szCs w:val="28"/>
+          <w:lang w:val="uk-UA"/>
+        </w:rPr>
+        <w:t xml:space="preserve"> </w:t>
+      </w:r>
+      <w:r>
+        <w:rPr>
+          <w:bCs/>
+          <w:sz w:val="28"/>
+          <w:szCs w:val="28"/>
+          <w:lang w:val="uk-UA"/>
+        </w:rPr>
+        <w:t>«</w:t>
+      </w:r>
+      <w:r>
+        <w:rPr>
+          <w:bCs/>
+          <w:sz w:val="28"/>
+          <w:szCs w:val="28"/>
+          <w:lang w:val="uk-UA"/>
+        </w:rPr>
+        <w:t xml:space="preserve">Природно-надійні системи </w:t>
+      </w:r>
+      <w:proofErr w:type="spellStart"/>
+      <w:r>
+        <w:rPr>
+          <w:bCs/>
+          <w:sz w:val="28"/>
+          <w:szCs w:val="28"/>
+          <w:lang w:val="uk-UA"/>
+        </w:rPr>
+        <w:t>кібербезпеки</w:t>
+      </w:r>
+      <w:proofErr w:type="spellEnd"/>
+      <w:r>
+        <w:rPr>
+          <w:bCs/>
+          <w:sz w:val="28"/>
+          <w:szCs w:val="28"/>
+          <w:lang w:val="uk-UA"/>
+        </w:rPr>
+        <w:t>»</w:t>
+      </w:r>
+    </w:p>
+    <w:p>
+      <w:pPr>
+        <w:spacing w:line="360" w:lineRule="auto"/>
+        <w:jc w:val="center"/>
+        <w:rPr>
+          <w:bCs/>
+          <w:sz w:val="28"/>
+          <w:szCs w:val="28"/>
+        </w:rPr>
+      </w:pPr>
+      <w:r>
+        <w:rPr>
+          <w:bCs/>
+          <w:sz w:val="28"/>
+          <w:szCs w:val="28"/>
+          <w:lang w:val="uk-UA"/>
+        </w:rPr>
+        <w:t>Тема: „</w:t>
+      </w:r>
+      <w:proofErr w:type="spellStart"/>
+      <w:r>
+        <w:rPr>
+          <w:bCs/>
+          <w:sz w:val="28"/>
+          <w:szCs w:val="28"/>
+        </w:rPr>
+        <w:t>Нейромережа</w:t>
+      </w:r>
+      <w:proofErr w:type="spellEnd"/>
+      <w:r>
+        <w:rPr>
+          <w:bCs/>
+          <w:sz w:val="28"/>
+          <w:szCs w:val="28"/>
+        </w:rPr>
+        <w:t xml:space="preserve"> </w:t>
+      </w:r>
+      <w:proofErr w:type="spellStart"/>
+      <w:r>
+        <w:rPr>
+          <w:bCs/>
+          <w:sz w:val="28"/>
+          <w:szCs w:val="28"/>
+        </w:rPr>
+        <w:t>двонаправленої</w:t>
+      </w:r>
+      <w:proofErr w:type="spellEnd"/>
+      <w:r>
+        <w:rPr>
+          <w:bCs/>
+          <w:sz w:val="28"/>
+          <w:szCs w:val="28"/>
+        </w:rPr>
+        <w:t xml:space="preserve"> </w:t>
+      </w:r>
+      <w:proofErr w:type="spellStart"/>
+      <w:r>
+        <w:rPr>
+          <w:bCs/>
+          <w:sz w:val="28"/>
+          <w:szCs w:val="28"/>
+        </w:rPr>
+        <w:t>асоціативної</w:t>
+      </w:r>
+      <w:proofErr w:type="spellEnd"/>
+      <w:r>
+        <w:rPr>
+          <w:bCs/>
+          <w:sz w:val="28"/>
+          <w:szCs w:val="28"/>
+        </w:rPr>
+        <w:t xml:space="preserve"> </w:t>
+      </w:r>
+      <w:proofErr w:type="spellStart"/>
+      <w:r>
+        <w:rPr>
+          <w:bCs/>
+          <w:sz w:val="28"/>
+          <w:szCs w:val="28"/>
+        </w:rPr>
+        <w:t>пам'яті</w:t>
+      </w:r>
+      <w:proofErr w:type="spellEnd"/>
+      <w:r>
+        <w:rPr>
+          <w:bCs/>
+          <w:sz w:val="28"/>
+          <w:szCs w:val="28"/>
+        </w:rPr>
+        <w:t xml:space="preserve"> для </w:t>
+      </w:r>
+      <w:proofErr w:type="spellStart"/>
+      <w:r>
+        <w:rPr>
+          <w:bCs/>
+          <w:sz w:val="28"/>
+          <w:szCs w:val="28"/>
+        </w:rPr>
+        <w:t>шифрування</w:t>
+      </w:r>
+      <w:proofErr w:type="spellEnd"/>
     </w:p>
     <w:p>
       <w:pPr>
@@ -473,645 +478,36 @@
         <w:autoSpaceDE w:val="0"/>
         <w:autoSpaceDN w:val="0"/>
         <w:adjustRightInd w:val="0"/>
-        <w:jc w:val="center"/>
-        <w:rPr>
-          <w:rFonts w:eastAsiaTheme="minorHAnsi"/>
-          <w:b/>
-          <w:bCs/>
-          <w:color w:val="000000"/>
-          <w:sz w:val="28"/>
-          <w:szCs w:val="28"/>
-          <w:lang w:val="en-GB" w:eastAsia="en-US"/>
-          <w14:ligatures w14:val="standardContextual"/>
-        </w:rPr>
-      </w:pPr>
-      <w:r>
-        <w:rPr>
-          <w:rFonts w:ascii="Times New Roman CYR" w:hAnsi="Times New Roman CYR"/>
-          <w:b/>
-          <w:sz w:val="28"/>
-          <w:szCs w:val="28"/>
-          <w:lang w:val="uk-UA"/>
-        </w:rPr>
-        <w:t>Тема: „</w:t>
-      </w:r>
-      <w:proofErr w:type="spellStart"/>
-      <w:r>
-        <w:rPr>
-          <w:rFonts w:eastAsiaTheme="minorHAnsi"/>
-          <w:b/>
-          <w:bCs/>
-          <w:color w:val="000000"/>
-          <w:sz w:val="28"/>
-          <w:szCs w:val="28"/>
-          <w:lang w:val="en-GB" w:eastAsia="en-US"/>
-          <w14:ligatures w14:val="standardContextual"/>
-        </w:rPr>
-        <w:t>Нейромережа</w:t>
-      </w:r>
-      <w:proofErr w:type="spellEnd"/>
-      <w:r>
-        <w:rPr>
-          <w:rFonts w:eastAsiaTheme="minorHAnsi"/>
-          <w:b/>
-          <w:bCs/>
-          <w:color w:val="000000"/>
-          <w:sz w:val="28"/>
-          <w:szCs w:val="28"/>
-          <w:lang w:val="en-GB" w:eastAsia="en-US"/>
-          <w14:ligatures w14:val="standardContextual"/>
-        </w:rPr>
-        <w:t xml:space="preserve"> </w:t>
-      </w:r>
-      <w:proofErr w:type="spellStart"/>
-      <w:r>
-        <w:rPr>
-          <w:rFonts w:eastAsiaTheme="minorHAnsi"/>
-          <w:b/>
-          <w:bCs/>
-          <w:color w:val="000000"/>
-          <w:sz w:val="28"/>
-          <w:szCs w:val="28"/>
-          <w:lang w:val="en-GB" w:eastAsia="en-US"/>
-          <w14:ligatures w14:val="standardContextual"/>
-        </w:rPr>
-        <w:t>двонаправленої</w:t>
-      </w:r>
-      <w:proofErr w:type="spellEnd"/>
-      <w:r>
-        <w:rPr>
-          <w:rFonts w:eastAsiaTheme="minorHAnsi"/>
-          <w:b/>
-          <w:bCs/>
-          <w:color w:val="000000"/>
-          <w:sz w:val="28"/>
-          <w:szCs w:val="28"/>
-          <w:lang w:val="en-GB" w:eastAsia="en-US"/>
-          <w14:ligatures w14:val="standardContextual"/>
-        </w:rPr>
-        <w:t xml:space="preserve"> </w:t>
-      </w:r>
-      <w:proofErr w:type="spellStart"/>
-      <w:r>
-        <w:rPr>
-          <w:rFonts w:eastAsiaTheme="minorHAnsi"/>
-          <w:b/>
-          <w:bCs/>
-          <w:color w:val="000000"/>
-          <w:sz w:val="28"/>
-          <w:szCs w:val="28"/>
-          <w:lang w:val="en-GB" w:eastAsia="en-US"/>
-          <w14:ligatures w14:val="standardContextual"/>
-        </w:rPr>
-        <w:t>асоціативної</w:t>
-      </w:r>
-      <w:proofErr w:type="spellEnd"/>
-      <w:r>
-        <w:rPr>
-          <w:rFonts w:eastAsiaTheme="minorHAnsi"/>
-          <w:b/>
-          <w:bCs/>
-          <w:color w:val="000000"/>
-          <w:sz w:val="28"/>
-          <w:szCs w:val="28"/>
-          <w:lang w:val="en-GB" w:eastAsia="en-US"/>
-          <w14:ligatures w14:val="standardContextual"/>
-        </w:rPr>
-        <w:t xml:space="preserve"> </w:t>
-      </w:r>
-      <w:proofErr w:type="spellStart"/>
-      <w:r>
-        <w:rPr>
-          <w:rFonts w:eastAsiaTheme="minorHAnsi"/>
-          <w:b/>
-          <w:bCs/>
-          <w:color w:val="000000"/>
-          <w:sz w:val="28"/>
-          <w:szCs w:val="28"/>
-          <w:lang w:val="en-GB" w:eastAsia="en-US"/>
-          <w14:ligatures w14:val="standardContextual"/>
-        </w:rPr>
-        <w:t>пам'яті</w:t>
-      </w:r>
-      <w:proofErr w:type="spellEnd"/>
-      <w:r>
-        <w:rPr>
-          <w:rFonts w:eastAsiaTheme="minorHAnsi"/>
-          <w:b/>
-          <w:bCs/>
-          <w:color w:val="000000"/>
-          <w:sz w:val="28"/>
-          <w:szCs w:val="28"/>
-          <w:lang w:val="en-GB" w:eastAsia="en-US"/>
-          <w14:ligatures w14:val="standardContextual"/>
-        </w:rPr>
-        <w:t xml:space="preserve"> </w:t>
-      </w:r>
-      <w:proofErr w:type="spellStart"/>
-      <w:r>
-        <w:rPr>
-          <w:rFonts w:eastAsiaTheme="minorHAnsi"/>
-          <w:b/>
-          <w:bCs/>
-          <w:color w:val="000000"/>
-          <w:sz w:val="28"/>
-          <w:szCs w:val="28"/>
-          <w:lang w:val="en-GB" w:eastAsia="en-US"/>
-          <w14:ligatures w14:val="standardContextual"/>
-        </w:rPr>
-        <w:t>для</w:t>
-      </w:r>
-      <w:proofErr w:type="spellEnd"/>
-      <w:r>
-        <w:rPr>
-          <w:rFonts w:eastAsiaTheme="minorHAnsi"/>
-          <w:b/>
-          <w:bCs/>
-          <w:color w:val="000000"/>
-          <w:sz w:val="28"/>
-          <w:szCs w:val="28"/>
-          <w:lang w:val="en-GB" w:eastAsia="en-US"/>
-          <w14:ligatures w14:val="standardContextual"/>
-        </w:rPr>
-        <w:t xml:space="preserve"> </w:t>
-      </w:r>
-      <w:proofErr w:type="spellStart"/>
-      <w:r>
-        <w:rPr>
-          <w:rFonts w:eastAsiaTheme="minorHAnsi"/>
-          <w:b/>
-          <w:bCs/>
-          <w:color w:val="000000"/>
-          <w:sz w:val="28"/>
-          <w:szCs w:val="28"/>
-          <w:lang w:val="en-GB" w:eastAsia="en-US"/>
-          <w14:ligatures w14:val="standardContextual"/>
-        </w:rPr>
-        <w:t>шифрування</w:t>
-      </w:r>
-      <w:proofErr w:type="spellEnd"/>
-      <w:r>
-        <w:rPr>
-          <w:rFonts w:eastAsiaTheme="minorHAnsi"/>
-          <w:b/>
-          <w:bCs/>
-          <w:color w:val="000000"/>
-          <w:sz w:val="28"/>
-          <w:szCs w:val="28"/>
-          <w:lang w:val="en-GB" w:eastAsia="en-US"/>
-          <w14:ligatures w14:val="standardContextual"/>
-        </w:rPr>
-        <w:t xml:space="preserve"> </w:t>
-      </w:r>
-      <w:proofErr w:type="spellStart"/>
-      <w:r>
-        <w:rPr>
-          <w:rFonts w:eastAsiaTheme="minorHAnsi"/>
-          <w:b/>
-          <w:bCs/>
-          <w:color w:val="000000"/>
-          <w:sz w:val="28"/>
-          <w:szCs w:val="28"/>
-          <w:lang w:val="en-GB" w:eastAsia="en-US"/>
-          <w14:ligatures w14:val="standardContextual"/>
-        </w:rPr>
-        <w:t>інформації</w:t>
-      </w:r>
-      <w:proofErr w:type="spellEnd"/>
-      <w:r>
-        <w:rPr>
-          <w:rFonts w:ascii="Times New Roman CYR" w:hAnsi="Times New Roman CYR"/>
-          <w:b/>
-          <w:sz w:val="28"/>
-          <w:szCs w:val="28"/>
-          <w:lang w:val="uk-UA"/>
-        </w:rPr>
-        <w:t>”</w:t>
-      </w:r>
-    </w:p>
-    <w:p>
-      <w:pPr>
-        <w:ind w:left="1560" w:hanging="1560"/>
-        <w:jc w:val="center"/>
-        <w:rPr>
-          <w:rFonts w:ascii="Times New Roman CYR" w:hAnsi="Times New Roman CYR"/>
-          <w:b/>
-          <w:sz w:val="32"/>
-          <w:szCs w:val="32"/>
-          <w:lang w:val="uk-UA"/>
-        </w:rPr>
-      </w:pPr>
-    </w:p>
-    <w:p>
-      <w:pPr>
-        <w:ind w:left="1560" w:hanging="1560"/>
-        <w:jc w:val="center"/>
-        <w:rPr>
-          <w:rFonts w:ascii="Times New Roman CYR" w:hAnsi="Times New Roman CYR"/>
-          <w:color w:val="000000" w:themeColor="text1"/>
-          <w:szCs w:val="28"/>
-        </w:rPr>
-      </w:pPr>
-      <w:r>
-        <w:rPr>
-          <w:rFonts w:ascii="Times New Roman CYR" w:hAnsi="Times New Roman CYR"/>
-          <w:szCs w:val="28"/>
-          <w:lang w:val="uk-UA"/>
-        </w:rPr>
-        <w:t xml:space="preserve">аспіранта 1-го курсу спеціальності </w:t>
-      </w:r>
-      <w:r>
-        <w:rPr>
-          <w:rFonts w:ascii="Times New Roman CYR" w:hAnsi="Times New Roman CYR"/>
-          <w:color w:val="000000" w:themeColor="text1"/>
-          <w:szCs w:val="28"/>
-          <w:lang w:val="en-US"/>
-        </w:rPr>
-        <w:t>F</w:t>
-      </w:r>
-      <w:r>
-        <w:rPr>
-          <w:rFonts w:ascii="Times New Roman CYR" w:hAnsi="Times New Roman CYR"/>
-          <w:color w:val="000000" w:themeColor="text1"/>
-          <w:szCs w:val="28"/>
-        </w:rPr>
-        <w:t xml:space="preserve">5 </w:t>
-      </w:r>
-      <w:proofErr w:type="spellStart"/>
-      <w:r>
-        <w:rPr>
-          <w:rFonts w:ascii="Times New Roman CYR" w:hAnsi="Times New Roman CYR"/>
-          <w:color w:val="000000" w:themeColor="text1"/>
-          <w:szCs w:val="28"/>
-        </w:rPr>
-        <w:t>Кібербезпека</w:t>
-      </w:r>
-      <w:proofErr w:type="spellEnd"/>
-      <w:r>
-        <w:rPr>
-          <w:rFonts w:ascii="Times New Roman CYR" w:hAnsi="Times New Roman CYR"/>
-          <w:color w:val="000000" w:themeColor="text1"/>
-          <w:szCs w:val="28"/>
-        </w:rPr>
-        <w:t xml:space="preserve"> та </w:t>
-      </w:r>
-      <w:proofErr w:type="spellStart"/>
-      <w:r>
-        <w:rPr>
-          <w:rFonts w:ascii="Times New Roman CYR" w:hAnsi="Times New Roman CYR"/>
-          <w:color w:val="000000" w:themeColor="text1"/>
-          <w:szCs w:val="28"/>
-        </w:rPr>
-        <w:t>захист</w:t>
-      </w:r>
-      <w:proofErr w:type="spellEnd"/>
-      <w:r>
-        <w:rPr>
-          <w:rFonts w:ascii="Times New Roman CYR" w:hAnsi="Times New Roman CYR"/>
-          <w:color w:val="000000" w:themeColor="text1"/>
-          <w:szCs w:val="28"/>
-        </w:rPr>
-        <w:t xml:space="preserve"> </w:t>
-      </w:r>
-      <w:proofErr w:type="spellStart"/>
-      <w:r>
-        <w:rPr>
-          <w:rFonts w:ascii="Times New Roman CYR" w:hAnsi="Times New Roman CYR"/>
-          <w:color w:val="000000" w:themeColor="text1"/>
-          <w:szCs w:val="28"/>
-        </w:rPr>
-        <w:t>інформації</w:t>
-      </w:r>
-      <w:proofErr w:type="spellEnd"/>
-    </w:p>
-    <w:p>
-      <w:pPr>
-        <w:ind w:left="709"/>
-        <w:jc w:val="center"/>
-        <w:rPr>
-          <w:rFonts w:ascii="Times New Roman CYR" w:hAnsi="Times New Roman CYR"/>
-          <w:b/>
-          <w:i/>
-          <w:szCs w:val="28"/>
-          <w:lang w:val="uk-UA"/>
-        </w:rPr>
-      </w:pPr>
-    </w:p>
-    <w:p>
-      <w:pPr>
-        <w:ind w:left="709" w:hanging="709"/>
-        <w:jc w:val="center"/>
-        <w:rPr>
-          <w:rFonts w:ascii="Times New Roman CYR" w:hAnsi="Times New Roman CYR"/>
-          <w:b/>
-          <w:iCs/>
-          <w:color w:val="000000" w:themeColor="text1"/>
-          <w:szCs w:val="28"/>
-          <w:lang w:val="uk-UA"/>
-        </w:rPr>
-      </w:pPr>
-      <w:r>
-        <w:rPr>
-          <w:rFonts w:ascii="Times New Roman CYR" w:hAnsi="Times New Roman CYR"/>
-          <w:b/>
-          <w:iCs/>
-          <w:color w:val="000000" w:themeColor="text1"/>
-          <w:szCs w:val="28"/>
-          <w:lang w:val="uk-UA"/>
-        </w:rPr>
-        <w:t>Білозора Дмитра Олександровича</w:t>
-      </w:r>
-    </w:p>
-    <w:p>
-      <w:pPr>
-        <w:ind w:left="709" w:right="520"/>
-        <w:jc w:val="right"/>
-        <w:rPr>
-          <w:rFonts w:ascii="Times New Roman CYR" w:hAnsi="Times New Roman CYR"/>
-          <w:szCs w:val="28"/>
-          <w:lang w:val="uk-UA"/>
-        </w:rPr>
-      </w:pPr>
-      <w:r>
-        <w:rPr>
-          <w:rFonts w:ascii="Times New Roman CYR" w:hAnsi="Times New Roman CYR"/>
-          <w:szCs w:val="28"/>
-          <w:lang w:val="uk-UA"/>
-        </w:rPr>
-        <w:t>________________</w:t>
-      </w:r>
-    </w:p>
-    <w:p>
-      <w:pPr>
-        <w:ind w:left="1408" w:right="378" w:firstLine="5822"/>
-        <w:rPr>
-          <w:rFonts w:ascii="Times New Roman CYR" w:hAnsi="Times New Roman CYR"/>
-          <w:sz w:val="20"/>
-          <w:lang w:val="uk-UA"/>
-        </w:rPr>
-      </w:pPr>
-      <w:r>
-        <w:rPr>
-          <w:rFonts w:ascii="Times New Roman CYR" w:hAnsi="Times New Roman CYR"/>
-          <w:sz w:val="20"/>
-          <w:lang w:val="uk-UA"/>
-        </w:rPr>
-        <w:t>(Підпис аспіранта)</w:t>
-      </w:r>
-    </w:p>
-    <w:p>
-      <w:pPr>
-        <w:ind w:left="709"/>
-        <w:rPr>
-          <w:rFonts w:ascii="Times New Roman CYR" w:hAnsi="Times New Roman CYR"/>
-          <w:szCs w:val="28"/>
-          <w:lang w:val="uk-UA"/>
-        </w:rPr>
-      </w:pPr>
-    </w:p>
-    <w:p>
-      <w:pPr>
-        <w:ind w:left="709"/>
-        <w:rPr>
-          <w:rFonts w:ascii="Times New Roman CYR" w:hAnsi="Times New Roman CYR"/>
-          <w:szCs w:val="28"/>
-          <w:lang w:val="uk-UA"/>
-        </w:rPr>
-      </w:pPr>
-    </w:p>
-    <w:p>
-      <w:pPr>
-        <w:ind w:left="709"/>
-        <w:rPr>
-          <w:rFonts w:ascii="Times New Roman CYR" w:hAnsi="Times New Roman CYR"/>
-          <w:szCs w:val="28"/>
-          <w:lang w:val="uk-UA"/>
-        </w:rPr>
-      </w:pPr>
-    </w:p>
-    <w:p>
-      <w:pPr>
-        <w:ind w:left="709"/>
-        <w:rPr>
-          <w:rFonts w:ascii="Times New Roman CYR" w:hAnsi="Times New Roman CYR"/>
-          <w:szCs w:val="28"/>
-          <w:lang w:val="uk-UA"/>
-        </w:rPr>
-      </w:pPr>
-      <w:r>
-        <w:rPr>
-          <w:rFonts w:ascii="Times New Roman CYR" w:hAnsi="Times New Roman CYR"/>
-          <w:szCs w:val="28"/>
-          <w:lang w:val="uk-UA"/>
-        </w:rPr>
-        <w:t>Оцінка __________________</w:t>
-      </w:r>
-    </w:p>
-    <w:p>
-      <w:pPr>
-        <w:ind w:left="709"/>
-        <w:jc w:val="right"/>
-        <w:rPr>
-          <w:rFonts w:ascii="Times New Roman CYR" w:hAnsi="Times New Roman CYR"/>
-          <w:szCs w:val="28"/>
-          <w:lang w:val="uk-UA"/>
-        </w:rPr>
-      </w:pPr>
-    </w:p>
-    <w:p>
-      <w:pPr>
-        <w:ind w:left="709"/>
-        <w:rPr>
-          <w:rFonts w:ascii="Times New Roman CYR" w:hAnsi="Times New Roman CYR"/>
-          <w:szCs w:val="28"/>
-          <w:lang w:val="uk-UA"/>
-        </w:rPr>
-      </w:pPr>
-      <w:r>
-        <w:rPr>
-          <w:rFonts w:ascii="Times New Roman CYR" w:hAnsi="Times New Roman CYR"/>
-          <w:szCs w:val="28"/>
-          <w:lang w:val="uk-UA"/>
-        </w:rPr>
-        <w:t>Перевірено ______________</w:t>
-      </w:r>
-    </w:p>
-    <w:p>
-      <w:pPr>
-        <w:ind w:left="709" w:firstLine="1843"/>
-        <w:rPr>
-          <w:rFonts w:ascii="Times New Roman CYR" w:hAnsi="Times New Roman CYR"/>
-          <w:szCs w:val="28"/>
-          <w:lang w:val="uk-UA"/>
-        </w:rPr>
-      </w:pPr>
-      <w:r>
-        <w:rPr>
-          <w:rFonts w:ascii="Times New Roman CYR" w:hAnsi="Times New Roman CYR"/>
-          <w:sz w:val="20"/>
-          <w:lang w:val="uk-UA"/>
-        </w:rPr>
-        <w:t>(Дата)</w:t>
-      </w:r>
-    </w:p>
-    <w:p>
-      <w:pPr>
-        <w:ind w:left="709"/>
-        <w:rPr>
-          <w:rFonts w:ascii="Times New Roman CYR" w:hAnsi="Times New Roman CYR"/>
-          <w:szCs w:val="28"/>
-          <w:lang w:val="uk-UA"/>
-        </w:rPr>
-      </w:pPr>
-      <w:r>
-        <w:rPr>
-          <w:rFonts w:ascii="Times New Roman CYR" w:hAnsi="Times New Roman CYR"/>
-          <w:szCs w:val="28"/>
-          <w:lang w:val="uk-UA"/>
-        </w:rPr>
-        <w:t>Викладач ________________ /________________/</w:t>
-      </w:r>
-    </w:p>
-    <w:p>
-      <w:pPr>
-        <w:ind w:left="1417" w:firstLine="707"/>
-        <w:rPr>
-          <w:rFonts w:ascii="Times New Roman CYR" w:hAnsi="Times New Roman CYR"/>
-          <w:szCs w:val="28"/>
-          <w:lang w:val="uk-UA"/>
-        </w:rPr>
-      </w:pPr>
-      <w:r>
-        <w:rPr>
-          <w:rFonts w:ascii="Times New Roman CYR" w:hAnsi="Times New Roman CYR"/>
-          <w:sz w:val="20"/>
-          <w:lang w:val="uk-UA"/>
-        </w:rPr>
-        <w:t xml:space="preserve">     (Підпис)</w:t>
-      </w:r>
-      <w:r>
-        <w:rPr>
-          <w:rFonts w:ascii="Times New Roman CYR" w:hAnsi="Times New Roman CYR"/>
-          <w:sz w:val="20"/>
-          <w:lang w:val="uk-UA"/>
-        </w:rPr>
-        <w:tab/>
-        <w:t xml:space="preserve">     (Прізвище та ініціали)</w:t>
-      </w:r>
-    </w:p>
-    <w:p>
-      <w:pPr>
-        <w:ind w:left="709"/>
-        <w:rPr>
-          <w:rFonts w:ascii="Times New Roman CYR" w:hAnsi="Times New Roman CYR"/>
-          <w:szCs w:val="28"/>
-          <w:lang w:val="uk-UA"/>
-        </w:rPr>
-      </w:pPr>
-    </w:p>
-    <w:p>
-      <w:pPr>
-        <w:rPr>
-          <w:rFonts w:ascii="Times New Roman CYR" w:hAnsi="Times New Roman CYR"/>
-          <w:szCs w:val="28"/>
-          <w:lang w:val="uk-UA"/>
-        </w:rPr>
-      </w:pPr>
-    </w:p>
-    <w:p>
-      <w:pPr>
-        <w:ind w:left="709"/>
-        <w:rPr>
-          <w:rFonts w:ascii="Times New Roman CYR" w:hAnsi="Times New Roman CYR"/>
-          <w:szCs w:val="28"/>
-          <w:lang w:val="uk-UA"/>
-        </w:rPr>
-      </w:pPr>
-    </w:p>
-    <w:p>
-      <w:pPr>
-        <w:ind w:left="709"/>
-        <w:rPr>
-          <w:rFonts w:ascii="Times New Roman CYR" w:hAnsi="Times New Roman CYR"/>
-          <w:szCs w:val="28"/>
-          <w:lang w:val="uk-UA"/>
-        </w:rPr>
-      </w:pPr>
-    </w:p>
-    <w:p>
-      <w:pPr>
-        <w:ind w:left="709" w:hanging="709"/>
-        <w:jc w:val="center"/>
-        <w:rPr>
-          <w:rFonts w:ascii="Times New Roman CYR" w:hAnsi="Times New Roman CYR"/>
-          <w:b/>
-          <w:szCs w:val="28"/>
-          <w:lang w:val="uk-UA"/>
-        </w:rPr>
-      </w:pPr>
-      <w:r>
-        <w:rPr>
-          <w:rFonts w:ascii="Times New Roman CYR" w:hAnsi="Times New Roman CYR"/>
-          <w:b/>
-          <w:szCs w:val="28"/>
-          <w:lang w:val="uk-UA"/>
-        </w:rPr>
-        <w:t>Черкаси – 20</w:t>
-      </w:r>
-      <w:r>
-        <w:rPr>
-          <w:rFonts w:ascii="Times New Roman CYR" w:hAnsi="Times New Roman CYR"/>
-          <w:b/>
-          <w:szCs w:val="28"/>
-        </w:rPr>
-        <w:t>2</w:t>
-      </w:r>
-      <w:r>
-        <w:rPr>
-          <w:rFonts w:ascii="Times New Roman CYR" w:hAnsi="Times New Roman CYR"/>
-          <w:b/>
-          <w:szCs w:val="28"/>
-          <w:lang w:val="uk-UA"/>
-        </w:rPr>
-        <w:t>5 р.</w:t>
-      </w:r>
-    </w:p>
-    <w:p>
-      <w:pPr>
-        <w:spacing w:after="160" w:line="278" w:lineRule="auto"/>
-        <w:rPr>
-          <w:rFonts w:ascii="Times New Roman CYR" w:hAnsi="Times New Roman CYR"/>
-          <w:b/>
-          <w:szCs w:val="28"/>
-          <w:lang w:val="uk-UA"/>
-        </w:rPr>
-      </w:pPr>
-      <w:r>
-        <w:rPr>
-          <w:rFonts w:ascii="Times New Roman CYR" w:hAnsi="Times New Roman CYR"/>
-          <w:b/>
-          <w:szCs w:val="28"/>
-          <w:lang w:val="uk-UA"/>
-        </w:rPr>
-        <w:br w:type="page"/>
-      </w:r>
-    </w:p>
-    <w:p>
-      <w:pPr>
         <w:spacing w:line="360" w:lineRule="auto"/>
         <w:jc w:val="center"/>
         <w:rPr>
-          <w:rFonts w:ascii="Times New Roman CYR" w:hAnsi="Times New Roman CYR"/>
-          <w:b/>
-        </w:rPr>
-      </w:pPr>
-      <w:r>
-        <w:rPr>
-          <w:rFonts w:ascii="Times New Roman CYR" w:hAnsi="Times New Roman CYR"/>
-          <w:b/>
-        </w:rPr>
-        <w:lastRenderedPageBreak/>
-        <w:t>З В І Т</w:t>
+          <w:rFonts w:eastAsiaTheme="minorHAnsi"/>
+          <w:bCs/>
+          <w:color w:val="000000"/>
+          <w:sz w:val="28"/>
+          <w:szCs w:val="28"/>
+          <w:lang w:val="uk-UA" w:eastAsia="en-US"/>
+          <w14:ligatures w14:val="standardContextual"/>
+        </w:rPr>
+      </w:pPr>
+      <w:proofErr w:type="spellStart"/>
+      <w:r>
+        <w:rPr>
+          <w:bCs/>
+          <w:sz w:val="28"/>
+          <w:szCs w:val="28"/>
+        </w:rPr>
+        <w:t>інформації</w:t>
+      </w:r>
+      <w:proofErr w:type="spellEnd"/>
+      <w:r>
+        <w:rPr>
+          <w:bCs/>
+          <w:sz w:val="28"/>
+          <w:szCs w:val="28"/>
+          <w:lang w:val="uk-UA"/>
+        </w:rPr>
+        <w:t>”</w:t>
       </w:r>
     </w:p>
     <w:p>
@@ -1120,391 +516,713 @@
         <w:ind w:left="1560" w:hanging="1560"/>
         <w:jc w:val="center"/>
         <w:rPr>
+          <w:bCs/>
+          <w:sz w:val="28"/>
+          <w:szCs w:val="28"/>
+          <w:lang w:val="uk-UA"/>
+        </w:rPr>
+      </w:pPr>
+    </w:p>
+    <w:p>
+      <w:pPr>
+        <w:spacing w:line="360" w:lineRule="auto"/>
+        <w:ind w:left="709"/>
+        <w:jc w:val="center"/>
+        <w:rPr>
+          <w:bCs/>
+          <w:i/>
+          <w:sz w:val="28"/>
+          <w:szCs w:val="28"/>
+          <w:lang w:val="uk-UA"/>
+        </w:rPr>
+      </w:pPr>
+    </w:p>
+    <w:p>
+      <w:pPr>
+        <w:spacing w:line="360" w:lineRule="auto"/>
+        <w:ind w:left="709"/>
+        <w:rPr>
+          <w:sz w:val="28"/>
+          <w:szCs w:val="28"/>
+          <w:lang w:val="uk-UA"/>
+        </w:rPr>
+      </w:pPr>
+    </w:p>
+    <w:p>
+      <w:pPr>
+        <w:ind w:left="709"/>
+        <w:rPr>
+          <w:sz w:val="28"/>
+          <w:szCs w:val="28"/>
+          <w:lang w:val="uk-UA"/>
+        </w:rPr>
+      </w:pPr>
+    </w:p>
+    <w:p>
+      <w:pPr>
+        <w:ind w:left="709"/>
+        <w:rPr>
+          <w:sz w:val="28"/>
+          <w:szCs w:val="28"/>
+        </w:rPr>
+      </w:pPr>
+    </w:p>
+    <w:p>
+      <w:pPr>
+        <w:ind w:left="709"/>
+        <w:rPr>
+          <w:sz w:val="28"/>
+          <w:szCs w:val="28"/>
+          <w:lang w:val="en-US"/>
+        </w:rPr>
+      </w:pPr>
+    </w:p>
+    <w:tbl>
+      <w:tblPr>
+        <w:tblW w:w="9781" w:type="dxa"/>
+        <w:tblCellMar>
+          <w:top w:w="15" w:type="dxa"/>
+          <w:left w:w="15" w:type="dxa"/>
+          <w:bottom w:w="15" w:type="dxa"/>
+          <w:right w:w="15" w:type="dxa"/>
+        </w:tblCellMar>
+        <w:tblLook w:val="04A0" w:firstRow="1" w:lastRow="0" w:firstColumn="1" w:lastColumn="0" w:noHBand="0" w:noVBand="1"/>
+      </w:tblPr>
+      <w:tblGrid>
+        <w:gridCol w:w="4111"/>
+        <w:gridCol w:w="5670"/>
+      </w:tblGrid>
+      <w:tr>
+        <w:tc>
+          <w:tcPr>
+            <w:tcW w:w="4111" w:type="dxa"/>
+            <w:tcMar>
+              <w:top w:w="0" w:type="dxa"/>
+              <w:left w:w="108" w:type="dxa"/>
+              <w:bottom w:w="0" w:type="dxa"/>
+              <w:right w:w="108" w:type="dxa"/>
+            </w:tcMar>
+            <w:hideMark/>
+          </w:tcPr>
+          <w:p>
+            <w:pPr>
+              <w:rPr>
+                <w:sz w:val="28"/>
+                <w:szCs w:val="28"/>
+                <w:lang w:eastAsia="uk-UA"/>
+              </w:rPr>
+            </w:pPr>
+            <w:proofErr w:type="spellStart"/>
+            <w:r>
+              <w:rPr>
+                <w:color w:val="000000"/>
+                <w:sz w:val="28"/>
+                <w:szCs w:val="28"/>
+                <w:lang w:eastAsia="uk-UA"/>
+              </w:rPr>
+              <w:t>Перевірила</w:t>
+            </w:r>
+            <w:proofErr w:type="spellEnd"/>
+            <w:r>
+              <w:rPr>
+                <w:color w:val="000000"/>
+                <w:sz w:val="28"/>
+                <w:szCs w:val="28"/>
+                <w:lang w:eastAsia="uk-UA"/>
+              </w:rPr>
+              <w:t>:</w:t>
+            </w:r>
+          </w:p>
+        </w:tc>
+        <w:tc>
+          <w:tcPr>
+            <w:tcW w:w="5670" w:type="dxa"/>
+            <w:tcMar>
+              <w:top w:w="0" w:type="dxa"/>
+              <w:left w:w="108" w:type="dxa"/>
+              <w:bottom w:w="0" w:type="dxa"/>
+              <w:right w:w="108" w:type="dxa"/>
+            </w:tcMar>
+            <w:hideMark/>
+          </w:tcPr>
+          <w:p>
+            <w:pPr>
+              <w:jc w:val="right"/>
+              <w:rPr>
+                <w:sz w:val="28"/>
+                <w:szCs w:val="28"/>
+                <w:lang w:eastAsia="uk-UA"/>
+              </w:rPr>
+            </w:pPr>
+            <w:r>
+              <w:rPr>
+                <w:color w:val="000000"/>
+                <w:sz w:val="28"/>
+                <w:szCs w:val="28"/>
+                <w:lang w:eastAsia="uk-UA"/>
+              </w:rPr>
+              <w:t>Викон</w:t>
+            </w:r>
+            <w:proofErr w:type="spellStart"/>
+            <w:r>
+              <w:rPr>
+                <w:color w:val="000000"/>
+                <w:sz w:val="28"/>
+                <w:szCs w:val="28"/>
+                <w:lang w:val="uk-UA" w:eastAsia="uk-UA"/>
+              </w:rPr>
+              <w:t>ав</w:t>
+            </w:r>
+            <w:proofErr w:type="spellEnd"/>
+            <w:r>
+              <w:rPr>
+                <w:color w:val="000000"/>
+                <w:sz w:val="28"/>
+                <w:szCs w:val="28"/>
+                <w:lang w:eastAsia="uk-UA"/>
+              </w:rPr>
+              <w:t>:</w:t>
+            </w:r>
+          </w:p>
+        </w:tc>
+      </w:tr>
+      <w:tr>
+        <w:tc>
+          <w:tcPr>
+            <w:tcW w:w="4111" w:type="dxa"/>
+            <w:tcMar>
+              <w:top w:w="0" w:type="dxa"/>
+              <w:left w:w="108" w:type="dxa"/>
+              <w:bottom w:w="0" w:type="dxa"/>
+              <w:right w:w="108" w:type="dxa"/>
+            </w:tcMar>
+            <w:hideMark/>
+          </w:tcPr>
+          <w:p>
+            <w:pPr>
+              <w:rPr>
+                <w:sz w:val="28"/>
+                <w:szCs w:val="28"/>
+                <w:lang w:eastAsia="uk-UA"/>
+              </w:rPr>
+            </w:pPr>
+            <w:proofErr w:type="spellStart"/>
+            <w:r>
+              <w:rPr>
+                <w:color w:val="000000"/>
+                <w:sz w:val="28"/>
+                <w:szCs w:val="28"/>
+                <w:lang w:eastAsia="uk-UA"/>
+              </w:rPr>
+              <w:t>професор</w:t>
+            </w:r>
+            <w:proofErr w:type="spellEnd"/>
+          </w:p>
+        </w:tc>
+        <w:tc>
+          <w:tcPr>
+            <w:tcW w:w="5670" w:type="dxa"/>
+            <w:tcMar>
+              <w:top w:w="0" w:type="dxa"/>
+              <w:left w:w="108" w:type="dxa"/>
+              <w:bottom w:w="0" w:type="dxa"/>
+              <w:right w:w="108" w:type="dxa"/>
+            </w:tcMar>
+            <w:hideMark/>
+          </w:tcPr>
+          <w:p>
+            <w:pPr>
+              <w:ind w:left="1560" w:hanging="1560"/>
+              <w:jc w:val="right"/>
+              <w:rPr>
+                <w:sz w:val="28"/>
+                <w:szCs w:val="28"/>
+                <w:lang w:val="uk-UA"/>
+              </w:rPr>
+            </w:pPr>
+            <w:r>
+              <w:rPr>
+                <w:sz w:val="28"/>
+                <w:szCs w:val="28"/>
+                <w:lang w:val="uk-UA"/>
+              </w:rPr>
+              <w:t>аспірант 1-го курсу</w:t>
+            </w:r>
+          </w:p>
+          <w:p>
+            <w:pPr>
+              <w:ind w:left="1560" w:hanging="1560"/>
+              <w:jc w:val="right"/>
+              <w:rPr>
+                <w:color w:val="000000" w:themeColor="text1"/>
+                <w:sz w:val="28"/>
+                <w:szCs w:val="28"/>
+                <w:lang w:val="uk-UA"/>
+              </w:rPr>
+            </w:pPr>
+            <w:r>
+              <w:rPr>
+                <w:sz w:val="28"/>
+                <w:szCs w:val="28"/>
+                <w:lang w:val="uk-UA"/>
+              </w:rPr>
+              <w:t xml:space="preserve">спеціальності </w:t>
+            </w:r>
+            <w:r>
+              <w:rPr>
+                <w:color w:val="000000" w:themeColor="text1"/>
+                <w:sz w:val="28"/>
+                <w:szCs w:val="28"/>
+                <w:lang w:val="uk-UA"/>
+              </w:rPr>
+              <w:t xml:space="preserve">F5 </w:t>
+            </w:r>
+            <w:proofErr w:type="spellStart"/>
+            <w:r>
+              <w:rPr>
+                <w:color w:val="000000" w:themeColor="text1"/>
+                <w:sz w:val="28"/>
+                <w:szCs w:val="28"/>
+                <w:lang w:val="uk-UA"/>
+              </w:rPr>
+              <w:t>Кібербезпека</w:t>
+            </w:r>
+            <w:proofErr w:type="spellEnd"/>
+          </w:p>
+          <w:p>
+            <w:pPr>
+              <w:ind w:left="1560" w:hanging="1560"/>
+              <w:jc w:val="right"/>
+              <w:rPr>
+                <w:color w:val="000000" w:themeColor="text1"/>
+                <w:sz w:val="28"/>
+                <w:szCs w:val="28"/>
+                <w:lang w:val="uk-UA"/>
+              </w:rPr>
+            </w:pPr>
+            <w:r>
+              <w:rPr>
+                <w:color w:val="000000" w:themeColor="text1"/>
+                <w:sz w:val="28"/>
+                <w:szCs w:val="28"/>
+                <w:lang w:val="uk-UA"/>
+              </w:rPr>
+              <w:t>та захист інформації</w:t>
+            </w:r>
+          </w:p>
+          <w:p>
+            <w:pPr>
+              <w:jc w:val="right"/>
+              <w:rPr>
+                <w:sz w:val="28"/>
+                <w:szCs w:val="28"/>
+                <w:lang w:val="uk-UA" w:eastAsia="uk-UA"/>
+              </w:rPr>
+            </w:pPr>
+          </w:p>
+        </w:tc>
+      </w:tr>
+      <w:tr>
+        <w:tc>
+          <w:tcPr>
+            <w:tcW w:w="4111" w:type="dxa"/>
+            <w:tcMar>
+              <w:top w:w="0" w:type="dxa"/>
+              <w:left w:w="108" w:type="dxa"/>
+              <w:bottom w:w="0" w:type="dxa"/>
+              <w:right w:w="108" w:type="dxa"/>
+            </w:tcMar>
+            <w:hideMark/>
+          </w:tcPr>
+          <w:p>
+            <w:pPr>
+              <w:rPr>
+                <w:sz w:val="28"/>
+                <w:szCs w:val="28"/>
+                <w:lang w:eastAsia="uk-UA"/>
+              </w:rPr>
+            </w:pPr>
+            <w:r>
+              <w:rPr>
+                <w:color w:val="000000"/>
+                <w:sz w:val="28"/>
+                <w:szCs w:val="28"/>
+                <w:lang w:eastAsia="uk-UA"/>
+              </w:rPr>
+              <w:t>Бабенко В. Г.</w:t>
+            </w:r>
+          </w:p>
+        </w:tc>
+        <w:tc>
+          <w:tcPr>
+            <w:tcW w:w="5670" w:type="dxa"/>
+            <w:tcMar>
+              <w:top w:w="0" w:type="dxa"/>
+              <w:left w:w="108" w:type="dxa"/>
+              <w:bottom w:w="0" w:type="dxa"/>
+              <w:right w:w="108" w:type="dxa"/>
+            </w:tcMar>
+            <w:hideMark/>
+          </w:tcPr>
+          <w:p>
+            <w:pPr>
+              <w:ind w:left="709" w:hanging="709"/>
+              <w:jc w:val="right"/>
+              <w:rPr>
+                <w:bCs/>
+                <w:iCs/>
+                <w:color w:val="000000" w:themeColor="text1"/>
+                <w:sz w:val="28"/>
+                <w:szCs w:val="28"/>
+                <w:lang w:val="uk-UA"/>
+              </w:rPr>
+            </w:pPr>
+            <w:proofErr w:type="spellStart"/>
+            <w:r>
+              <w:rPr>
+                <w:bCs/>
+                <w:iCs/>
+                <w:color w:val="000000" w:themeColor="text1"/>
+                <w:sz w:val="28"/>
+                <w:szCs w:val="28"/>
+                <w:lang w:val="uk-UA"/>
+              </w:rPr>
+              <w:t>Білозор</w:t>
+            </w:r>
+            <w:proofErr w:type="spellEnd"/>
+            <w:r>
+              <w:rPr>
+                <w:bCs/>
+                <w:iCs/>
+                <w:color w:val="000000" w:themeColor="text1"/>
+                <w:sz w:val="28"/>
+                <w:szCs w:val="28"/>
+                <w:lang w:val="uk-UA"/>
+              </w:rPr>
+              <w:t xml:space="preserve"> Дмитро Олександрович</w:t>
+            </w:r>
+          </w:p>
+          <w:p>
+            <w:pPr>
+              <w:jc w:val="right"/>
+              <w:rPr>
+                <w:bCs/>
+                <w:sz w:val="28"/>
+                <w:szCs w:val="28"/>
+                <w:lang w:eastAsia="uk-UA"/>
+              </w:rPr>
+            </w:pPr>
+          </w:p>
+        </w:tc>
+      </w:tr>
+    </w:tbl>
+    <w:p>
+      <w:pPr>
+        <w:ind w:left="709"/>
+        <w:rPr>
+          <w:sz w:val="28"/>
+          <w:szCs w:val="28"/>
+          <w:lang w:val="en-US"/>
+        </w:rPr>
+      </w:pPr>
+    </w:p>
+    <w:p>
+      <w:pPr>
+        <w:ind w:left="709"/>
+        <w:rPr>
+          <w:sz w:val="28"/>
+          <w:szCs w:val="28"/>
+          <w:lang w:val="uk-UA"/>
+        </w:rPr>
+      </w:pPr>
+    </w:p>
+    <w:p>
+      <w:pPr>
+        <w:ind w:left="709"/>
+        <w:rPr>
+          <w:sz w:val="28"/>
+          <w:szCs w:val="28"/>
+          <w:lang w:val="uk-UA"/>
+        </w:rPr>
+      </w:pPr>
+    </w:p>
+    <w:p>
+      <w:pPr>
+        <w:ind w:left="709"/>
+        <w:rPr>
+          <w:sz w:val="28"/>
+          <w:szCs w:val="28"/>
+          <w:lang w:val="uk-UA"/>
+        </w:rPr>
+      </w:pPr>
+    </w:p>
+    <w:p>
+      <w:pPr>
+        <w:ind w:left="709"/>
+        <w:rPr>
           <w:rFonts w:ascii="Times New Roman CYR" w:hAnsi="Times New Roman CYR"/>
-          <w:lang w:val="uk-UA"/>
-        </w:rPr>
-      </w:pPr>
-      <w:r>
+          <w:szCs w:val="28"/>
+          <w:lang w:val="uk-UA"/>
+        </w:rPr>
+      </w:pPr>
+    </w:p>
+    <w:p>
+      <w:pPr>
+        <w:ind w:left="709" w:hanging="709"/>
+        <w:jc w:val="center"/>
         <w:rPr>
           <w:rFonts w:ascii="Times New Roman CYR" w:hAnsi="Times New Roman CYR"/>
-        </w:rPr>
-        <w:t xml:space="preserve">про </w:t>
+          <w:bCs/>
+          <w:szCs w:val="28"/>
+          <w:lang w:val="uk-UA"/>
+        </w:rPr>
+      </w:pPr>
+      <w:r>
+        <w:rPr>
+          <w:rFonts w:ascii="Times New Roman CYR" w:hAnsi="Times New Roman CYR"/>
+          <w:bCs/>
+          <w:szCs w:val="28"/>
+          <w:lang w:val="uk-UA"/>
+        </w:rPr>
+        <w:t>Черкаси – 2025 р.</w:t>
+      </w:r>
+    </w:p>
+    <w:p>
+      <w:pPr>
+        <w:spacing w:line="360" w:lineRule="auto"/>
+        <w:ind w:firstLine="567"/>
+        <w:jc w:val="center"/>
+        <w:rPr>
+          <w:b/>
+          <w:i/>
+          <w:sz w:val="28"/>
+          <w:szCs w:val="28"/>
+          <w:lang w:val="uk-UA"/>
+        </w:rPr>
+      </w:pPr>
+      <w:r>
+        <w:rPr>
+          <w:sz w:val="28"/>
+          <w:szCs w:val="28"/>
+          <w:lang w:val="uk-UA"/>
+        </w:rPr>
+        <w:lastRenderedPageBreak/>
+        <w:t>Тема:</w:t>
+      </w:r>
+      <w:r>
+        <w:rPr>
+          <w:b/>
+          <w:sz w:val="28"/>
+          <w:szCs w:val="28"/>
+          <w:lang w:val="uk-UA"/>
+        </w:rPr>
+        <w:t xml:space="preserve"> «</w:t>
       </w:r>
       <w:proofErr w:type="spellStart"/>
       <w:r>
         <w:rPr>
-          <w:rFonts w:ascii="Times New Roman CYR" w:hAnsi="Times New Roman CYR"/>
-        </w:rPr>
-        <w:t>виконання</w:t>
+          <w:b/>
+          <w:sz w:val="28"/>
+          <w:szCs w:val="28"/>
+          <w:lang w:val="uk-UA"/>
+        </w:rPr>
+        <w:t>Нейромережа</w:t>
       </w:r>
       <w:proofErr w:type="spellEnd"/>
       <w:r>
         <w:rPr>
-          <w:rFonts w:ascii="Times New Roman CYR" w:hAnsi="Times New Roman CYR"/>
+          <w:b/>
+          <w:sz w:val="28"/>
+          <w:szCs w:val="28"/>
+          <w:lang w:val="uk-UA"/>
         </w:rPr>
         <w:t xml:space="preserve"> </w:t>
       </w:r>
       <w:proofErr w:type="spellStart"/>
       <w:r>
         <w:rPr>
-          <w:rFonts w:ascii="Times New Roman CYR" w:hAnsi="Times New Roman CYR"/>
-        </w:rPr>
-        <w:t>завдан</w:t>
+          <w:b/>
+          <w:sz w:val="28"/>
+          <w:szCs w:val="28"/>
+          <w:lang w:val="uk-UA"/>
+        </w:rPr>
+        <w:t>двонаправленої</w:t>
       </w:r>
       <w:proofErr w:type="spellEnd"/>
       <w:r>
         <w:rPr>
-          <w:rFonts w:ascii="Times New Roman CYR" w:hAnsi="Times New Roman CYR"/>
-          <w:lang w:val="uk-UA"/>
-        </w:rPr>
-        <w:t>ь</w:t>
-      </w:r>
-      <w:r>
-        <w:rPr>
-          <w:rFonts w:ascii="Times New Roman CYR" w:hAnsi="Times New Roman CYR"/>
+          <w:b/>
+          <w:sz w:val="28"/>
+          <w:szCs w:val="28"/>
+          <w:lang w:val="uk-UA"/>
+        </w:rPr>
+        <w:t xml:space="preserve"> асоціативної пам'яті для шифрування</w:t>
+      </w:r>
+      <w:r>
+        <w:rPr>
+          <w:b/>
+          <w:sz w:val="28"/>
+          <w:szCs w:val="28"/>
+          <w:lang w:val="uk-UA"/>
         </w:rPr>
         <w:t xml:space="preserve"> </w:t>
       </w:r>
       <w:r>
         <w:rPr>
-          <w:rFonts w:ascii="Times New Roman CYR" w:hAnsi="Times New Roman CYR"/>
-          <w:lang w:val="uk-UA"/>
-        </w:rPr>
-        <w:t xml:space="preserve">до лабораторної роботи </w:t>
-      </w:r>
-      <w:r>
-        <w:rPr>
-          <w:rFonts w:ascii="Times New Roman CYR" w:hAnsi="Times New Roman CYR"/>
-        </w:rPr>
-        <w:t xml:space="preserve">№ </w:t>
-      </w:r>
-      <w:r>
-        <w:rPr>
-          <w:rFonts w:ascii="Times New Roman CYR" w:hAnsi="Times New Roman CYR"/>
-          <w:lang w:val="uk-UA"/>
-        </w:rPr>
-        <w:t>1</w:t>
-      </w:r>
+          <w:b/>
+          <w:sz w:val="28"/>
+          <w:szCs w:val="28"/>
+          <w:lang w:val="uk-UA"/>
+        </w:rPr>
+        <w:t>інформації</w:t>
+      </w:r>
+      <w:r>
+        <w:rPr>
+          <w:b/>
+          <w:sz w:val="28"/>
+          <w:szCs w:val="28"/>
+          <w:lang w:val="uk-UA"/>
+        </w:rPr>
+        <w:t>»</w:t>
+      </w:r>
+    </w:p>
+    <w:p>
+      <w:pPr>
+        <w:spacing w:line="360" w:lineRule="auto"/>
+        <w:rPr>
+          <w:b/>
+          <w:sz w:val="28"/>
+          <w:szCs w:val="28"/>
+          <w:lang w:val="uk-UA"/>
+        </w:rPr>
+      </w:pPr>
+    </w:p>
+    <w:p>
+      <w:pPr>
+        <w:spacing w:line="360" w:lineRule="auto"/>
+        <w:jc w:val="both"/>
+        <w:rPr>
+          <w:sz w:val="28"/>
+          <w:szCs w:val="28"/>
+          <w:lang w:val="uk-UA"/>
+        </w:rPr>
+      </w:pPr>
+      <w:r>
+        <w:rPr>
+          <w:b/>
+          <w:bCs/>
+          <w:i/>
+          <w:sz w:val="28"/>
+          <w:szCs w:val="28"/>
+          <w:lang w:val="uk-UA"/>
+        </w:rPr>
+        <w:t>Мета роботи</w:t>
+      </w:r>
+      <w:r>
+        <w:rPr>
+          <w:sz w:val="28"/>
+          <w:szCs w:val="28"/>
+          <w:lang w:val="uk-UA"/>
+        </w:rPr>
+        <w:t xml:space="preserve">: </w:t>
+      </w:r>
+      <w:r>
+        <w:rPr>
+          <w:sz w:val="28"/>
+          <w:szCs w:val="28"/>
+          <w:shd w:val="clear" w:color="auto" w:fill="FFFFFF"/>
+          <w:lang w:val="uk-UA"/>
+        </w:rPr>
+        <w:t xml:space="preserve">Дослідження та реалізація </w:t>
+      </w:r>
+      <w:proofErr w:type="spellStart"/>
+      <w:r>
+        <w:rPr>
+          <w:sz w:val="28"/>
+          <w:szCs w:val="28"/>
+          <w:shd w:val="clear" w:color="auto" w:fill="FFFFFF"/>
+          <w:lang w:val="uk-UA"/>
+        </w:rPr>
+        <w:t>нейромережі</w:t>
+      </w:r>
+      <w:proofErr w:type="spellEnd"/>
+      <w:r>
+        <w:rPr>
+          <w:sz w:val="28"/>
+          <w:szCs w:val="28"/>
+          <w:shd w:val="clear" w:color="auto" w:fill="FFFFFF"/>
+          <w:lang w:val="uk-UA"/>
+        </w:rPr>
+        <w:t xml:space="preserve"> </w:t>
+      </w:r>
+      <w:proofErr w:type="spellStart"/>
+      <w:r>
+        <w:rPr>
+          <w:sz w:val="28"/>
+          <w:szCs w:val="28"/>
+          <w:shd w:val="clear" w:color="auto" w:fill="FFFFFF"/>
+          <w:lang w:val="uk-UA"/>
+        </w:rPr>
+        <w:t>двонаправленої</w:t>
+      </w:r>
+      <w:proofErr w:type="spellEnd"/>
+      <w:r>
+        <w:rPr>
+          <w:sz w:val="28"/>
+          <w:szCs w:val="28"/>
+          <w:shd w:val="clear" w:color="auto" w:fill="FFFFFF"/>
+          <w:lang w:val="uk-UA"/>
+        </w:rPr>
+        <w:t xml:space="preserve"> асоціативної пам'яті (BAM) для шифрування інформації</w:t>
+      </w:r>
+      <w:r>
+        <w:rPr>
+          <w:color w:val="000000"/>
+          <w:sz w:val="28"/>
+          <w:szCs w:val="28"/>
+          <w:lang w:val="uk-UA"/>
+        </w:rPr>
+        <w:t>.</w:t>
+      </w:r>
+    </w:p>
+    <w:p>
+      <w:pPr>
+        <w:spacing w:line="360" w:lineRule="auto"/>
+        <w:jc w:val="both"/>
+        <w:rPr>
+          <w:sz w:val="28"/>
+          <w:szCs w:val="28"/>
+          <w:lang w:val="uk-UA"/>
+        </w:rPr>
+      </w:pPr>
     </w:p>
     <w:p>
       <w:pPr>
         <w:spacing w:line="360" w:lineRule="auto"/>
         <w:jc w:val="center"/>
         <w:rPr>
-          <w:b/>
-        </w:rPr>
-      </w:pPr>
-      <w:r>
-        <w:rPr>
-          <w:rFonts w:ascii="Times New Roman CYR" w:hAnsi="Times New Roman CYR"/>
-        </w:rPr>
-        <w:t>Тема:</w:t>
-      </w:r>
-      <w:r>
-        <w:rPr>
-          <w:rFonts w:ascii="Times New Roman CYR" w:hAnsi="Times New Roman CYR"/>
-          <w:b/>
-        </w:rPr>
-        <w:t xml:space="preserve"> </w:t>
-      </w:r>
-      <w:r>
-        <w:rPr>
-          <w:rFonts w:ascii="Times New Roman CYR" w:hAnsi="Times New Roman CYR"/>
-          <w:b/>
-          <w:lang w:val="uk-UA"/>
-        </w:rPr>
-        <w:t>«</w:t>
-      </w:r>
-      <w:proofErr w:type="spellStart"/>
-      <w:r>
-        <w:rPr>
-          <w:b/>
-        </w:rPr>
-        <w:t>Нейромережа</w:t>
-      </w:r>
-      <w:proofErr w:type="spellEnd"/>
-      <w:r>
-        <w:rPr>
-          <w:b/>
-        </w:rPr>
-        <w:t xml:space="preserve"> </w:t>
-      </w:r>
-      <w:proofErr w:type="spellStart"/>
-      <w:r>
-        <w:rPr>
-          <w:b/>
-        </w:rPr>
-        <w:t>двонаправленої</w:t>
-      </w:r>
-      <w:proofErr w:type="spellEnd"/>
-      <w:r>
-        <w:rPr>
-          <w:b/>
-        </w:rPr>
-        <w:t xml:space="preserve"> </w:t>
-      </w:r>
-      <w:proofErr w:type="spellStart"/>
-      <w:r>
-        <w:rPr>
-          <w:b/>
-        </w:rPr>
-        <w:t>асоціативної</w:t>
-      </w:r>
-      <w:proofErr w:type="spellEnd"/>
-      <w:r>
-        <w:rPr>
-          <w:b/>
-        </w:rPr>
-        <w:t xml:space="preserve"> </w:t>
-      </w:r>
-      <w:proofErr w:type="spellStart"/>
-      <w:r>
-        <w:rPr>
-          <w:b/>
-        </w:rPr>
-        <w:t>пам'яті</w:t>
-      </w:r>
-      <w:proofErr w:type="spellEnd"/>
-      <w:r>
-        <w:rPr>
-          <w:b/>
-        </w:rPr>
-        <w:t xml:space="preserve"> для </w:t>
-      </w:r>
-      <w:proofErr w:type="spellStart"/>
-      <w:r>
-        <w:rPr>
-          <w:b/>
-        </w:rPr>
-        <w:t>шифрування</w:t>
-      </w:r>
-      <w:proofErr w:type="spellEnd"/>
-    </w:p>
-    <w:p>
-      <w:pPr>
-        <w:spacing w:line="360" w:lineRule="auto"/>
-        <w:jc w:val="center"/>
-        <w:rPr>
-          <w:rFonts w:ascii="Times New Roman CYR" w:hAnsi="Times New Roman CYR"/>
-          <w:b/>
+          <w:sz w:val="28"/>
+          <w:szCs w:val="28"/>
+          <w:lang w:val="uk-UA"/>
+        </w:rPr>
+      </w:pPr>
+      <w:r>
+        <w:rPr>
+          <w:b/>
+          <w:bCs/>
           <w:i/>
-          <w:lang w:val="uk-UA"/>
-        </w:rPr>
-      </w:pPr>
-      <w:proofErr w:type="spellStart"/>
-      <w:r>
-        <w:rPr>
-          <w:b/>
-        </w:rPr>
-        <w:t>інформації</w:t>
-      </w:r>
-      <w:proofErr w:type="spellEnd"/>
-      <w:r>
-        <w:rPr>
-          <w:rFonts w:ascii="Times New Roman CYR" w:hAnsi="Times New Roman CYR"/>
-          <w:b/>
-          <w:lang w:val="uk-UA"/>
-        </w:rPr>
-        <w:t>»</w:t>
-      </w:r>
-    </w:p>
-    <w:p>
-      <w:pPr>
-        <w:spacing w:line="360" w:lineRule="auto"/>
-        <w:jc w:val="center"/>
-        <w:rPr>
-          <w:rFonts w:ascii="Times New Roman CYR" w:hAnsi="Times New Roman CYR"/>
-          <w:b/>
-        </w:rPr>
-      </w:pPr>
-    </w:p>
-    <w:p>
-      <w:pPr>
-        <w:numPr>
-          <w:ilvl w:val="0"/>
-          <w:numId w:val="1"/>
-        </w:numPr>
-        <w:spacing w:line="360" w:lineRule="auto"/>
-        <w:ind w:left="360" w:firstLine="349"/>
-        <w:jc w:val="both"/>
-      </w:pPr>
-      <w:r>
-        <w:rPr>
-          <w:b/>
-          <w:bCs/>
-          <w:i/>
-        </w:rPr>
-        <w:t xml:space="preserve">Мета </w:t>
-      </w:r>
-      <w:proofErr w:type="spellStart"/>
-      <w:r>
-        <w:rPr>
-          <w:b/>
-          <w:bCs/>
-          <w:i/>
-        </w:rPr>
-        <w:t>роботи</w:t>
-      </w:r>
-      <w:proofErr w:type="spellEnd"/>
-      <w:r>
-        <w:t>:</w:t>
-      </w:r>
-      <w:r>
-        <w:rPr>
-          <w:lang w:val="uk-UA"/>
-        </w:rPr>
-        <w:t xml:space="preserve"> </w:t>
-      </w:r>
-      <w:proofErr w:type="spellStart"/>
-      <w:r>
-        <w:rPr>
-          <w:shd w:val="clear" w:color="auto" w:fill="FFFFFF"/>
-        </w:rPr>
-        <w:t>Дослідження</w:t>
-      </w:r>
-      <w:proofErr w:type="spellEnd"/>
-      <w:r>
-        <w:rPr>
-          <w:shd w:val="clear" w:color="auto" w:fill="FFFFFF"/>
-        </w:rPr>
-        <w:t xml:space="preserve"> та </w:t>
-      </w:r>
-      <w:proofErr w:type="spellStart"/>
-      <w:r>
-        <w:rPr>
-          <w:shd w:val="clear" w:color="auto" w:fill="FFFFFF"/>
-        </w:rPr>
-        <w:t>реалізація</w:t>
-      </w:r>
-      <w:proofErr w:type="spellEnd"/>
-      <w:r>
-        <w:rPr>
-          <w:shd w:val="clear" w:color="auto" w:fill="FFFFFF"/>
-        </w:rPr>
-        <w:t xml:space="preserve"> </w:t>
-      </w:r>
-      <w:proofErr w:type="spellStart"/>
-      <w:r>
-        <w:rPr>
-          <w:shd w:val="clear" w:color="auto" w:fill="FFFFFF"/>
-        </w:rPr>
-        <w:t>нейромережі</w:t>
-      </w:r>
-      <w:proofErr w:type="spellEnd"/>
-      <w:r>
-        <w:rPr>
-          <w:shd w:val="clear" w:color="auto" w:fill="FFFFFF"/>
-        </w:rPr>
-        <w:t xml:space="preserve"> </w:t>
-      </w:r>
-      <w:proofErr w:type="spellStart"/>
-      <w:r>
-        <w:rPr>
-          <w:shd w:val="clear" w:color="auto" w:fill="FFFFFF"/>
-        </w:rPr>
-        <w:t>двонаправленої</w:t>
-      </w:r>
-      <w:proofErr w:type="spellEnd"/>
-      <w:r>
-        <w:rPr>
-          <w:shd w:val="clear" w:color="auto" w:fill="FFFFFF"/>
-        </w:rPr>
-        <w:t xml:space="preserve"> </w:t>
-      </w:r>
-      <w:proofErr w:type="spellStart"/>
-      <w:r>
-        <w:rPr>
-          <w:shd w:val="clear" w:color="auto" w:fill="FFFFFF"/>
-        </w:rPr>
-        <w:t>асоціативної</w:t>
-      </w:r>
-      <w:proofErr w:type="spellEnd"/>
-      <w:r>
-        <w:rPr>
-          <w:shd w:val="clear" w:color="auto" w:fill="FFFFFF"/>
-        </w:rPr>
-        <w:t xml:space="preserve"> </w:t>
-      </w:r>
-      <w:proofErr w:type="spellStart"/>
-      <w:r>
-        <w:rPr>
-          <w:shd w:val="clear" w:color="auto" w:fill="FFFFFF"/>
-        </w:rPr>
-        <w:t>пам'яті</w:t>
-      </w:r>
-      <w:proofErr w:type="spellEnd"/>
-      <w:r>
-        <w:rPr>
-          <w:shd w:val="clear" w:color="auto" w:fill="FFFFFF"/>
-        </w:rPr>
-        <w:t xml:space="preserve"> (BAM) для </w:t>
-      </w:r>
-      <w:proofErr w:type="spellStart"/>
-      <w:r>
-        <w:rPr>
-          <w:shd w:val="clear" w:color="auto" w:fill="FFFFFF"/>
-        </w:rPr>
-        <w:t>шифрування</w:t>
-      </w:r>
-      <w:proofErr w:type="spellEnd"/>
-      <w:r>
-        <w:rPr>
-          <w:shd w:val="clear" w:color="auto" w:fill="FFFFFF"/>
-        </w:rPr>
-        <w:t xml:space="preserve"> </w:t>
-      </w:r>
-      <w:proofErr w:type="spellStart"/>
-      <w:r>
-        <w:rPr>
-          <w:shd w:val="clear" w:color="auto" w:fill="FFFFFF"/>
-        </w:rPr>
-        <w:t>інформації</w:t>
-      </w:r>
-      <w:proofErr w:type="spellEnd"/>
-      <w:r>
-        <w:rPr>
-          <w:color w:val="000000"/>
-        </w:rPr>
-        <w:t>.</w:t>
-      </w:r>
-    </w:p>
-    <w:p>
-      <w:pPr>
-        <w:numPr>
-          <w:ilvl w:val="0"/>
-          <w:numId w:val="1"/>
-        </w:numPr>
-        <w:spacing w:line="360" w:lineRule="auto"/>
-      </w:pPr>
-      <w:proofErr w:type="spellStart"/>
-      <w:r>
-        <w:rPr>
-          <w:b/>
-          <w:bCs/>
-          <w:i/>
-        </w:rPr>
-        <w:t>Завдання</w:t>
-      </w:r>
-      <w:proofErr w:type="spellEnd"/>
-      <w:r>
-        <w:rPr>
-          <w:b/>
-          <w:bCs/>
-          <w:i/>
-        </w:rPr>
-        <w:t xml:space="preserve"> для </w:t>
-      </w:r>
-      <w:proofErr w:type="spellStart"/>
-      <w:r>
-        <w:rPr>
-          <w:b/>
-          <w:bCs/>
-          <w:i/>
-        </w:rPr>
-        <w:t>виконання</w:t>
-      </w:r>
-      <w:proofErr w:type="spellEnd"/>
-      <w:r>
+          <w:sz w:val="28"/>
+          <w:szCs w:val="28"/>
+          <w:lang w:val="uk-UA"/>
+        </w:rPr>
+        <w:t>Завдання для виконання</w:t>
+      </w:r>
+      <w:r>
+        <w:rPr>
+          <w:sz w:val="28"/>
+          <w:szCs w:val="28"/>
+          <w:lang w:val="uk-UA"/>
+        </w:rPr>
         <w:t>:</w:t>
       </w:r>
     </w:p>
@@ -1515,10 +1233,44 @@
           <w:ilvl w:val="0"/>
           <w:numId w:val="13"/>
         </w:numPr>
+        <w:tabs>
+          <w:tab w:val="clear" w:pos="1440"/>
+          <w:tab w:val="num" w:pos="1134"/>
+        </w:tabs>
         <w:spacing w:before="0" w:beforeAutospacing="0" w:line="360" w:lineRule="auto"/>
-      </w:pPr>
-      <w:r>
-        <w:t>Реалізувати шифрування інформації на основі двонаправленої асоціативної пам'яті.</w:t>
+        <w:ind w:left="0" w:firstLine="567"/>
+        <w:jc w:val="both"/>
+        <w:rPr>
+          <w:sz w:val="28"/>
+          <w:szCs w:val="28"/>
+          <w:lang w:val="uk-UA"/>
+        </w:rPr>
+      </w:pPr>
+      <w:r>
+        <w:rPr>
+          <w:sz w:val="28"/>
+          <w:szCs w:val="28"/>
+          <w:lang w:val="uk-UA"/>
+        </w:rPr>
+        <w:t xml:space="preserve">Реалізувати шифрування інформації на основі </w:t>
+      </w:r>
+      <w:proofErr w:type="spellStart"/>
+      <w:r>
+        <w:rPr>
+          <w:sz w:val="28"/>
+          <w:szCs w:val="28"/>
+          <w:lang w:val="uk-UA"/>
+        </w:rPr>
+        <w:t>двонаправленої</w:t>
+      </w:r>
+      <w:proofErr w:type="spellEnd"/>
+      <w:r>
+        <w:rPr>
+          <w:sz w:val="28"/>
+          <w:szCs w:val="28"/>
+          <w:lang w:val="uk-UA"/>
+        </w:rPr>
+        <w:t xml:space="preserve"> асоціативної пам'яті.</w:t>
       </w:r>
     </w:p>
     <w:p>
@@ -1528,9 +1280,25 @@
           <w:ilvl w:val="0"/>
           <w:numId w:val="13"/>
         </w:numPr>
+        <w:tabs>
+          <w:tab w:val="clear" w:pos="1440"/>
+          <w:tab w:val="num" w:pos="1134"/>
+        </w:tabs>
         <w:spacing w:before="0" w:beforeAutospacing="0" w:line="360" w:lineRule="auto"/>
-      </w:pPr>
-      <w:r>
+        <w:ind w:left="0" w:firstLine="567"/>
+        <w:jc w:val="both"/>
+        <w:rPr>
+          <w:sz w:val="28"/>
+          <w:szCs w:val="28"/>
+          <w:lang w:val="uk-UA"/>
+        </w:rPr>
+      </w:pPr>
+      <w:r>
+        <w:rPr>
+          <w:sz w:val="28"/>
+          <w:szCs w:val="28"/>
+          <w:lang w:val="uk-UA"/>
+        </w:rPr>
         <w:t>Обрати на підставі номеру варіанту кількість ітерацій.</w:t>
       </w:r>
     </w:p>
@@ -1541,27 +1309,1172 @@
           <w:ilvl w:val="0"/>
           <w:numId w:val="13"/>
         </w:numPr>
+        <w:tabs>
+          <w:tab w:val="clear" w:pos="1440"/>
+          <w:tab w:val="num" w:pos="1134"/>
+        </w:tabs>
         <w:spacing w:before="0" w:beforeAutospacing="0" w:after="0" w:afterAutospacing="0" w:line="360" w:lineRule="auto"/>
-      </w:pPr>
-      <w:r>
+        <w:ind w:left="0" w:firstLine="567"/>
+        <w:jc w:val="both"/>
+        <w:rPr>
+          <w:sz w:val="28"/>
+          <w:szCs w:val="28"/>
+          <w:lang w:val="uk-UA"/>
+        </w:rPr>
+      </w:pPr>
+      <w:r>
+        <w:rPr>
+          <w:sz w:val="28"/>
+          <w:szCs w:val="28"/>
+          <w:lang w:val="uk-UA"/>
+        </w:rPr>
         <w:t>Проаналізувати результати відновлення (дешифрування) пошкодженого вхідного образу.</w:t>
       </w:r>
     </w:p>
     <w:p>
       <w:pPr>
+        <w:pStyle w:val="NormalWeb"/>
+        <w:spacing w:before="0" w:beforeAutospacing="0" w:after="0" w:afterAutospacing="0" w:line="360" w:lineRule="auto"/>
+        <w:rPr>
+          <w:sz w:val="28"/>
+          <w:szCs w:val="28"/>
+          <w:lang w:val="uk-UA"/>
+        </w:rPr>
+      </w:pPr>
+    </w:p>
+    <w:p>
+      <w:pPr>
+        <w:pStyle w:val="NormalWeb"/>
+        <w:spacing w:before="0" w:beforeAutospacing="0" w:after="0" w:afterAutospacing="0" w:line="360" w:lineRule="auto"/>
+        <w:jc w:val="center"/>
+        <w:rPr>
+          <w:i/>
+          <w:iCs/>
+          <w:sz w:val="28"/>
+          <w:szCs w:val="28"/>
+          <w:lang w:val="uk-UA"/>
+        </w:rPr>
+      </w:pPr>
+      <w:proofErr w:type="spellStart"/>
+      <w:r>
+        <w:rPr>
+          <w:b/>
+          <w:bCs/>
+          <w:i/>
+          <w:iCs/>
+          <w:sz w:val="28"/>
+          <w:szCs w:val="28"/>
+          <w:lang w:val="uk-UA"/>
+        </w:rPr>
+        <w:t>Теоритичні</w:t>
+      </w:r>
+      <w:proofErr w:type="spellEnd"/>
+      <w:r>
+        <w:rPr>
+          <w:b/>
+          <w:bCs/>
+          <w:i/>
+          <w:iCs/>
+          <w:sz w:val="28"/>
+          <w:szCs w:val="28"/>
+          <w:lang w:val="uk-UA"/>
+        </w:rPr>
+        <w:t xml:space="preserve"> відомості:</w:t>
+      </w:r>
+    </w:p>
+    <w:p>
+      <w:pPr>
+        <w:pStyle w:val="ListParagraph"/>
+        <w:numPr>
+          <w:ilvl w:val="1"/>
+          <w:numId w:val="13"/>
+        </w:numPr>
+        <w:tabs>
+          <w:tab w:val="clear" w:pos="2160"/>
+          <w:tab w:val="num" w:pos="1134"/>
+        </w:tabs>
+        <w:spacing w:line="360" w:lineRule="auto"/>
+        <w:ind w:hanging="1593"/>
+        <w:jc w:val="both"/>
+        <w:rPr>
+          <w:b/>
+          <w:bCs/>
+          <w:sz w:val="28"/>
+          <w:szCs w:val="28"/>
+          <w:lang w:val="uk-UA"/>
+        </w:rPr>
+      </w:pPr>
+      <w:r>
+        <w:rPr>
+          <w:b/>
+          <w:bCs/>
+          <w:sz w:val="28"/>
+          <w:szCs w:val="28"/>
+          <w:lang w:val="uk-UA"/>
+        </w:rPr>
+        <w:t>Вступ до теорії асоціативної пам'яті</w:t>
+      </w:r>
+    </w:p>
+    <w:p>
+      <w:pPr>
+        <w:spacing w:line="360" w:lineRule="auto"/>
+        <w:ind w:firstLine="567"/>
+        <w:jc w:val="both"/>
+        <w:rPr>
+          <w:sz w:val="28"/>
+          <w:szCs w:val="28"/>
+          <w:lang w:val="uk-UA"/>
+        </w:rPr>
+      </w:pPr>
+      <w:r>
+        <w:rPr>
+          <w:sz w:val="28"/>
+          <w:szCs w:val="28"/>
+          <w:lang w:val="uk-UA"/>
+        </w:rPr>
+        <w:t>Асоціативна пам'ять (</w:t>
+      </w:r>
+      <w:proofErr w:type="spellStart"/>
+      <w:r>
+        <w:rPr>
+          <w:sz w:val="28"/>
+          <w:szCs w:val="28"/>
+          <w:lang w:val="uk-UA"/>
+        </w:rPr>
+        <w:t>Content-Addressable</w:t>
+      </w:r>
+      <w:proofErr w:type="spellEnd"/>
+      <w:r>
+        <w:rPr>
+          <w:sz w:val="28"/>
+          <w:szCs w:val="28"/>
+          <w:lang w:val="uk-UA"/>
+        </w:rPr>
+        <w:t xml:space="preserve"> </w:t>
+      </w:r>
+      <w:proofErr w:type="spellStart"/>
+      <w:r>
+        <w:rPr>
+          <w:sz w:val="28"/>
+          <w:szCs w:val="28"/>
+          <w:lang w:val="uk-UA"/>
+        </w:rPr>
+        <w:t>Memory</w:t>
+      </w:r>
+      <w:proofErr w:type="spellEnd"/>
+      <w:r>
+        <w:rPr>
+          <w:sz w:val="28"/>
+          <w:szCs w:val="28"/>
+          <w:lang w:val="uk-UA"/>
+        </w:rPr>
+        <w:t xml:space="preserve">, CAM) являє собою клас нейронних мереж, архітектура та принципи роботи яких натхненні біологічними механізмами людського мозку. На відміну від традиційної комп'ютерної пам'яті (RAM), де доступ до даних здійснюється за їхньою фізичною </w:t>
+      </w:r>
+      <w:proofErr w:type="spellStart"/>
+      <w:r>
+        <w:rPr>
+          <w:sz w:val="28"/>
+          <w:szCs w:val="28"/>
+          <w:lang w:val="uk-UA"/>
+        </w:rPr>
+        <w:t>адресою</w:t>
+      </w:r>
+      <w:proofErr w:type="spellEnd"/>
+      <w:r>
+        <w:rPr>
+          <w:sz w:val="28"/>
+          <w:szCs w:val="28"/>
+          <w:lang w:val="uk-UA"/>
+        </w:rPr>
+        <w:t xml:space="preserve">, в асоціативній пам'яті доступ відбувається за змістом. Це означає, що для отримання збереженого образу на вхід системи достатньо подати його частину, </w:t>
+      </w:r>
+      <w:proofErr w:type="spellStart"/>
+      <w:r>
+        <w:rPr>
+          <w:sz w:val="28"/>
+          <w:szCs w:val="28"/>
+          <w:lang w:val="uk-UA"/>
+        </w:rPr>
+        <w:t>зашумлену</w:t>
+      </w:r>
+      <w:proofErr w:type="spellEnd"/>
+      <w:r>
+        <w:rPr>
+          <w:sz w:val="28"/>
+          <w:szCs w:val="28"/>
+          <w:lang w:val="uk-UA"/>
+        </w:rPr>
+        <w:t xml:space="preserve"> версію або асоційований з ним ключ.</w:t>
+      </w:r>
+    </w:p>
+    <w:p>
+      <w:pPr>
+        <w:spacing w:line="360" w:lineRule="auto"/>
+        <w:ind w:firstLine="567"/>
+        <w:jc w:val="both"/>
+        <w:rPr>
+          <w:sz w:val="28"/>
+          <w:szCs w:val="28"/>
+          <w:lang w:val="uk-UA"/>
+        </w:rPr>
+      </w:pPr>
+      <w:r>
+        <w:rPr>
+          <w:sz w:val="28"/>
+          <w:szCs w:val="28"/>
+          <w:lang w:val="uk-UA"/>
+        </w:rPr>
+        <w:t>Асоціативні нейронні мережі поділяються на два фундаментальні типи:</w:t>
+      </w:r>
+    </w:p>
+    <w:p>
+      <w:pPr>
+        <w:spacing w:line="360" w:lineRule="auto"/>
+        <w:ind w:firstLine="567"/>
+        <w:jc w:val="both"/>
+        <w:rPr>
+          <w:sz w:val="28"/>
+          <w:szCs w:val="28"/>
+          <w:lang w:val="uk-UA"/>
+        </w:rPr>
+      </w:pPr>
+      <w:proofErr w:type="spellStart"/>
+      <w:r>
+        <w:rPr>
+          <w:b/>
+          <w:bCs/>
+          <w:sz w:val="28"/>
+          <w:szCs w:val="28"/>
+          <w:bdr w:val="none" w:sz="0" w:space="0" w:color="auto" w:frame="1"/>
+          <w:lang w:val="uk-UA"/>
+        </w:rPr>
+        <w:t>Автоасоціативна</w:t>
+      </w:r>
+      <w:proofErr w:type="spellEnd"/>
+      <w:r>
+        <w:rPr>
+          <w:b/>
+          <w:bCs/>
+          <w:sz w:val="28"/>
+          <w:szCs w:val="28"/>
+          <w:bdr w:val="none" w:sz="0" w:space="0" w:color="auto" w:frame="1"/>
+          <w:lang w:val="uk-UA"/>
+        </w:rPr>
+        <w:t xml:space="preserve"> пам'ять:</w:t>
+      </w:r>
+      <w:r>
+        <w:rPr>
+          <w:sz w:val="28"/>
+          <w:szCs w:val="28"/>
+          <w:lang w:val="uk-UA"/>
+        </w:rPr>
+        <w:t xml:space="preserve"> Вхідний вектор асоціюється сам із собою. Основна мета таких мереж — відновлення еталонного образу за його спотвореною версією (наприклад, мережа </w:t>
+      </w:r>
+      <w:proofErr w:type="spellStart"/>
+      <w:r>
+        <w:rPr>
+          <w:sz w:val="28"/>
+          <w:szCs w:val="28"/>
+          <w:lang w:val="uk-UA"/>
+        </w:rPr>
+        <w:t>Хопфілда</w:t>
+      </w:r>
+      <w:proofErr w:type="spellEnd"/>
+      <w:r>
+        <w:rPr>
+          <w:sz w:val="28"/>
+          <w:szCs w:val="28"/>
+          <w:lang w:val="uk-UA"/>
+        </w:rPr>
+        <w:t>).</w:t>
+      </w:r>
+    </w:p>
+    <w:p>
+      <w:pPr>
+        <w:spacing w:line="360" w:lineRule="auto"/>
+        <w:ind w:firstLine="567"/>
+        <w:jc w:val="both"/>
+        <w:rPr>
+          <w:sz w:val="28"/>
+          <w:szCs w:val="28"/>
+          <w:lang w:val="uk-UA"/>
+        </w:rPr>
+      </w:pPr>
+      <w:proofErr w:type="spellStart"/>
+      <w:r>
+        <w:rPr>
+          <w:b/>
+          <w:bCs/>
+          <w:sz w:val="28"/>
+          <w:szCs w:val="28"/>
+          <w:bdr w:val="none" w:sz="0" w:space="0" w:color="auto" w:frame="1"/>
+          <w:lang w:val="uk-UA"/>
+        </w:rPr>
+        <w:t>Гетероасоціативна</w:t>
+      </w:r>
+      <w:proofErr w:type="spellEnd"/>
+      <w:r>
+        <w:rPr>
+          <w:b/>
+          <w:bCs/>
+          <w:sz w:val="28"/>
+          <w:szCs w:val="28"/>
+          <w:bdr w:val="none" w:sz="0" w:space="0" w:color="auto" w:frame="1"/>
+          <w:lang w:val="uk-UA"/>
+        </w:rPr>
+        <w:t xml:space="preserve"> пам'ять:</w:t>
+      </w:r>
+      <w:r>
+        <w:rPr>
+          <w:sz w:val="28"/>
+          <w:szCs w:val="28"/>
+          <w:lang w:val="uk-UA"/>
+        </w:rPr>
+        <w:t xml:space="preserve"> Вхідний вектор асоціюється з іншим вектором, який може відрізнятися за розмірністю та змістом. Прикладом такої системи є </w:t>
+      </w:r>
+      <w:proofErr w:type="spellStart"/>
+      <w:r>
+        <w:rPr>
+          <w:sz w:val="28"/>
+          <w:szCs w:val="28"/>
+          <w:lang w:val="uk-UA"/>
+        </w:rPr>
+        <w:t>Двонаправлена</w:t>
+      </w:r>
+      <w:proofErr w:type="spellEnd"/>
+      <w:r>
+        <w:rPr>
+          <w:sz w:val="28"/>
+          <w:szCs w:val="28"/>
+          <w:lang w:val="uk-UA"/>
+        </w:rPr>
+        <w:t xml:space="preserve"> Асоціативна Пам'ять (BAM), яка дозволяє запам'ятовувати пари векторів.</w:t>
+      </w:r>
+    </w:p>
+    <w:p>
+      <w:pPr>
+        <w:spacing w:line="360" w:lineRule="auto"/>
+        <w:ind w:firstLine="567"/>
+        <w:jc w:val="both"/>
+        <w:rPr>
+          <w:sz w:val="28"/>
+          <w:szCs w:val="28"/>
+          <w:lang w:val="uk-UA"/>
+        </w:rPr>
+      </w:pPr>
+      <w:proofErr w:type="spellStart"/>
+      <w:r>
+        <w:rPr>
+          <w:sz w:val="28"/>
+          <w:szCs w:val="28"/>
+          <w:lang w:val="uk-UA"/>
+        </w:rPr>
+        <w:lastRenderedPageBreak/>
+        <w:t>Двонаправлена</w:t>
+      </w:r>
+      <w:proofErr w:type="spellEnd"/>
+      <w:r>
+        <w:rPr>
+          <w:sz w:val="28"/>
+          <w:szCs w:val="28"/>
+          <w:lang w:val="uk-UA"/>
+        </w:rPr>
+        <w:t xml:space="preserve"> асоціативна пам'ять (BAM — </w:t>
+      </w:r>
+      <w:proofErr w:type="spellStart"/>
+      <w:r>
+        <w:rPr>
+          <w:sz w:val="28"/>
+          <w:szCs w:val="28"/>
+          <w:lang w:val="uk-UA"/>
+        </w:rPr>
+        <w:t>Bidirectional</w:t>
+      </w:r>
+      <w:proofErr w:type="spellEnd"/>
+      <w:r>
+        <w:rPr>
+          <w:sz w:val="28"/>
+          <w:szCs w:val="28"/>
+          <w:lang w:val="uk-UA"/>
+        </w:rPr>
+        <w:t xml:space="preserve"> </w:t>
+      </w:r>
+      <w:proofErr w:type="spellStart"/>
+      <w:r>
+        <w:rPr>
+          <w:sz w:val="28"/>
+          <w:szCs w:val="28"/>
+          <w:lang w:val="uk-UA"/>
+        </w:rPr>
+        <w:t>Associative</w:t>
+      </w:r>
+      <w:proofErr w:type="spellEnd"/>
+      <w:r>
+        <w:rPr>
+          <w:sz w:val="28"/>
+          <w:szCs w:val="28"/>
+          <w:lang w:val="uk-UA"/>
+        </w:rPr>
+        <w:t xml:space="preserve"> </w:t>
+      </w:r>
+      <w:proofErr w:type="spellStart"/>
+      <w:r>
+        <w:rPr>
+          <w:sz w:val="28"/>
+          <w:szCs w:val="28"/>
+          <w:lang w:val="uk-UA"/>
+        </w:rPr>
+        <w:t>Memory</w:t>
+      </w:r>
+      <w:proofErr w:type="spellEnd"/>
+      <w:r>
+        <w:rPr>
+          <w:sz w:val="28"/>
+          <w:szCs w:val="28"/>
+          <w:lang w:val="uk-UA"/>
+        </w:rPr>
+        <w:t xml:space="preserve">), запропонована </w:t>
+      </w:r>
+      <w:proofErr w:type="spellStart"/>
+      <w:r>
+        <w:rPr>
+          <w:sz w:val="28"/>
+          <w:szCs w:val="28"/>
+          <w:lang w:val="uk-UA"/>
+        </w:rPr>
+        <w:t>Бартом</w:t>
+      </w:r>
+      <w:proofErr w:type="spellEnd"/>
+      <w:r>
+        <w:rPr>
+          <w:sz w:val="28"/>
+          <w:szCs w:val="28"/>
+          <w:lang w:val="uk-UA"/>
+        </w:rPr>
+        <w:t xml:space="preserve"> </w:t>
+      </w:r>
+      <w:proofErr w:type="spellStart"/>
+      <w:r>
+        <w:rPr>
+          <w:sz w:val="28"/>
+          <w:szCs w:val="28"/>
+          <w:lang w:val="uk-UA"/>
+        </w:rPr>
+        <w:t>Коско</w:t>
+      </w:r>
+      <w:proofErr w:type="spellEnd"/>
+      <w:r>
+        <w:rPr>
+          <w:sz w:val="28"/>
+          <w:szCs w:val="28"/>
+          <w:lang w:val="uk-UA"/>
+        </w:rPr>
+        <w:t xml:space="preserve"> у 1988 році, є розширенням мережі </w:t>
+      </w:r>
+      <w:proofErr w:type="spellStart"/>
+      <w:r>
+        <w:rPr>
+          <w:sz w:val="28"/>
+          <w:szCs w:val="28"/>
+          <w:lang w:val="uk-UA"/>
+        </w:rPr>
+        <w:t>Хопфілда</w:t>
+      </w:r>
+      <w:proofErr w:type="spellEnd"/>
+      <w:r>
+        <w:rPr>
+          <w:sz w:val="28"/>
+          <w:szCs w:val="28"/>
+          <w:lang w:val="uk-UA"/>
+        </w:rPr>
+        <w:t xml:space="preserve">. Вона являє собою двошарову рекурентну нейронну мережу, здатну працювати в режимі </w:t>
+      </w:r>
+      <w:proofErr w:type="spellStart"/>
+      <w:r>
+        <w:rPr>
+          <w:sz w:val="28"/>
+          <w:szCs w:val="28"/>
+          <w:lang w:val="uk-UA"/>
+        </w:rPr>
+        <w:t>гетероасоціації</w:t>
+      </w:r>
+      <w:proofErr w:type="spellEnd"/>
+      <w:r>
+        <w:rPr>
+          <w:sz w:val="28"/>
+          <w:szCs w:val="28"/>
+          <w:lang w:val="uk-UA"/>
+        </w:rPr>
+        <w:t xml:space="preserve">, запам'ятовуючи пари </w:t>
+      </w:r>
+      <w:proofErr w:type="spellStart"/>
+      <w:r>
+        <w:rPr>
+          <w:sz w:val="28"/>
+          <w:szCs w:val="28"/>
+          <w:lang w:val="uk-UA"/>
+        </w:rPr>
+        <w:t>патернів</w:t>
+      </w:r>
+      <w:proofErr w:type="spellEnd"/>
+      <w:r>
+        <w:rPr>
+          <w:sz w:val="28"/>
+          <w:szCs w:val="28"/>
+          <w:lang w:val="uk-UA"/>
+        </w:rPr>
+        <w:t xml:space="preserve"> (X, Y) і відновлюючи один з них при подачі іншого.</w:t>
+      </w:r>
+    </w:p>
+    <w:p>
+      <w:pPr>
+        <w:spacing w:line="360" w:lineRule="auto"/>
+        <w:jc w:val="both"/>
+        <w:rPr>
+          <w:sz w:val="28"/>
+          <w:szCs w:val="28"/>
+          <w:lang w:val="uk-UA"/>
+        </w:rPr>
+      </w:pPr>
+    </w:p>
+    <w:p>
+      <w:pPr>
+        <w:pStyle w:val="ListParagraph"/>
+        <w:numPr>
+          <w:ilvl w:val="1"/>
+          <w:numId w:val="13"/>
+        </w:numPr>
+        <w:tabs>
+          <w:tab w:val="clear" w:pos="2160"/>
+          <w:tab w:val="num" w:pos="1134"/>
+        </w:tabs>
+        <w:spacing w:line="360" w:lineRule="auto"/>
+        <w:ind w:hanging="1593"/>
+        <w:jc w:val="both"/>
+        <w:rPr>
+          <w:b/>
+          <w:bCs/>
+          <w:sz w:val="28"/>
+          <w:szCs w:val="28"/>
+          <w:lang w:val="uk-UA"/>
+        </w:rPr>
+      </w:pPr>
+      <w:r>
+        <w:rPr>
+          <w:b/>
+          <w:bCs/>
+          <w:sz w:val="28"/>
+          <w:szCs w:val="28"/>
+          <w:lang w:val="uk-UA"/>
+        </w:rPr>
+        <w:t>Архітектура та структура мережі BAM</w:t>
+      </w:r>
+    </w:p>
+    <w:p>
+      <w:pPr>
+        <w:spacing w:line="360" w:lineRule="auto"/>
+        <w:ind w:firstLine="567"/>
+        <w:jc w:val="both"/>
+        <w:rPr>
+          <w:sz w:val="28"/>
+          <w:szCs w:val="28"/>
+          <w:lang w:val="uk-UA"/>
+        </w:rPr>
+      </w:pPr>
+      <w:r>
+        <w:rPr>
+          <w:sz w:val="28"/>
+          <w:szCs w:val="28"/>
+          <w:lang w:val="uk-UA"/>
+        </w:rPr>
+        <w:t xml:space="preserve">Топологія мережі BAM складається з двох шарів нейронів: </w:t>
+      </w:r>
+      <w:r>
+        <w:rPr>
+          <w:b/>
+          <w:bCs/>
+          <w:sz w:val="28"/>
+          <w:szCs w:val="28"/>
+          <w:bdr w:val="none" w:sz="0" w:space="0" w:color="auto" w:frame="1"/>
+          <w:lang w:val="uk-UA"/>
+        </w:rPr>
+        <w:t>Шар X:</w:t>
+      </w:r>
+      <w:r>
+        <w:rPr>
+          <w:sz w:val="28"/>
+          <w:szCs w:val="28"/>
+          <w:lang w:val="uk-UA"/>
+        </w:rPr>
+        <w:t xml:space="preserve"> Вхідний шар, що містить N нейронів. </w:t>
+      </w:r>
+      <w:r>
+        <w:rPr>
+          <w:b/>
+          <w:bCs/>
+          <w:sz w:val="28"/>
+          <w:szCs w:val="28"/>
+          <w:bdr w:val="none" w:sz="0" w:space="0" w:color="auto" w:frame="1"/>
+          <w:lang w:val="uk-UA"/>
+        </w:rPr>
+        <w:t>Шар Y:</w:t>
+      </w:r>
+      <w:r>
+        <w:rPr>
+          <w:sz w:val="28"/>
+          <w:szCs w:val="28"/>
+          <w:lang w:val="uk-UA"/>
+        </w:rPr>
+        <w:t xml:space="preserve"> Вихідний шар, що містить M нейронів.</w:t>
+      </w:r>
+    </w:p>
+    <w:p>
+      <w:pPr>
+        <w:spacing w:line="360" w:lineRule="auto"/>
+        <w:ind w:firstLine="567"/>
+        <w:jc w:val="both"/>
+        <w:rPr>
+          <w:sz w:val="28"/>
+          <w:szCs w:val="28"/>
+          <w:lang w:val="uk-UA"/>
+        </w:rPr>
+      </w:pPr>
+      <w:r>
+        <w:rPr>
+          <w:sz w:val="28"/>
+          <w:szCs w:val="28"/>
+          <w:lang w:val="uk-UA"/>
+        </w:rPr>
+        <w:t xml:space="preserve">Ключовою особливістю архітектури є повна зв'язність між шарами. Кожен нейрон з шару X з'єднаний з кожним нейроном шару Y, і навпаки. При цьому </w:t>
+      </w:r>
+      <w:proofErr w:type="spellStart"/>
+      <w:r>
+        <w:rPr>
+          <w:sz w:val="28"/>
+          <w:szCs w:val="28"/>
+          <w:lang w:val="uk-UA"/>
+        </w:rPr>
+        <w:t>внутрішньошарові</w:t>
+      </w:r>
+      <w:proofErr w:type="spellEnd"/>
+      <w:r>
+        <w:rPr>
+          <w:sz w:val="28"/>
+          <w:szCs w:val="28"/>
+          <w:lang w:val="uk-UA"/>
+        </w:rPr>
+        <w:t xml:space="preserve"> зв'язки (з'єднання нейронів X з іншими нейронами X, або Y з Y) відсутні. Також відсутні зворотні зв'язки нейронів самих на себе.</w:t>
+      </w:r>
+    </w:p>
+    <w:p>
+      <w:pPr>
+        <w:spacing w:line="360" w:lineRule="auto"/>
+        <w:ind w:firstLine="567"/>
+        <w:jc w:val="both"/>
+        <w:rPr>
+          <w:sz w:val="28"/>
+          <w:szCs w:val="28"/>
+          <w:lang w:val="uk-UA"/>
+        </w:rPr>
+      </w:pPr>
+      <w:proofErr w:type="spellStart"/>
+      <w:r>
+        <w:rPr>
+          <w:sz w:val="28"/>
+          <w:szCs w:val="28"/>
+          <w:lang w:val="uk-UA"/>
+        </w:rPr>
+        <w:t>Синаптичні</w:t>
+      </w:r>
+      <w:proofErr w:type="spellEnd"/>
+      <w:r>
+        <w:rPr>
+          <w:sz w:val="28"/>
+          <w:szCs w:val="28"/>
+          <w:lang w:val="uk-UA"/>
+        </w:rPr>
+        <w:t xml:space="preserve"> ваги мережі формують матрицю </w:t>
+      </w:r>
+      <w:proofErr w:type="spellStart"/>
+      <w:r>
+        <w:rPr>
+          <w:sz w:val="28"/>
+          <w:szCs w:val="28"/>
+          <w:lang w:val="uk-UA"/>
+        </w:rPr>
+        <w:t>зв'язків</w:t>
+      </w:r>
+      <w:proofErr w:type="spellEnd"/>
+      <w:r>
+        <w:rPr>
+          <w:sz w:val="28"/>
+          <w:szCs w:val="28"/>
+          <w:lang w:val="uk-UA"/>
+        </w:rPr>
+        <w:t xml:space="preserve"> </w:t>
+      </w:r>
+      <w:r>
+        <w:rPr>
+          <w:b/>
+          <w:bCs/>
+          <w:sz w:val="28"/>
+          <w:szCs w:val="28"/>
+          <w:bdr w:val="none" w:sz="0" w:space="0" w:color="auto" w:frame="1"/>
+          <w:lang w:val="uk-UA"/>
+        </w:rPr>
+        <w:t>W</w:t>
+      </w:r>
+      <w:r>
+        <w:rPr>
+          <w:sz w:val="28"/>
+          <w:szCs w:val="28"/>
+          <w:lang w:val="uk-UA"/>
+        </w:rPr>
+        <w:t xml:space="preserve"> розмірністю N×M. Оскільки мережа є </w:t>
+      </w:r>
+      <w:proofErr w:type="spellStart"/>
+      <w:r>
+        <w:rPr>
+          <w:sz w:val="28"/>
+          <w:szCs w:val="28"/>
+          <w:lang w:val="uk-UA"/>
+        </w:rPr>
+        <w:t>двонаправленою</w:t>
+      </w:r>
+      <w:proofErr w:type="spellEnd"/>
+      <w:r>
+        <w:rPr>
+          <w:sz w:val="28"/>
+          <w:szCs w:val="28"/>
+          <w:lang w:val="uk-UA"/>
+        </w:rPr>
+        <w:t>:</w:t>
+      </w:r>
+    </w:p>
+    <w:p>
+      <w:pPr>
+        <w:spacing w:line="360" w:lineRule="auto"/>
+        <w:ind w:firstLine="567"/>
+        <w:jc w:val="both"/>
+        <w:rPr>
+          <w:sz w:val="28"/>
+          <w:szCs w:val="28"/>
+          <w:lang w:val="uk-UA"/>
+        </w:rPr>
+      </w:pPr>
+      <w:r>
+        <w:rPr>
+          <w:sz w:val="28"/>
+          <w:szCs w:val="28"/>
+          <w:lang w:val="uk-UA"/>
+        </w:rPr>
+        <w:t xml:space="preserve">Передача сигналу від шару X </w:t>
+      </w:r>
+      <w:proofErr w:type="spellStart"/>
+      <w:r>
+        <w:rPr>
+          <w:sz w:val="28"/>
+          <w:szCs w:val="28"/>
+          <w:lang w:val="uk-UA"/>
+        </w:rPr>
+        <w:t>доY</w:t>
+      </w:r>
+      <w:proofErr w:type="spellEnd"/>
+      <w:r>
+        <w:rPr>
+          <w:sz w:val="28"/>
+          <w:szCs w:val="28"/>
+          <w:lang w:val="uk-UA"/>
+        </w:rPr>
+        <w:t xml:space="preserve"> (прямий прохід) здійснюється через матрицю </w:t>
+      </w:r>
+      <w:r>
+        <w:rPr>
+          <w:b/>
+          <w:bCs/>
+          <w:sz w:val="28"/>
+          <w:szCs w:val="28"/>
+          <w:bdr w:val="none" w:sz="0" w:space="0" w:color="auto" w:frame="1"/>
+          <w:lang w:val="uk-UA"/>
+        </w:rPr>
+        <w:t>W</w:t>
+      </w:r>
+      <w:r>
+        <w:rPr>
+          <w:sz w:val="28"/>
+          <w:szCs w:val="28"/>
+          <w:lang w:val="uk-UA"/>
+        </w:rPr>
+        <w:t xml:space="preserve">. Передача сигналу від шару Y до X (зворотний прохід) здійснюється через транспоновану матрицю </w:t>
+      </w:r>
+      <w:r>
+        <w:rPr>
+          <w:b/>
+          <w:bCs/>
+          <w:sz w:val="28"/>
+          <w:szCs w:val="28"/>
+          <w:bdr w:val="none" w:sz="0" w:space="0" w:color="auto" w:frame="1"/>
+          <w:lang w:val="uk-UA"/>
+        </w:rPr>
+        <w:t>Wᵀ</w:t>
+      </w:r>
+      <w:r>
+        <w:rPr>
+          <w:sz w:val="28"/>
+          <w:szCs w:val="28"/>
+          <w:lang w:val="uk-UA"/>
+        </w:rPr>
+        <w:t xml:space="preserve"> (розмірністю </w:t>
+      </w:r>
+      <w:r>
+        <w:rPr>
+          <w:b/>
+          <w:bCs/>
+          <w:sz w:val="28"/>
+          <w:szCs w:val="28"/>
+          <w:lang w:val="uk-UA"/>
+        </w:rPr>
+        <w:t>M×N</w:t>
+      </w:r>
+      <w:r>
+        <w:rPr>
+          <w:sz w:val="28"/>
+          <w:szCs w:val="28"/>
+          <w:lang w:val="uk-UA"/>
+        </w:rPr>
+        <w:t>). Це дозволяє сигналам циркулювати ("</w:t>
+      </w:r>
+      <w:proofErr w:type="spellStart"/>
+      <w:r>
+        <w:rPr>
+          <w:sz w:val="28"/>
+          <w:szCs w:val="28"/>
+          <w:lang w:val="uk-UA"/>
+        </w:rPr>
+        <w:t>реверберувати</w:t>
+      </w:r>
+      <w:proofErr w:type="spellEnd"/>
+      <w:r>
+        <w:rPr>
+          <w:sz w:val="28"/>
+          <w:szCs w:val="28"/>
+          <w:lang w:val="uk-UA"/>
+        </w:rPr>
+        <w:t>") між шарами доти, доки мережа не досягне стабільного стану.</w:t>
+      </w:r>
+    </w:p>
+    <w:p>
+      <w:pPr>
+        <w:spacing w:line="360" w:lineRule="auto"/>
+        <w:jc w:val="both"/>
+        <w:rPr>
+          <w:sz w:val="28"/>
+          <w:szCs w:val="28"/>
+          <w:lang w:val="uk-UA"/>
+        </w:rPr>
+      </w:pPr>
+    </w:p>
+    <w:p>
+      <w:pPr>
+        <w:pStyle w:val="ListParagraph"/>
+        <w:numPr>
+          <w:ilvl w:val="1"/>
+          <w:numId w:val="13"/>
+        </w:numPr>
+        <w:tabs>
+          <w:tab w:val="clear" w:pos="2160"/>
+          <w:tab w:val="num" w:pos="1134"/>
+        </w:tabs>
+        <w:spacing w:line="360" w:lineRule="auto"/>
+        <w:ind w:hanging="1593"/>
+        <w:jc w:val="both"/>
+        <w:rPr>
+          <w:b/>
+          <w:bCs/>
+          <w:sz w:val="28"/>
+          <w:szCs w:val="28"/>
+          <w:lang w:val="uk-UA"/>
+        </w:rPr>
+      </w:pPr>
+      <w:r>
+        <w:rPr>
+          <w:b/>
+          <w:bCs/>
+          <w:sz w:val="28"/>
+          <w:szCs w:val="28"/>
+          <w:lang w:val="uk-UA"/>
+        </w:rPr>
+        <w:t>Представлення даних та кодування</w:t>
+      </w:r>
+    </w:p>
+    <w:p>
+      <w:pPr>
+        <w:spacing w:line="360" w:lineRule="auto"/>
+        <w:ind w:firstLine="567"/>
+        <w:jc w:val="both"/>
+        <w:rPr>
+          <w:sz w:val="28"/>
+          <w:szCs w:val="28"/>
+          <w:lang w:val="uk-UA"/>
+        </w:rPr>
+      </w:pPr>
+      <w:r>
+        <w:rPr>
+          <w:sz w:val="28"/>
+          <w:szCs w:val="28"/>
+          <w:lang w:val="uk-UA"/>
+        </w:rPr>
+        <w:t xml:space="preserve">Для коректного функціонування мереж типу BAM критично важливим є вибір формату представлення даних. Хоча цифрові зображення та інформація зазвичай зберігаються у бінарному форматі </w:t>
+      </w:r>
+      <w:r>
+        <w:rPr>
+          <w:b/>
+          <w:bCs/>
+          <w:sz w:val="28"/>
+          <w:szCs w:val="28"/>
+          <w:lang w:val="uk-UA"/>
+        </w:rPr>
+        <w:t>{0, 1}</w:t>
+      </w:r>
+      <w:r>
+        <w:rPr>
+          <w:sz w:val="28"/>
+          <w:szCs w:val="28"/>
+          <w:lang w:val="uk-UA"/>
+        </w:rPr>
+        <w:t xml:space="preserve">, для </w:t>
+      </w:r>
+      <w:proofErr w:type="spellStart"/>
+      <w:r>
+        <w:rPr>
+          <w:sz w:val="28"/>
+          <w:szCs w:val="28"/>
+          <w:lang w:val="uk-UA"/>
+        </w:rPr>
+        <w:t>нейромережевих</w:t>
+      </w:r>
+      <w:proofErr w:type="spellEnd"/>
+      <w:r>
+        <w:rPr>
+          <w:sz w:val="28"/>
+          <w:szCs w:val="28"/>
+          <w:lang w:val="uk-UA"/>
+        </w:rPr>
+        <w:t xml:space="preserve"> обчислень в асоціативній пам'яті ефективнішим є </w:t>
+      </w:r>
+      <w:r>
+        <w:rPr>
+          <w:sz w:val="28"/>
+          <w:szCs w:val="28"/>
+          <w:bdr w:val="none" w:sz="0" w:space="0" w:color="auto" w:frame="1"/>
+          <w:lang w:val="uk-UA"/>
+        </w:rPr>
+        <w:t>біполярне кодування</w:t>
+      </w:r>
+      <w:r>
+        <w:rPr>
+          <w:sz w:val="28"/>
+          <w:szCs w:val="28"/>
+          <w:lang w:val="uk-UA"/>
+        </w:rPr>
+        <w:t xml:space="preserve"> </w:t>
+      </w:r>
+      <w:r>
+        <w:rPr>
+          <w:b/>
+          <w:bCs/>
+          <w:sz w:val="28"/>
+          <w:szCs w:val="28"/>
+          <w:lang w:val="uk-UA"/>
+        </w:rPr>
+        <w:t>{-1, 1}</w:t>
+      </w:r>
+      <w:r>
+        <w:rPr>
+          <w:sz w:val="28"/>
+          <w:szCs w:val="28"/>
+          <w:lang w:val="uk-UA"/>
+        </w:rPr>
+        <w:t>.</w:t>
+      </w:r>
+    </w:p>
+    <w:p>
+      <w:pPr>
+        <w:spacing w:line="360" w:lineRule="auto"/>
+        <w:ind w:firstLine="567"/>
+        <w:jc w:val="both"/>
+        <w:rPr>
+          <w:sz w:val="28"/>
+          <w:szCs w:val="28"/>
+          <w:lang w:val="uk-UA"/>
+        </w:rPr>
+      </w:pPr>
+      <w:r>
+        <w:rPr>
+          <w:sz w:val="28"/>
+          <w:szCs w:val="28"/>
+          <w:lang w:val="uk-UA"/>
+        </w:rPr>
+        <w:t>У біполярному режимі:</w:t>
+      </w:r>
+    </w:p>
+    <w:p>
+      <w:pPr>
+        <w:pStyle w:val="ListParagraph"/>
         <w:numPr>
           <w:ilvl w:val="0"/>
-          <w:numId w:val="1"/>
+          <w:numId w:val="20"/>
         </w:numPr>
         <w:spacing w:line="360" w:lineRule="auto"/>
-      </w:pPr>
+        <w:jc w:val="both"/>
+        <w:rPr>
+          <w:sz w:val="28"/>
+          <w:szCs w:val="28"/>
+          <w:lang w:val="uk-UA"/>
+        </w:rPr>
+      </w:pPr>
+      <w:r>
+        <w:rPr>
+          <w:sz w:val="28"/>
+          <w:szCs w:val="28"/>
+          <w:lang w:val="uk-UA"/>
+        </w:rPr>
+        <w:t xml:space="preserve">Логічний 0 або "пустота" кодується як </w:t>
+      </w:r>
+      <w:r>
+        <w:rPr>
+          <w:b/>
+          <w:bCs/>
+          <w:sz w:val="28"/>
+          <w:szCs w:val="28"/>
+          <w:bdr w:val="none" w:sz="0" w:space="0" w:color="auto" w:frame="1"/>
+          <w:lang w:val="uk-UA"/>
+        </w:rPr>
+        <w:t>-1</w:t>
+      </w:r>
+      <w:r>
+        <w:rPr>
+          <w:sz w:val="28"/>
+          <w:szCs w:val="28"/>
+          <w:lang w:val="uk-UA"/>
+        </w:rPr>
+        <w:t>.</w:t>
+      </w:r>
+    </w:p>
+    <w:p>
+      <w:pPr>
+        <w:pStyle w:val="ListParagraph"/>
+        <w:numPr>
+          <w:ilvl w:val="0"/>
+          <w:numId w:val="20"/>
+        </w:numPr>
+        <w:spacing w:line="360" w:lineRule="auto"/>
+        <w:jc w:val="both"/>
+        <w:rPr>
+          <w:sz w:val="28"/>
+          <w:szCs w:val="28"/>
+          <w:lang w:val="uk-UA"/>
+        </w:rPr>
+      </w:pPr>
+      <w:r>
+        <w:rPr>
+          <w:sz w:val="28"/>
+          <w:szCs w:val="28"/>
+          <w:lang w:val="uk-UA"/>
+        </w:rPr>
+        <w:t xml:space="preserve">Логічна 1 або "сигнал" кодується як </w:t>
+      </w:r>
+      <w:r>
+        <w:rPr>
+          <w:b/>
+          <w:bCs/>
+          <w:sz w:val="28"/>
+          <w:szCs w:val="28"/>
+          <w:bdr w:val="none" w:sz="0" w:space="0" w:color="auto" w:frame="1"/>
+          <w:lang w:val="uk-UA"/>
+        </w:rPr>
+        <w:t>1</w:t>
+      </w:r>
+      <w:r>
+        <w:rPr>
+          <w:sz w:val="28"/>
+          <w:szCs w:val="28"/>
+          <w:lang w:val="uk-UA"/>
+        </w:rPr>
+        <w:t>.</w:t>
+      </w:r>
+    </w:p>
+    <w:p>
+      <w:pPr>
+        <w:spacing w:line="360" w:lineRule="auto"/>
+        <w:ind w:firstLine="567"/>
+        <w:jc w:val="both"/>
+        <w:rPr>
+          <w:sz w:val="28"/>
+          <w:szCs w:val="28"/>
+          <w:lang w:val="uk-UA"/>
+        </w:rPr>
+      </w:pPr>
+      <w:r>
+        <w:rPr>
+          <w:sz w:val="28"/>
+          <w:szCs w:val="28"/>
+          <w:lang w:val="uk-UA"/>
+        </w:rPr>
+        <w:lastRenderedPageBreak/>
+        <w:t xml:space="preserve">Перетворення бінарного </w:t>
+      </w:r>
+      <w:proofErr w:type="spellStart"/>
+      <w:r>
+        <w:rPr>
+          <w:sz w:val="28"/>
+          <w:szCs w:val="28"/>
+          <w:lang w:val="uk-UA"/>
+        </w:rPr>
+        <w:t>вектора</w:t>
+      </w:r>
+      <w:proofErr w:type="spellEnd"/>
+      <w:r>
+        <w:rPr>
+          <w:sz w:val="28"/>
+          <w:szCs w:val="28"/>
+          <w:lang w:val="uk-UA"/>
+        </w:rPr>
+        <w:t xml:space="preserve"> b у біполярний вектор x здійснюється за формулою:</w:t>
+      </w:r>
+      <w:r>
+        <w:rPr>
+          <w:sz w:val="28"/>
+          <w:szCs w:val="28"/>
+          <w:lang w:val="uk-UA"/>
+        </w:rPr>
+        <w:t xml:space="preserve"> </w:t>
+      </w:r>
+      <w:proofErr w:type="spellStart"/>
       <w:r>
         <w:rPr>
           <w:b/>
           <w:bCs/>
           <w:i/>
-        </w:rPr>
-        <w:t xml:space="preserve">Протокол </w:t>
+          <w:iCs/>
+          <w:sz w:val="28"/>
+          <w:szCs w:val="28"/>
+          <w:lang w:val="uk-UA"/>
+        </w:rPr>
+        <w:t>x_i</w:t>
+      </w:r>
+      <w:proofErr w:type="spellEnd"/>
+      <w:r>
+        <w:rPr>
+          <w:b/>
+          <w:bCs/>
+          <w:i/>
+          <w:iCs/>
+          <w:sz w:val="28"/>
+          <w:szCs w:val="28"/>
+          <w:lang w:val="uk-UA"/>
+        </w:rPr>
+        <w:t xml:space="preserve"> = 2 * </w:t>
       </w:r>
       <w:proofErr w:type="spellStart"/>
       <w:r>
@@ -1569,8 +2482,12 @@
           <w:b/>
           <w:bCs/>
           <w:i/>
-        </w:rPr>
-        <w:t>розв’язування</w:t>
+          <w:iCs/>
+          <w:sz w:val="28"/>
+          <w:szCs w:val="28"/>
+          <w:lang w:val="uk-UA"/>
+        </w:rPr>
+        <w:t>b_i</w:t>
       </w:r>
       <w:proofErr w:type="spellEnd"/>
       <w:r>
@@ -1578,24 +2495,1305 @@
           <w:b/>
           <w:bCs/>
           <w:i/>
+          <w:iCs/>
+          <w:sz w:val="28"/>
+          <w:szCs w:val="28"/>
+          <w:lang w:val="uk-UA"/>
         </w:rPr>
         <w:t xml:space="preserve"> </w:t>
       </w:r>
+      <w:r>
+        <w:rPr>
+          <w:b/>
+          <w:bCs/>
+          <w:i/>
+          <w:iCs/>
+          <w:sz w:val="28"/>
+          <w:szCs w:val="28"/>
+          <w:lang w:val="uk-UA"/>
+        </w:rPr>
+        <w:t>–</w:t>
+      </w:r>
+      <w:r>
+        <w:rPr>
+          <w:b/>
+          <w:bCs/>
+          <w:i/>
+          <w:iCs/>
+          <w:sz w:val="28"/>
+          <w:szCs w:val="28"/>
+          <w:lang w:val="uk-UA"/>
+        </w:rPr>
+        <w:t xml:space="preserve"> 1</w:t>
+      </w:r>
+      <w:r>
+        <w:rPr>
+          <w:sz w:val="28"/>
+          <w:szCs w:val="28"/>
+          <w:lang w:val="uk-UA"/>
+        </w:rPr>
+        <w:t>.</w:t>
+      </w:r>
+    </w:p>
+    <w:p>
+      <w:pPr>
+        <w:spacing w:line="360" w:lineRule="auto"/>
+        <w:ind w:firstLine="567"/>
+        <w:jc w:val="both"/>
+        <w:rPr>
+          <w:sz w:val="28"/>
+          <w:szCs w:val="28"/>
+          <w:lang w:val="uk-UA"/>
+        </w:rPr>
+      </w:pPr>
+      <w:r>
+        <w:rPr>
+          <w:sz w:val="28"/>
+          <w:szCs w:val="28"/>
+          <w:lang w:val="uk-UA"/>
+        </w:rPr>
+        <w:t>Перевага біполярного кодування полягає у значному покращенні ортогональності векторів та підвищенні співвідношення сигнал/шум. У бінарному кодуванні нулі не вносять вкладу в суму добутків (оскільки 0 помножити на вагу дорівнює 0), тоді як у біполярному кодуванні значення -1 активно впливає на результат, створюючи "гальмівний" (</w:t>
+      </w:r>
       <w:proofErr w:type="spellStart"/>
       <w:r>
         <w:rPr>
-          <w:b/>
-          <w:bCs/>
-          <w:i/>
-        </w:rPr>
-        <w:t>завдань</w:t>
+          <w:sz w:val="28"/>
+          <w:szCs w:val="28"/>
+          <w:lang w:val="uk-UA"/>
+        </w:rPr>
+        <w:t>inhibitory</w:t>
       </w:r>
       <w:proofErr w:type="spellEnd"/>
       <w:r>
         <w:rPr>
-          <w:b/>
-          <w:bCs/>
-          <w:lang w:val="en-US"/>
+          <w:sz w:val="28"/>
+          <w:szCs w:val="28"/>
+          <w:lang w:val="uk-UA"/>
+        </w:rPr>
+        <w:t>) ефект, що дозволяє мережі краще розрізняти схожі образи.</w:t>
+      </w:r>
+    </w:p>
+    <w:p>
+      <w:pPr>
+        <w:spacing w:line="360" w:lineRule="auto"/>
+        <w:jc w:val="both"/>
+        <w:rPr>
+          <w:sz w:val="28"/>
+          <w:szCs w:val="28"/>
+          <w:lang w:val="uk-UA"/>
+        </w:rPr>
+      </w:pPr>
+    </w:p>
+    <w:p>
+      <w:pPr>
+        <w:pStyle w:val="ListParagraph"/>
+        <w:numPr>
+          <w:ilvl w:val="1"/>
+          <w:numId w:val="13"/>
+        </w:numPr>
+        <w:tabs>
+          <w:tab w:val="clear" w:pos="2160"/>
+          <w:tab w:val="num" w:pos="1134"/>
+        </w:tabs>
+        <w:spacing w:line="360" w:lineRule="auto"/>
+        <w:ind w:hanging="1593"/>
+        <w:jc w:val="both"/>
+        <w:rPr>
+          <w:b/>
+          <w:bCs/>
+          <w:sz w:val="28"/>
+          <w:szCs w:val="28"/>
+          <w:lang w:val="uk-UA"/>
+        </w:rPr>
+      </w:pPr>
+      <w:r>
+        <w:rPr>
+          <w:b/>
+          <w:bCs/>
+          <w:sz w:val="28"/>
+          <w:szCs w:val="28"/>
+          <w:lang w:val="uk-UA"/>
+        </w:rPr>
+        <w:t xml:space="preserve">Навчання мережі (Правило </w:t>
+      </w:r>
+      <w:proofErr w:type="spellStart"/>
+      <w:r>
+        <w:rPr>
+          <w:b/>
+          <w:bCs/>
+          <w:sz w:val="28"/>
+          <w:szCs w:val="28"/>
+          <w:lang w:val="uk-UA"/>
+        </w:rPr>
+        <w:t>Хебба</w:t>
+      </w:r>
+      <w:proofErr w:type="spellEnd"/>
+      <w:r>
+        <w:rPr>
+          <w:b/>
+          <w:bCs/>
+          <w:sz w:val="28"/>
+          <w:szCs w:val="28"/>
+          <w:lang w:val="uk-UA"/>
+        </w:rPr>
+        <w:t>)</w:t>
+      </w:r>
+    </w:p>
+    <w:p>
+      <w:pPr>
+        <w:spacing w:line="360" w:lineRule="auto"/>
+        <w:ind w:firstLine="567"/>
+        <w:jc w:val="both"/>
+        <w:rPr>
+          <w:sz w:val="28"/>
+          <w:szCs w:val="28"/>
+          <w:lang w:val="uk-UA"/>
+        </w:rPr>
+      </w:pPr>
+      <w:r>
+        <w:rPr>
+          <w:sz w:val="28"/>
+          <w:szCs w:val="28"/>
+          <w:lang w:val="uk-UA"/>
+        </w:rPr>
+        <w:t xml:space="preserve">Навчання мережі BAM відбувається "з учителем", але, на відміну від </w:t>
+      </w:r>
+      <w:proofErr w:type="spellStart"/>
+      <w:r>
+        <w:rPr>
+          <w:sz w:val="28"/>
+          <w:szCs w:val="28"/>
+          <w:lang w:val="uk-UA"/>
+        </w:rPr>
+        <w:t>перцептронів</w:t>
+      </w:r>
+      <w:proofErr w:type="spellEnd"/>
+      <w:r>
+        <w:rPr>
+          <w:sz w:val="28"/>
+          <w:szCs w:val="28"/>
+          <w:lang w:val="uk-UA"/>
+        </w:rPr>
+        <w:t xml:space="preserve">, воно не є ітераційним у класичному розумінні (як градієнтний спуск). Це </w:t>
+      </w:r>
+      <w:proofErr w:type="spellStart"/>
+      <w:r>
+        <w:rPr>
+          <w:sz w:val="28"/>
+          <w:szCs w:val="28"/>
+          <w:lang w:val="uk-UA"/>
+        </w:rPr>
+        <w:t>одномоментне</w:t>
+      </w:r>
+      <w:proofErr w:type="spellEnd"/>
+      <w:r>
+        <w:rPr>
+          <w:sz w:val="28"/>
+          <w:szCs w:val="28"/>
+          <w:lang w:val="uk-UA"/>
+        </w:rPr>
+        <w:t xml:space="preserve"> навчання (</w:t>
+      </w:r>
+      <w:proofErr w:type="spellStart"/>
+      <w:r>
+        <w:rPr>
+          <w:sz w:val="28"/>
+          <w:szCs w:val="28"/>
+          <w:lang w:val="uk-UA"/>
+        </w:rPr>
+        <w:t>one-shot</w:t>
+      </w:r>
+      <w:proofErr w:type="spellEnd"/>
+      <w:r>
+        <w:rPr>
+          <w:sz w:val="28"/>
+          <w:szCs w:val="28"/>
+          <w:lang w:val="uk-UA"/>
+        </w:rPr>
+        <w:t xml:space="preserve"> </w:t>
+      </w:r>
+      <w:proofErr w:type="spellStart"/>
+      <w:r>
+        <w:rPr>
+          <w:sz w:val="28"/>
+          <w:szCs w:val="28"/>
+          <w:lang w:val="uk-UA"/>
+        </w:rPr>
+        <w:t>learning</w:t>
+      </w:r>
+      <w:proofErr w:type="spellEnd"/>
+      <w:r>
+        <w:rPr>
+          <w:sz w:val="28"/>
+          <w:szCs w:val="28"/>
+          <w:lang w:val="uk-UA"/>
+        </w:rPr>
+        <w:t xml:space="preserve">), засноване на </w:t>
+      </w:r>
+      <w:r>
+        <w:rPr>
+          <w:b/>
+          <w:bCs/>
+          <w:sz w:val="28"/>
+          <w:szCs w:val="28"/>
+          <w:bdr w:val="none" w:sz="0" w:space="0" w:color="auto" w:frame="1"/>
+          <w:lang w:val="uk-UA"/>
+        </w:rPr>
+        <w:t xml:space="preserve">правилі </w:t>
+      </w:r>
+      <w:proofErr w:type="spellStart"/>
+      <w:r>
+        <w:rPr>
+          <w:b/>
+          <w:bCs/>
+          <w:sz w:val="28"/>
+          <w:szCs w:val="28"/>
+          <w:bdr w:val="none" w:sz="0" w:space="0" w:color="auto" w:frame="1"/>
+          <w:lang w:val="uk-UA"/>
+        </w:rPr>
+        <w:t>Хебба</w:t>
+      </w:r>
+      <w:proofErr w:type="spellEnd"/>
+      <w:r>
+        <w:rPr>
+          <w:sz w:val="28"/>
+          <w:szCs w:val="28"/>
+          <w:lang w:val="uk-UA"/>
+        </w:rPr>
+        <w:t>. Згідно з цим правилом, вага зв'язку між двома нейронами посилюється, якщо вони активуються одночасно.</w:t>
+      </w:r>
+    </w:p>
+    <w:p>
+      <w:pPr>
+        <w:spacing w:line="360" w:lineRule="auto"/>
+        <w:ind w:firstLine="567"/>
+        <w:jc w:val="both"/>
+        <w:rPr>
+          <w:sz w:val="28"/>
+          <w:szCs w:val="28"/>
+          <w:lang w:val="uk-UA"/>
+        </w:rPr>
+      </w:pPr>
+      <w:r>
+        <w:rPr>
+          <w:sz w:val="28"/>
+          <w:szCs w:val="28"/>
+          <w:lang w:val="uk-UA"/>
+        </w:rPr>
+        <w:t>Нехай ми маємо набір з P пар векторів для запам'ятовування:</w:t>
+      </w:r>
+      <w:r>
+        <w:rPr>
+          <w:sz w:val="28"/>
+          <w:szCs w:val="28"/>
+          <w:lang w:val="uk-UA"/>
+        </w:rPr>
+        <w:t xml:space="preserve"> </w:t>
+      </w:r>
+      <w:r>
+        <w:rPr>
+          <w:b/>
+          <w:bCs/>
+          <w:sz w:val="28"/>
+          <w:szCs w:val="28"/>
+          <w:lang w:val="uk-UA"/>
+        </w:rPr>
+        <w:t>{(X⁽¹⁾, Y⁽¹⁾), (X⁽²⁾, Y⁽²⁾), ..., (X⁽ᴾ⁾, Y⁽ᴾ⁾)}</w:t>
+      </w:r>
+    </w:p>
+    <w:p>
+      <w:pPr>
+        <w:spacing w:line="360" w:lineRule="auto"/>
+        <w:ind w:firstLine="567"/>
+        <w:jc w:val="both"/>
+        <w:rPr>
+          <w:b/>
+          <w:bCs/>
+          <w:sz w:val="28"/>
+          <w:szCs w:val="28"/>
+          <w:lang w:val="uk-UA"/>
+        </w:rPr>
+      </w:pPr>
+      <w:r>
+        <w:rPr>
+          <w:sz w:val="28"/>
+          <w:szCs w:val="28"/>
+          <w:lang w:val="uk-UA"/>
+        </w:rPr>
+        <w:t>Матриця ваг W розраховується як сума зовнішніх добутків (</w:t>
+      </w:r>
+      <w:proofErr w:type="spellStart"/>
+      <w:r>
+        <w:rPr>
+          <w:sz w:val="28"/>
+          <w:szCs w:val="28"/>
+          <w:lang w:val="uk-UA"/>
+        </w:rPr>
+        <w:t>outer</w:t>
+      </w:r>
+      <w:proofErr w:type="spellEnd"/>
+      <w:r>
+        <w:rPr>
+          <w:sz w:val="28"/>
+          <w:szCs w:val="28"/>
+          <w:lang w:val="uk-UA"/>
+        </w:rPr>
+        <w:t xml:space="preserve"> </w:t>
+      </w:r>
+      <w:proofErr w:type="spellStart"/>
+      <w:r>
+        <w:rPr>
+          <w:sz w:val="28"/>
+          <w:szCs w:val="28"/>
+          <w:lang w:val="uk-UA"/>
+        </w:rPr>
+        <w:t>products</w:t>
+      </w:r>
+      <w:proofErr w:type="spellEnd"/>
+      <w:r>
+        <w:rPr>
+          <w:sz w:val="28"/>
+          <w:szCs w:val="28"/>
+          <w:lang w:val="uk-UA"/>
+        </w:rPr>
+        <w:t>) усіх пар векторів:</w:t>
+      </w:r>
+      <w:r>
+        <w:rPr>
+          <w:sz w:val="28"/>
+          <w:szCs w:val="28"/>
+          <w:lang w:val="uk-UA"/>
+        </w:rPr>
+        <w:t xml:space="preserve"> </w:t>
+      </w:r>
+      <w:r>
+        <w:rPr>
+          <w:b/>
+          <w:bCs/>
+          <w:sz w:val="28"/>
+          <w:szCs w:val="28"/>
+          <w:lang w:val="uk-UA"/>
+        </w:rPr>
+        <w:t>W = Сума (від k=1 до P) [ (X⁽ᵏ⁾)ᵀ * Y⁽ᵏ⁾ ]</w:t>
+      </w:r>
+    </w:p>
+    <w:p>
+      <w:pPr>
+        <w:spacing w:line="360" w:lineRule="auto"/>
+        <w:ind w:firstLine="567"/>
+        <w:jc w:val="both"/>
+        <w:rPr>
+          <w:sz w:val="28"/>
+          <w:szCs w:val="28"/>
+          <w:lang w:val="uk-UA"/>
+        </w:rPr>
+      </w:pPr>
+      <w:r>
+        <w:rPr>
+          <w:sz w:val="28"/>
+          <w:szCs w:val="28"/>
+          <w:lang w:val="uk-UA"/>
+        </w:rPr>
+        <w:t xml:space="preserve">Елемент матриці </w:t>
+      </w:r>
+      <w:proofErr w:type="spellStart"/>
+      <w:r>
+        <w:rPr>
+          <w:sz w:val="28"/>
+          <w:szCs w:val="28"/>
+          <w:lang w:val="uk-UA"/>
+        </w:rPr>
+        <w:t>w_ij</w:t>
+      </w:r>
+      <w:proofErr w:type="spellEnd"/>
+      <w:r>
+        <w:rPr>
+          <w:sz w:val="28"/>
+          <w:szCs w:val="28"/>
+          <w:lang w:val="uk-UA"/>
+        </w:rPr>
+        <w:t xml:space="preserve"> відображає ступінь кореляції між i-м елементом входу та j-м елементом виходу по всій навчальній вибірці. Якщо значення збігаються (обидва 1 або обидва -1), вага збільшується. Якщо значення різні — зменшується.</w:t>
+      </w:r>
+    </w:p>
+    <w:p>
+      <w:pPr>
+        <w:spacing w:line="360" w:lineRule="auto"/>
+        <w:jc w:val="both"/>
+        <w:rPr>
+          <w:sz w:val="28"/>
+          <w:szCs w:val="28"/>
+          <w:lang w:val="uk-UA"/>
+        </w:rPr>
+      </w:pPr>
+    </w:p>
+    <w:p>
+      <w:pPr>
+        <w:pStyle w:val="ListParagraph"/>
+        <w:numPr>
+          <w:ilvl w:val="1"/>
+          <w:numId w:val="13"/>
+        </w:numPr>
+        <w:tabs>
+          <w:tab w:val="clear" w:pos="2160"/>
+          <w:tab w:val="num" w:pos="1134"/>
+        </w:tabs>
+        <w:spacing w:line="360" w:lineRule="auto"/>
+        <w:ind w:hanging="1593"/>
+        <w:jc w:val="both"/>
+        <w:rPr>
+          <w:b/>
+          <w:bCs/>
+          <w:sz w:val="28"/>
+          <w:szCs w:val="28"/>
+          <w:lang w:val="uk-UA"/>
+        </w:rPr>
+      </w:pPr>
+      <w:r>
+        <w:rPr>
+          <w:b/>
+          <w:bCs/>
+          <w:sz w:val="28"/>
+          <w:szCs w:val="28"/>
+          <w:lang w:val="uk-UA"/>
+        </w:rPr>
+        <w:t>Функціонування мережі (Резонанс)</w:t>
+      </w:r>
+    </w:p>
+    <w:p>
+      <w:pPr>
+        <w:spacing w:line="360" w:lineRule="auto"/>
+        <w:ind w:firstLine="567"/>
+        <w:jc w:val="both"/>
+        <w:rPr>
+          <w:sz w:val="28"/>
+          <w:szCs w:val="28"/>
+          <w:lang w:val="uk-UA"/>
+        </w:rPr>
+      </w:pPr>
+      <w:r>
+        <w:rPr>
+          <w:sz w:val="28"/>
+          <w:szCs w:val="28"/>
+          <w:lang w:val="uk-UA"/>
+        </w:rPr>
+        <w:t xml:space="preserve">Процес відновлення інформації (дешифрування або розпізнавання) є ітераційним процесом пошуку найближчого "енергетичного мінімуму". Якщо на вхід подається невідомий або пошкоджений вектор </w:t>
+      </w:r>
+      <w:r>
+        <w:rPr>
+          <w:b/>
+          <w:bCs/>
+          <w:sz w:val="28"/>
+          <w:szCs w:val="28"/>
+          <w:lang w:val="uk-UA"/>
+        </w:rPr>
+        <w:t>X(0)</w:t>
+      </w:r>
+      <w:r>
+        <w:rPr>
+          <w:sz w:val="28"/>
+          <w:szCs w:val="28"/>
+          <w:lang w:val="uk-UA"/>
+        </w:rPr>
+        <w:t>, мережа функціонує наступним чином:</w:t>
+      </w:r>
+    </w:p>
+    <w:p>
+      <w:pPr>
+        <w:spacing w:line="360" w:lineRule="auto"/>
+        <w:ind w:firstLine="567"/>
+        <w:jc w:val="both"/>
+        <w:rPr>
+          <w:sz w:val="28"/>
+          <w:szCs w:val="28"/>
+          <w:lang w:val="uk-UA"/>
+        </w:rPr>
+      </w:pPr>
+      <w:r>
+        <w:rPr>
+          <w:sz w:val="28"/>
+          <w:szCs w:val="28"/>
+          <w:lang w:val="uk-UA"/>
+        </w:rPr>
+        <w:t>Прямий прохід: Обчислюється вплив шару X на шар Y.</w:t>
+      </w:r>
+    </w:p>
+    <w:p>
+      <w:pPr>
+        <w:spacing w:line="360" w:lineRule="auto"/>
+        <w:ind w:firstLine="567"/>
+        <w:jc w:val="both"/>
+        <w:rPr>
+          <w:b/>
+          <w:bCs/>
+          <w:sz w:val="28"/>
+          <w:szCs w:val="28"/>
+          <w:lang w:val="uk-UA"/>
+        </w:rPr>
+      </w:pPr>
+      <w:proofErr w:type="spellStart"/>
+      <w:r>
+        <w:rPr>
+          <w:b/>
+          <w:bCs/>
+          <w:sz w:val="28"/>
+          <w:szCs w:val="28"/>
+          <w:lang w:val="uk-UA"/>
+        </w:rPr>
+        <w:lastRenderedPageBreak/>
+        <w:t>Y_net</w:t>
+      </w:r>
+      <w:proofErr w:type="spellEnd"/>
+      <w:r>
+        <w:rPr>
+          <w:b/>
+          <w:bCs/>
+          <w:sz w:val="28"/>
+          <w:szCs w:val="28"/>
+          <w:lang w:val="uk-UA"/>
+        </w:rPr>
+        <w:t xml:space="preserve"> = X(t) * W</w:t>
+      </w:r>
+    </w:p>
+    <w:p>
+      <w:pPr>
+        <w:spacing w:line="360" w:lineRule="auto"/>
+        <w:ind w:firstLine="567"/>
+        <w:jc w:val="both"/>
+        <w:rPr>
+          <w:sz w:val="28"/>
+          <w:szCs w:val="28"/>
+          <w:lang w:val="uk-UA"/>
+        </w:rPr>
+      </w:pPr>
+      <w:r>
+        <w:rPr>
+          <w:sz w:val="28"/>
+          <w:szCs w:val="28"/>
+          <w:lang w:val="uk-UA"/>
+        </w:rPr>
+        <w:t xml:space="preserve">Застосовується порогова функція активації (функція </w:t>
+      </w:r>
+      <w:proofErr w:type="spellStart"/>
+      <w:r>
+        <w:rPr>
+          <w:sz w:val="28"/>
+          <w:szCs w:val="28"/>
+          <w:lang w:val="uk-UA"/>
+        </w:rPr>
+        <w:t>знака</w:t>
+      </w:r>
+      <w:proofErr w:type="spellEnd"/>
+      <w:r>
+        <w:rPr>
+          <w:sz w:val="28"/>
+          <w:szCs w:val="28"/>
+          <w:lang w:val="uk-UA"/>
+        </w:rPr>
+        <w:t>), де додатні значення стають 1, а від'ємні стають -1.</w:t>
+      </w:r>
+    </w:p>
+    <w:p>
+      <w:pPr>
+        <w:spacing w:line="360" w:lineRule="auto"/>
+        <w:ind w:firstLine="567"/>
+        <w:jc w:val="both"/>
+        <w:rPr>
+          <w:sz w:val="28"/>
+          <w:szCs w:val="28"/>
+          <w:lang w:val="uk-UA"/>
+        </w:rPr>
+      </w:pPr>
+      <w:r>
+        <w:rPr>
+          <w:sz w:val="28"/>
+          <w:szCs w:val="28"/>
+          <w:lang w:val="uk-UA"/>
+        </w:rPr>
+        <w:t xml:space="preserve">Зворотний прохід: Оновлений стан шару Y подається назад на шар X через транспоновану матрицю </w:t>
+      </w:r>
+      <w:r>
+        <w:rPr>
+          <w:b/>
+          <w:bCs/>
+          <w:sz w:val="28"/>
+          <w:szCs w:val="28"/>
+          <w:lang w:val="uk-UA"/>
+        </w:rPr>
+        <w:t>Wᵀ</w:t>
+      </w:r>
+      <w:r>
+        <w:rPr>
+          <w:sz w:val="28"/>
+          <w:szCs w:val="28"/>
+          <w:lang w:val="uk-UA"/>
+        </w:rPr>
+        <w:t>.</w:t>
+      </w:r>
+    </w:p>
+    <w:p>
+      <w:pPr>
+        <w:spacing w:line="360" w:lineRule="auto"/>
+        <w:ind w:firstLine="567"/>
+        <w:jc w:val="both"/>
+        <w:rPr>
+          <w:b/>
+          <w:bCs/>
+          <w:sz w:val="28"/>
+          <w:szCs w:val="28"/>
+          <w:lang w:val="uk-UA"/>
+        </w:rPr>
+      </w:pPr>
+      <w:proofErr w:type="spellStart"/>
+      <w:r>
+        <w:rPr>
+          <w:b/>
+          <w:bCs/>
+          <w:sz w:val="28"/>
+          <w:szCs w:val="28"/>
+          <w:lang w:val="uk-UA"/>
+        </w:rPr>
+        <w:t>X_net</w:t>
+      </w:r>
+      <w:proofErr w:type="spellEnd"/>
+      <w:r>
+        <w:rPr>
+          <w:b/>
+          <w:bCs/>
+          <w:sz w:val="28"/>
+          <w:szCs w:val="28"/>
+          <w:lang w:val="uk-UA"/>
+        </w:rPr>
+        <w:t xml:space="preserve"> = Y(t+1) * Wᵀ</w:t>
+      </w:r>
+    </w:p>
+    <w:p>
+      <w:pPr>
+        <w:spacing w:line="360" w:lineRule="auto"/>
+        <w:ind w:firstLine="567"/>
+        <w:jc w:val="both"/>
+        <w:rPr>
+          <w:sz w:val="28"/>
+          <w:szCs w:val="28"/>
+          <w:lang w:val="uk-UA"/>
+        </w:rPr>
+      </w:pPr>
+      <w:r>
+        <w:rPr>
+          <w:sz w:val="28"/>
+          <w:szCs w:val="28"/>
+          <w:lang w:val="uk-UA"/>
+        </w:rPr>
+        <w:t>Застосовується аналогічна функція активації для отримання нового стану X(t+1).</w:t>
+      </w:r>
+    </w:p>
+    <w:p>
+      <w:pPr>
+        <w:spacing w:line="360" w:lineRule="auto"/>
+        <w:ind w:firstLine="567"/>
+        <w:jc w:val="both"/>
+        <w:rPr>
+          <w:sz w:val="28"/>
+          <w:szCs w:val="28"/>
+          <w:lang w:val="uk-UA"/>
+        </w:rPr>
+      </w:pPr>
+      <w:r>
+        <w:rPr>
+          <w:sz w:val="28"/>
+          <w:szCs w:val="28"/>
+          <w:lang w:val="uk-UA"/>
+        </w:rPr>
+        <w:t>Цей цикл повторюється доти, доки стан мережі не стабілізується, тобто вектори перестануть змінюватися:</w:t>
+      </w:r>
+    </w:p>
+    <w:p>
+      <w:pPr>
+        <w:spacing w:line="360" w:lineRule="auto"/>
+        <w:ind w:firstLine="567"/>
+        <w:jc w:val="both"/>
+        <w:rPr>
+          <w:b/>
+          <w:bCs/>
+          <w:sz w:val="28"/>
+          <w:szCs w:val="28"/>
+          <w:lang w:val="uk-UA"/>
+        </w:rPr>
+      </w:pPr>
+      <w:r>
+        <w:rPr>
+          <w:b/>
+          <w:bCs/>
+          <w:sz w:val="28"/>
+          <w:szCs w:val="28"/>
+          <w:lang w:val="uk-UA"/>
+        </w:rPr>
+        <w:t>X(t+1) = X(t) та Y(t+1) = Y(t)</w:t>
+      </w:r>
+    </w:p>
+    <w:p>
+      <w:pPr>
+        <w:spacing w:line="360" w:lineRule="auto"/>
+        <w:ind w:firstLine="567"/>
+        <w:jc w:val="both"/>
+        <w:rPr>
+          <w:sz w:val="28"/>
+          <w:szCs w:val="28"/>
+          <w:lang w:val="uk-UA"/>
+        </w:rPr>
+      </w:pPr>
+      <w:r>
+        <w:rPr>
+          <w:sz w:val="28"/>
+          <w:szCs w:val="28"/>
+          <w:lang w:val="uk-UA"/>
+        </w:rPr>
+        <w:t xml:space="preserve">Цей стан називається точкою рівноваги, </w:t>
+      </w:r>
+      <w:proofErr w:type="spellStart"/>
+      <w:r>
+        <w:rPr>
+          <w:sz w:val="28"/>
+          <w:szCs w:val="28"/>
+          <w:lang w:val="uk-UA"/>
+        </w:rPr>
+        <w:t>атрактором</w:t>
+      </w:r>
+      <w:proofErr w:type="spellEnd"/>
+      <w:r>
+        <w:rPr>
+          <w:sz w:val="28"/>
+          <w:szCs w:val="28"/>
+          <w:lang w:val="uk-UA"/>
+        </w:rPr>
+        <w:t xml:space="preserve"> або резонансом. У разі успішного розпізнавання, фінальна пара </w:t>
+      </w:r>
+      <w:r>
+        <w:rPr>
+          <w:b/>
+          <w:bCs/>
+          <w:sz w:val="28"/>
+          <w:szCs w:val="28"/>
+          <w:lang w:val="uk-UA"/>
+        </w:rPr>
+        <w:t>(</w:t>
+      </w:r>
+      <w:proofErr w:type="spellStart"/>
+      <w:r>
+        <w:rPr>
+          <w:b/>
+          <w:bCs/>
+          <w:sz w:val="28"/>
+          <w:szCs w:val="28"/>
+          <w:lang w:val="uk-UA"/>
+        </w:rPr>
+        <w:t>X_f</w:t>
+      </w:r>
+      <w:proofErr w:type="spellEnd"/>
+      <w:r>
+        <w:rPr>
+          <w:b/>
+          <w:bCs/>
+          <w:sz w:val="28"/>
+          <w:szCs w:val="28"/>
+          <w:lang w:val="uk-UA"/>
+        </w:rPr>
+        <w:t xml:space="preserve">, </w:t>
+      </w:r>
+      <w:proofErr w:type="spellStart"/>
+      <w:r>
+        <w:rPr>
+          <w:b/>
+          <w:bCs/>
+          <w:sz w:val="28"/>
+          <w:szCs w:val="28"/>
+          <w:lang w:val="uk-UA"/>
+        </w:rPr>
+        <w:t>Y_f</w:t>
+      </w:r>
+      <w:proofErr w:type="spellEnd"/>
+      <w:r>
+        <w:rPr>
+          <w:b/>
+          <w:bCs/>
+          <w:sz w:val="28"/>
+          <w:szCs w:val="28"/>
+          <w:lang w:val="uk-UA"/>
+        </w:rPr>
+        <w:t>)</w:t>
+      </w:r>
+      <w:r>
+        <w:rPr>
+          <w:sz w:val="28"/>
+          <w:szCs w:val="28"/>
+          <w:lang w:val="uk-UA"/>
+        </w:rPr>
+        <w:t xml:space="preserve"> відповідає одній із </w:t>
+      </w:r>
+      <w:proofErr w:type="spellStart"/>
+      <w:r>
+        <w:rPr>
+          <w:sz w:val="28"/>
+          <w:szCs w:val="28"/>
+          <w:lang w:val="uk-UA"/>
+        </w:rPr>
+        <w:t>запам'ятованих</w:t>
+      </w:r>
+      <w:proofErr w:type="spellEnd"/>
+      <w:r>
+        <w:rPr>
+          <w:sz w:val="28"/>
+          <w:szCs w:val="28"/>
+          <w:lang w:val="uk-UA"/>
+        </w:rPr>
+        <w:t xml:space="preserve"> пар.</w:t>
+      </w:r>
+    </w:p>
+    <w:p>
+      <w:pPr>
+        <w:spacing w:line="360" w:lineRule="auto"/>
+        <w:jc w:val="both"/>
+        <w:rPr>
+          <w:sz w:val="28"/>
+          <w:szCs w:val="28"/>
+          <w:lang w:val="uk-UA"/>
+        </w:rPr>
+      </w:pPr>
+    </w:p>
+    <w:p>
+      <w:pPr>
+        <w:pStyle w:val="ListParagraph"/>
+        <w:numPr>
+          <w:ilvl w:val="1"/>
+          <w:numId w:val="13"/>
+        </w:numPr>
+        <w:tabs>
+          <w:tab w:val="clear" w:pos="2160"/>
+          <w:tab w:val="num" w:pos="1134"/>
+        </w:tabs>
+        <w:spacing w:line="360" w:lineRule="auto"/>
+        <w:ind w:hanging="1593"/>
+        <w:jc w:val="both"/>
+        <w:rPr>
+          <w:b/>
+          <w:bCs/>
+          <w:sz w:val="28"/>
+          <w:szCs w:val="28"/>
+          <w:lang w:val="uk-UA"/>
+        </w:rPr>
+      </w:pPr>
+      <w:r>
+        <w:rPr>
+          <w:b/>
+          <w:bCs/>
+          <w:sz w:val="28"/>
+          <w:szCs w:val="28"/>
+          <w:lang w:val="uk-UA"/>
+        </w:rPr>
+        <w:t>Енергетична функція та стійкість</w:t>
+      </w:r>
+    </w:p>
+    <w:p>
+      <w:pPr>
+        <w:spacing w:line="360" w:lineRule="auto"/>
+        <w:ind w:firstLine="567"/>
+        <w:jc w:val="both"/>
+        <w:rPr>
+          <w:b/>
+          <w:bCs/>
+          <w:sz w:val="28"/>
+          <w:szCs w:val="28"/>
+          <w:lang w:val="uk-UA"/>
+        </w:rPr>
+      </w:pPr>
+      <w:r>
+        <w:rPr>
+          <w:sz w:val="28"/>
+          <w:szCs w:val="28"/>
+          <w:lang w:val="uk-UA"/>
+        </w:rPr>
+        <w:t xml:space="preserve">Фундаментальною властивістю мережі BAM є її гарантована збіжність до стабільного стану. </w:t>
+      </w:r>
+      <w:proofErr w:type="spellStart"/>
+      <w:r>
+        <w:rPr>
+          <w:sz w:val="28"/>
+          <w:szCs w:val="28"/>
+          <w:lang w:val="uk-UA"/>
+        </w:rPr>
+        <w:t>Барт</w:t>
+      </w:r>
+      <w:proofErr w:type="spellEnd"/>
+      <w:r>
+        <w:rPr>
+          <w:sz w:val="28"/>
+          <w:szCs w:val="28"/>
+          <w:lang w:val="uk-UA"/>
+        </w:rPr>
+        <w:t xml:space="preserve"> </w:t>
+      </w:r>
+      <w:proofErr w:type="spellStart"/>
+      <w:r>
+        <w:rPr>
+          <w:sz w:val="28"/>
+          <w:szCs w:val="28"/>
+          <w:lang w:val="uk-UA"/>
+        </w:rPr>
+        <w:t>Коско</w:t>
+      </w:r>
+      <w:proofErr w:type="spellEnd"/>
+      <w:r>
+        <w:rPr>
+          <w:sz w:val="28"/>
+          <w:szCs w:val="28"/>
+          <w:lang w:val="uk-UA"/>
+        </w:rPr>
+        <w:t xml:space="preserve"> довів це, ввівши поняття енергетичної функції (функції Ляпунова) для системи:</w:t>
+      </w:r>
+      <w:r>
+        <w:rPr>
+          <w:sz w:val="28"/>
+          <w:szCs w:val="28"/>
+          <w:lang w:val="uk-UA"/>
+        </w:rPr>
+        <w:t xml:space="preserve"> </w:t>
+      </w:r>
+      <w:r>
+        <w:rPr>
+          <w:b/>
+          <w:bCs/>
+          <w:sz w:val="28"/>
+          <w:szCs w:val="28"/>
+          <w:lang w:val="uk-UA"/>
+        </w:rPr>
+        <w:t>E(X, Y) = - X * W * Yᵀ</w:t>
+      </w:r>
+    </w:p>
+    <w:p>
+      <w:pPr>
+        <w:spacing w:line="360" w:lineRule="auto"/>
+        <w:ind w:firstLine="567"/>
+        <w:jc w:val="both"/>
+        <w:rPr>
+          <w:sz w:val="28"/>
+          <w:szCs w:val="28"/>
+          <w:lang w:val="uk-UA"/>
+        </w:rPr>
+      </w:pPr>
+      <w:r>
+        <w:rPr>
+          <w:sz w:val="28"/>
+          <w:szCs w:val="28"/>
+          <w:lang w:val="uk-UA"/>
+        </w:rPr>
+        <w:t xml:space="preserve">Кожен крок оновлення стану нейронів у BAM призводить до зменшення або збереження значення цієї енергії. Оскільки енергія обмежена знизу (значення ваг та станів нейронів є скінченними), мережа неминуче потрапляє в локальний мінімум енергетичної поверхні. Цей мінімум відповідає </w:t>
+      </w:r>
+      <w:proofErr w:type="spellStart"/>
+      <w:r>
+        <w:rPr>
+          <w:sz w:val="28"/>
+          <w:szCs w:val="28"/>
+          <w:lang w:val="uk-UA"/>
+        </w:rPr>
+        <w:t>запам'ятованому</w:t>
+      </w:r>
+      <w:proofErr w:type="spellEnd"/>
+      <w:r>
+        <w:rPr>
+          <w:sz w:val="28"/>
+          <w:szCs w:val="28"/>
+          <w:lang w:val="uk-UA"/>
+        </w:rPr>
+        <w:t xml:space="preserve"> образу.</w:t>
+      </w:r>
+    </w:p>
+    <w:p>
+      <w:pPr>
+        <w:spacing w:line="360" w:lineRule="auto"/>
+        <w:jc w:val="both"/>
+        <w:rPr>
+          <w:sz w:val="28"/>
+          <w:szCs w:val="28"/>
+          <w:lang w:val="uk-UA"/>
+        </w:rPr>
+      </w:pPr>
+    </w:p>
+    <w:p>
+      <w:pPr>
+        <w:pStyle w:val="ListParagraph"/>
+        <w:numPr>
+          <w:ilvl w:val="1"/>
+          <w:numId w:val="13"/>
+        </w:numPr>
+        <w:tabs>
+          <w:tab w:val="clear" w:pos="2160"/>
+          <w:tab w:val="num" w:pos="1134"/>
+        </w:tabs>
+        <w:spacing w:line="360" w:lineRule="auto"/>
+        <w:ind w:hanging="1593"/>
+        <w:jc w:val="both"/>
+        <w:rPr>
+          <w:b/>
+          <w:bCs/>
+          <w:sz w:val="28"/>
+          <w:szCs w:val="28"/>
+          <w:lang w:val="uk-UA"/>
+        </w:rPr>
+      </w:pPr>
+      <w:r>
+        <w:rPr>
+          <w:b/>
+          <w:bCs/>
+          <w:sz w:val="28"/>
+          <w:szCs w:val="28"/>
+          <w:lang w:val="uk-UA"/>
+        </w:rPr>
+        <w:t>Ємність пам'яті та обмеження</w:t>
+      </w:r>
+    </w:p>
+    <w:p>
+      <w:pPr>
+        <w:spacing w:line="360" w:lineRule="auto"/>
+        <w:ind w:firstLine="567"/>
+        <w:jc w:val="both"/>
+        <w:rPr>
+          <w:sz w:val="28"/>
+          <w:szCs w:val="28"/>
+          <w:lang w:val="uk-UA"/>
+        </w:rPr>
+      </w:pPr>
+      <w:r>
+        <w:rPr>
+          <w:sz w:val="28"/>
+          <w:szCs w:val="28"/>
+          <w:lang w:val="uk-UA"/>
+        </w:rPr>
+        <w:t xml:space="preserve">Ємність пам'яті BAM — це максимальна кількість пар (X, Y), яку мережа може запам'ятати та </w:t>
+      </w:r>
+      <w:proofErr w:type="spellStart"/>
+      <w:r>
+        <w:rPr>
+          <w:sz w:val="28"/>
+          <w:szCs w:val="28"/>
+          <w:lang w:val="uk-UA"/>
+        </w:rPr>
+        <w:t>коректно</w:t>
+      </w:r>
+      <w:proofErr w:type="spellEnd"/>
+      <w:r>
+        <w:rPr>
+          <w:sz w:val="28"/>
+          <w:szCs w:val="28"/>
+          <w:lang w:val="uk-UA"/>
+        </w:rPr>
+        <w:t xml:space="preserve"> відтворити. Ця ємність є обмеженою і залежить від розмірності шарів N та M.</w:t>
+      </w:r>
+    </w:p>
+    <w:p>
+      <w:pPr>
+        <w:spacing w:line="360" w:lineRule="auto"/>
+        <w:ind w:firstLine="567"/>
+        <w:jc w:val="both"/>
+        <w:rPr>
+          <w:sz w:val="28"/>
+          <w:szCs w:val="28"/>
+          <w:lang w:val="uk-UA"/>
+        </w:rPr>
+      </w:pPr>
+      <w:r>
+        <w:rPr>
+          <w:sz w:val="28"/>
+          <w:szCs w:val="28"/>
+          <w:lang w:val="uk-UA"/>
+        </w:rPr>
+        <w:lastRenderedPageBreak/>
+        <w:t>Емпірична оцінка ємності для надійного відновлення становить:</w:t>
+      </w:r>
+      <w:r>
+        <w:rPr>
+          <w:sz w:val="28"/>
+          <w:szCs w:val="28"/>
+          <w:lang w:val="uk-UA"/>
+        </w:rPr>
+        <w:t xml:space="preserve"> </w:t>
+      </w:r>
+      <w:proofErr w:type="spellStart"/>
+      <w:r>
+        <w:rPr>
+          <w:b/>
+          <w:bCs/>
+          <w:sz w:val="28"/>
+          <w:szCs w:val="28"/>
+          <w:lang w:val="uk-UA"/>
+        </w:rPr>
+        <w:t>P_max</w:t>
+      </w:r>
+      <w:proofErr w:type="spellEnd"/>
+      <w:r>
+        <w:rPr>
+          <w:b/>
+          <w:bCs/>
+          <w:sz w:val="28"/>
+          <w:szCs w:val="28"/>
+          <w:lang w:val="uk-UA"/>
+        </w:rPr>
+        <w:t xml:space="preserve"> ≈ </w:t>
+      </w:r>
+      <w:proofErr w:type="spellStart"/>
+      <w:r>
+        <w:rPr>
+          <w:b/>
+          <w:bCs/>
+          <w:sz w:val="28"/>
+          <w:szCs w:val="28"/>
+          <w:lang w:val="uk-UA"/>
+        </w:rPr>
+        <w:t>min</w:t>
+      </w:r>
+      <w:proofErr w:type="spellEnd"/>
+      <w:r>
+        <w:rPr>
+          <w:b/>
+          <w:bCs/>
+          <w:sz w:val="28"/>
+          <w:szCs w:val="28"/>
+          <w:lang w:val="uk-UA"/>
+        </w:rPr>
+        <w:t xml:space="preserve">(N, M) / (2 * </w:t>
+      </w:r>
+      <w:proofErr w:type="spellStart"/>
+      <w:r>
+        <w:rPr>
+          <w:b/>
+          <w:bCs/>
+          <w:sz w:val="28"/>
+          <w:szCs w:val="28"/>
+          <w:lang w:val="uk-UA"/>
+        </w:rPr>
+        <w:t>ln</w:t>
+      </w:r>
+      <w:proofErr w:type="spellEnd"/>
+      <w:r>
+        <w:rPr>
+          <w:b/>
+          <w:bCs/>
+          <w:sz w:val="28"/>
+          <w:szCs w:val="28"/>
+          <w:lang w:val="uk-UA"/>
+        </w:rPr>
+        <w:t>(2))</w:t>
+      </w:r>
+    </w:p>
+    <w:p>
+      <w:pPr>
+        <w:spacing w:line="360" w:lineRule="auto"/>
+        <w:ind w:firstLine="567"/>
+        <w:jc w:val="both"/>
+        <w:rPr>
+          <w:sz w:val="28"/>
+          <w:szCs w:val="28"/>
+          <w:lang w:val="uk-UA"/>
+        </w:rPr>
+      </w:pPr>
+      <w:r>
+        <w:rPr>
+          <w:sz w:val="28"/>
+          <w:szCs w:val="28"/>
+          <w:lang w:val="uk-UA"/>
+        </w:rPr>
+        <w:t>При перевищенні цієї межі виникають ефекти інтерференції ("</w:t>
+      </w:r>
+      <w:proofErr w:type="spellStart"/>
+      <w:r>
+        <w:rPr>
+          <w:sz w:val="28"/>
+          <w:szCs w:val="28"/>
+          <w:lang w:val="uk-UA"/>
+        </w:rPr>
+        <w:t>crosstalk</w:t>
+      </w:r>
+      <w:proofErr w:type="spellEnd"/>
+      <w:r>
+        <w:rPr>
+          <w:sz w:val="28"/>
+          <w:szCs w:val="28"/>
+          <w:lang w:val="uk-UA"/>
+        </w:rPr>
+        <w:t>"). Це призводить до появи "хибних мінімумів" (</w:t>
+      </w:r>
+      <w:proofErr w:type="spellStart"/>
+      <w:r>
+        <w:rPr>
+          <w:sz w:val="28"/>
+          <w:szCs w:val="28"/>
+          <w:lang w:val="uk-UA"/>
+        </w:rPr>
+        <w:t>spurious</w:t>
+      </w:r>
+      <w:proofErr w:type="spellEnd"/>
+      <w:r>
+        <w:rPr>
+          <w:sz w:val="28"/>
+          <w:szCs w:val="28"/>
+          <w:lang w:val="uk-UA"/>
+        </w:rPr>
+        <w:t xml:space="preserve"> </w:t>
+      </w:r>
+      <w:proofErr w:type="spellStart"/>
+      <w:r>
+        <w:rPr>
+          <w:sz w:val="28"/>
+          <w:szCs w:val="28"/>
+          <w:lang w:val="uk-UA"/>
+        </w:rPr>
+        <w:t>states</w:t>
+      </w:r>
+      <w:proofErr w:type="spellEnd"/>
+      <w:r>
+        <w:rPr>
+          <w:sz w:val="28"/>
+          <w:szCs w:val="28"/>
+          <w:lang w:val="uk-UA"/>
+        </w:rPr>
+        <w:t>), коли мережа сходиться до комбінації кількох образів замість одного чистого еталону. Також критичним фактором є ортогональність векторів: чим більше вектори відрізняються один від одного, тим легше мережі їх розрізнити.</w:t>
+      </w:r>
+    </w:p>
+    <w:p>
+      <w:pPr>
+        <w:spacing w:line="360" w:lineRule="auto"/>
+        <w:rPr>
+          <w:lang w:val="uk-UA"/>
+        </w:rPr>
+      </w:pPr>
+    </w:p>
+    <w:p>
+      <w:pPr>
+        <w:spacing w:line="360" w:lineRule="auto"/>
+        <w:jc w:val="center"/>
+        <w:rPr>
+          <w:b/>
+          <w:bCs/>
+          <w:sz w:val="28"/>
+          <w:szCs w:val="28"/>
+          <w:lang w:val="uk-UA"/>
+        </w:rPr>
+      </w:pPr>
+      <w:r>
+        <w:rPr>
+          <w:b/>
+          <w:bCs/>
+          <w:sz w:val="28"/>
+          <w:szCs w:val="28"/>
+          <w:lang w:val="uk-UA"/>
+        </w:rPr>
+        <w:t>Протокол розв’язування завдань</w:t>
+      </w:r>
+      <w:r>
+        <w:rPr>
+          <w:b/>
+          <w:bCs/>
+          <w:sz w:val="28"/>
+          <w:szCs w:val="28"/>
+          <w:lang w:val="uk-UA"/>
         </w:rPr>
         <w:t>:</w:t>
       </w:r>
@@ -1605,13 +3803,8 @@
         <w:pStyle w:val="CodeBlock2"/>
       </w:pPr>
       <w:r>
-        <w:t xml:space="preserve">import </w:t>
-      </w:r>
-      <w:proofErr w:type="spellStart"/>
-      <w:r>
-        <w:t>numpy</w:t>
-      </w:r>
-      <w:proofErr w:type="spellEnd"/>
+        <w:t>import numpy</w:t>
+      </w:r>
     </w:p>
     <w:p>
       <w:pPr>
@@ -1636,23 +3829,7 @@
         <w:pStyle w:val="CodeBlock2"/>
       </w:pPr>
       <w:r>
-        <w:t xml:space="preserve">def </w:t>
-      </w:r>
-      <w:proofErr w:type="spellStart"/>
-      <w:r>
-        <w:t>draw_bin_image</w:t>
-      </w:r>
-      <w:proofErr w:type="spellEnd"/>
-      <w:r>
-        <w:t>(</w:t>
-      </w:r>
-      <w:proofErr w:type="spellStart"/>
-      <w:r>
-        <w:t>image_matrix</w:t>
-      </w:r>
-      <w:proofErr w:type="spellEnd"/>
-      <w:r>
-        <w:t>):</w:t>
+        <w:t>def draw_bin_image(image_matrix):</w:t>
       </w:r>
     </w:p>
     <w:p>
@@ -1660,979 +3837,502 @@
         <w:pStyle w:val="CodeBlock2"/>
       </w:pPr>
       <w:r>
+        <w:t xml:space="preserve">    image_matrix = image_matrix.reshape((6, 5))</w:t>
+      </w:r>
+    </w:p>
+    <w:p>
+      <w:pPr>
+        <w:pStyle w:val="CodeBlock2"/>
+      </w:pPr>
+      <w:r>
+        <w:t xml:space="preserve">    for row in image_matrix.tolist():</w:t>
+      </w:r>
+    </w:p>
+    <w:p>
+      <w:pPr>
+        <w:pStyle w:val="CodeBlock2"/>
+      </w:pPr>
+      <w:r>
+        <w:t xml:space="preserve">        print('|' + ''.join([' * '[int(val)] for val in row]))</w:t>
+      </w:r>
+    </w:p>
+    <w:p>
+      <w:pPr>
+        <w:pStyle w:val="CodeBlock2"/>
+      </w:pPr>
+    </w:p>
+    <w:p>
+      <w:pPr>
+        <w:pStyle w:val="CodeBlock2"/>
+      </w:pPr>
+      <w:r>
+        <w:t>def to_bipolar(data):</w:t>
+      </w:r>
+    </w:p>
+    <w:p>
+      <w:pPr>
+        <w:pStyle w:val="CodeBlock2"/>
+      </w:pPr>
+      <w:r>
+        <w:t xml:space="preserve">    return numpy.where(data == 0, -1, 1)</w:t>
+      </w:r>
+    </w:p>
+    <w:p>
+      <w:pPr>
+        <w:pStyle w:val="CodeBlock2"/>
+      </w:pPr>
+    </w:p>
+    <w:p>
+      <w:pPr>
+        <w:pStyle w:val="CodeBlock2"/>
+      </w:pPr>
+      <w:r>
+        <w:t>def to_binary(data):</w:t>
+      </w:r>
+    </w:p>
+    <w:p>
+      <w:pPr>
+        <w:pStyle w:val="CodeBlock2"/>
+      </w:pPr>
+      <w:r>
+        <w:t xml:space="preserve">    return numpy.where(data == -1, 0, 1)</w:t>
+      </w:r>
+    </w:p>
+    <w:p>
+      <w:pPr>
+        <w:pStyle w:val="CodeBlock2"/>
+      </w:pPr>
+    </w:p>
+    <w:p>
+      <w:pPr>
+        <w:pStyle w:val="CodeBlock2"/>
+      </w:pPr>
+      <w:r>
+        <w:t>zero_bin = numpy.array([</w:t>
+      </w:r>
+    </w:p>
+    <w:p>
+      <w:pPr>
+        <w:pStyle w:val="CodeBlock2"/>
+      </w:pPr>
+      <w:r>
+        <w:t xml:space="preserve">    0, 1, 1, 1, 0,</w:t>
+      </w:r>
+    </w:p>
+    <w:p>
+      <w:pPr>
+        <w:pStyle w:val="CodeBlock2"/>
+      </w:pPr>
+      <w:r>
+        <w:t xml:space="preserve">    1, 0, 0, 0, 1,</w:t>
+      </w:r>
+    </w:p>
+    <w:p>
+      <w:pPr>
+        <w:pStyle w:val="CodeBlock2"/>
+      </w:pPr>
+      <w:r>
+        <w:t xml:space="preserve">    1, 0, 0, 0, 1,</w:t>
+      </w:r>
+    </w:p>
+    <w:p>
+      <w:pPr>
+        <w:pStyle w:val="CodeBlock2"/>
+      </w:pPr>
+      <w:r>
+        <w:t xml:space="preserve">    1, 0, 0, 0, 1,</w:t>
+      </w:r>
+    </w:p>
+    <w:p>
+      <w:pPr>
+        <w:pStyle w:val="CodeBlock2"/>
+      </w:pPr>
+      <w:r>
+        <w:t xml:space="preserve">    1, 0, 0, 0, 1,</w:t>
+      </w:r>
+    </w:p>
+    <w:p>
+      <w:pPr>
+        <w:pStyle w:val="CodeBlock2"/>
+      </w:pPr>
+      <w:r>
+        <w:t xml:space="preserve">    0, 1, 1, 1, 0])</w:t>
+      </w:r>
+    </w:p>
+    <w:p>
+      <w:pPr>
+        <w:pStyle w:val="CodeBlock2"/>
+      </w:pPr>
+    </w:p>
+    <w:p>
+      <w:pPr>
+        <w:pStyle w:val="CodeBlock2"/>
+      </w:pPr>
+      <w:r>
+        <w:t>one_bin = numpy.array([</w:t>
+      </w:r>
+    </w:p>
+    <w:p>
+      <w:pPr>
+        <w:pStyle w:val="CodeBlock2"/>
+      </w:pPr>
+      <w:r>
+        <w:t xml:space="preserve">    0, 1, 1, 0, 0,</w:t>
+      </w:r>
+    </w:p>
+    <w:p>
+      <w:pPr>
+        <w:pStyle w:val="CodeBlock2"/>
+      </w:pPr>
+      <w:r>
+        <w:t xml:space="preserve">    0, 0, 1, 0, 0,</w:t>
+      </w:r>
+    </w:p>
+    <w:p>
+      <w:pPr>
+        <w:pStyle w:val="CodeBlock2"/>
+      </w:pPr>
+      <w:r>
+        <w:t xml:space="preserve">    0, 0, 1, 0, 0,</w:t>
+      </w:r>
+    </w:p>
+    <w:p>
+      <w:pPr>
+        <w:pStyle w:val="CodeBlock2"/>
+      </w:pPr>
+      <w:r>
+        <w:t xml:space="preserve">    0, 0, 1, 0, 0,</w:t>
+      </w:r>
+    </w:p>
+    <w:p>
+      <w:pPr>
+        <w:pStyle w:val="CodeBlock2"/>
+      </w:pPr>
+      <w:r>
+        <w:t xml:space="preserve">    0, 0, 1, 0, 0,</w:t>
+      </w:r>
+    </w:p>
+    <w:p>
+      <w:pPr>
+        <w:pStyle w:val="CodeBlock2"/>
+      </w:pPr>
+      <w:r>
+        <w:t xml:space="preserve">    0, 0, 1, 0, 0])</w:t>
+      </w:r>
+    </w:p>
+    <w:p>
+      <w:pPr>
+        <w:pStyle w:val="CodeBlock2"/>
+      </w:pPr>
+    </w:p>
+    <w:p>
+      <w:pPr>
+        <w:pStyle w:val="CodeBlock2"/>
+      </w:pPr>
+      <w:r>
+        <w:t>half_zero_bin = numpy.array([</w:t>
+      </w:r>
+    </w:p>
+    <w:p>
+      <w:pPr>
+        <w:pStyle w:val="CodeBlock2"/>
+      </w:pPr>
+      <w:r>
+        <w:t xml:space="preserve">    0, 1, 1, 1, 0,</w:t>
+      </w:r>
+    </w:p>
+    <w:p>
+      <w:pPr>
+        <w:pStyle w:val="CodeBlock2"/>
+      </w:pPr>
+      <w:r>
+        <w:t xml:space="preserve">    1, 0, 0, 0, 1,</w:t>
+      </w:r>
+    </w:p>
+    <w:p>
+      <w:pPr>
+        <w:pStyle w:val="CodeBlock2"/>
+      </w:pPr>
+      <w:r>
+        <w:t xml:space="preserve">    1, 0, 0, 0, 1,</w:t>
+      </w:r>
+    </w:p>
+    <w:p>
+      <w:pPr>
+        <w:pStyle w:val="CodeBlock2"/>
+      </w:pPr>
+      <w:r>
+        <w:t xml:space="preserve">    0, 0, 0, 0, 0,</w:t>
+      </w:r>
+    </w:p>
+    <w:p>
+      <w:pPr>
+        <w:pStyle w:val="CodeBlock2"/>
+      </w:pPr>
+      <w:r>
+        <w:t xml:space="preserve">    0, 0, 0, 0, 0,</w:t>
+      </w:r>
+    </w:p>
+    <w:p>
+      <w:pPr>
+        <w:pStyle w:val="CodeBlock2"/>
+      </w:pPr>
+      <w:r>
+        <w:t xml:space="preserve">    0, 0, 0, 0, 0])</w:t>
+      </w:r>
+    </w:p>
+    <w:p>
+      <w:pPr>
+        <w:pStyle w:val="CodeBlock2"/>
+      </w:pPr>
+    </w:p>
+    <w:p>
+      <w:pPr>
+        <w:pStyle w:val="CodeBlock2"/>
+      </w:pPr>
+      <w:r>
+        <w:t>X = to_bipolar(zero_bin)</w:t>
+      </w:r>
+    </w:p>
+    <w:p>
+      <w:pPr>
+        <w:pStyle w:val="CodeBlock2"/>
+      </w:pPr>
+      <w:r>
+        <w:t>Y = to_bipolar(one_bin)</w:t>
+      </w:r>
+    </w:p>
+    <w:p>
+      <w:pPr>
+        <w:pStyle w:val="CodeBlock2"/>
+      </w:pPr>
+    </w:p>
+    <w:p>
+      <w:pPr>
+        <w:pStyle w:val="CodeBlock2"/>
+      </w:pPr>
+      <w:r>
+        <w:t>W = numpy.outer(X, Y)</w:t>
+      </w:r>
+    </w:p>
+    <w:p>
+      <w:pPr>
+        <w:pStyle w:val="CodeBlock2"/>
+      </w:pPr>
+    </w:p>
+    <w:p>
+      <w:pPr>
+        <w:pStyle w:val="CodeBlock2"/>
+      </w:pPr>
+      <w:r>
+        <w:t>print("Запуск відновлення...")</w:t>
+      </w:r>
+    </w:p>
+    <w:p>
+      <w:pPr>
+        <w:pStyle w:val="CodeBlock2"/>
+      </w:pPr>
+    </w:p>
+    <w:p>
+      <w:pPr>
+        <w:pStyle w:val="CodeBlock2"/>
+      </w:pPr>
+      <w:r>
+        <w:t>X_corrupted = to_bipolar(half_zero_bin)</w:t>
+      </w:r>
+    </w:p>
+    <w:p>
+      <w:pPr>
+        <w:pStyle w:val="CodeBlock2"/>
+      </w:pPr>
+    </w:p>
+    <w:p>
+      <w:pPr>
+        <w:pStyle w:val="CodeBlock2"/>
+      </w:pPr>
+      <w:r>
+        <w:t>Y_recovered_bipolar = numpy.sign(numpy.dot(X_corrupted, W))</w:t>
+      </w:r>
+    </w:p>
+    <w:p>
+      <w:pPr>
+        <w:pStyle w:val="CodeBlock2"/>
+      </w:pPr>
+    </w:p>
+    <w:p>
+      <w:pPr>
+        <w:pStyle w:val="CodeBlock2"/>
+      </w:pPr>
+      <w:r>
+        <w:t>X_recovered_bipolar = numpy.sign(numpy.dot(Y_recovered_bipolar, W.T))</w:t>
+      </w:r>
+    </w:p>
+    <w:p>
+      <w:pPr>
+        <w:pStyle w:val="CodeBlock2"/>
+      </w:pPr>
+    </w:p>
+    <w:p>
+      <w:pPr>
+        <w:pStyle w:val="CodeBlock2"/>
+      </w:pPr>
+      <w:r>
+        <w:t>Y_final_bipolar = numpy.sign(numpy.dot(X_recovered_bipolar, W))</w:t>
+      </w:r>
+    </w:p>
+    <w:p>
+      <w:pPr>
+        <w:pStyle w:val="CodeBlock2"/>
+      </w:pPr>
+    </w:p>
+    <w:p>
+      <w:pPr>
+        <w:pStyle w:val="CodeBlock2"/>
+      </w:pPr>
+      <w:r>
+        <w:t>Y_final_binary = to_binary(Y_final_bipolar)</w:t>
+      </w:r>
+    </w:p>
+    <w:p>
+      <w:pPr>
+        <w:pStyle w:val="CodeBlock2"/>
+      </w:pPr>
+    </w:p>
+    <w:p>
+      <w:pPr>
+        <w:pStyle w:val="CodeBlock2"/>
+      </w:pPr>
+      <w:r>
+        <w:t>print("Вхід (пошкоджений 'zero'):")</w:t>
+      </w:r>
+    </w:p>
+    <w:p>
+      <w:pPr>
+        <w:pStyle w:val="CodeBlock2"/>
+      </w:pPr>
+      <w:r>
+        <w:t>draw_bin_image(half_zero_bin)</w:t>
+      </w:r>
+    </w:p>
+    <w:p>
+      <w:pPr>
+        <w:pStyle w:val="CodeBlock2"/>
+      </w:pPr>
+    </w:p>
+    <w:p>
+      <w:pPr>
+        <w:pStyle w:val="CodeBlock2"/>
+      </w:pPr>
+      <w:r>
+        <w:t>print("\nВідновлений вихід (має бути 'one'):")</w:t>
+      </w:r>
+    </w:p>
+    <w:p>
+      <w:pPr>
+        <w:pStyle w:val="CodeBlock2"/>
+      </w:pPr>
+      <w:r>
+        <w:t>draw_bin_image(Y_final_binary)</w:t>
+      </w:r>
+    </w:p>
+    <w:p>
+      <w:pPr>
+        <w:pStyle w:val="CodeBlock2"/>
+      </w:pPr>
+    </w:p>
+    <w:p>
+      <w:pPr>
+        <w:pStyle w:val="CodeBlock2"/>
+      </w:pPr>
+      <w:r>
+        <w:t>if numpy.array_equal(one_bin, Y_final_binary):</w:t>
+      </w:r>
+    </w:p>
+    <w:p>
+      <w:pPr>
+        <w:pStyle w:val="CodeBlock2"/>
+        <w:rPr>
+          <w:lang w:val="ru-RU"/>
+        </w:rPr>
+      </w:pPr>
+      <w:r>
+        <w:t xml:space="preserve">    print</w:t>
+      </w:r>
+      <w:r>
+        <w:rPr>
+          <w:lang w:val="ru-RU"/>
+        </w:rPr>
+        <w:t>("\</w:t>
+      </w:r>
+      <w:r>
+        <w:t>n</w:t>
+      </w:r>
+      <w:r>
+        <w:rPr>
+          <w:lang w:val="ru-RU"/>
+        </w:rPr>
+        <w:t>Результат: Успіх! Відновлений образ збігається з '</w:t>
+      </w:r>
+      <w:r>
+        <w:t>one</w:t>
+      </w:r>
+      <w:r>
+        <w:rPr>
+          <w:lang w:val="ru-RU"/>
+        </w:rPr>
+        <w:t>'.")</w:t>
+      </w:r>
+    </w:p>
+    <w:p>
+      <w:pPr>
+        <w:pStyle w:val="CodeBlock2"/>
+        <w:rPr>
+          <w:lang w:val="ru-RU"/>
+        </w:rPr>
+      </w:pPr>
+      <w:r>
+        <w:t>else</w:t>
+      </w:r>
+      <w:r>
+        <w:rPr>
+          <w:lang w:val="ru-RU"/>
+        </w:rPr>
+        <w:t>:</w:t>
+      </w:r>
+    </w:p>
+    <w:p>
+      <w:pPr>
+        <w:pStyle w:val="CodeBlock2"/>
+        <w:rPr>
+          <w:lang w:val="ru-RU"/>
+        </w:rPr>
+      </w:pPr>
+      <w:r>
+        <w:rPr>
+          <w:lang w:val="ru-RU"/>
+        </w:rPr>
         <w:t xml:space="preserve">    </w:t>
       </w:r>
-      <w:proofErr w:type="spellStart"/>
-      <w:r>
-        <w:t>image_matrix</w:t>
-      </w:r>
-      <w:proofErr w:type="spellEnd"/>
-      <w:r>
-        <w:t xml:space="preserve"> = </w:t>
-      </w:r>
-      <w:proofErr w:type="spellStart"/>
-      <w:r>
-        <w:t>image_</w:t>
-      </w:r>
-      <w:proofErr w:type="gramStart"/>
-      <w:r>
-        <w:t>matrix.reshape</w:t>
-      </w:r>
-      <w:proofErr w:type="spellEnd"/>
-      <w:proofErr w:type="gramEnd"/>
-      <w:r>
-        <w:t>((6, 5))</w:t>
-      </w:r>
-    </w:p>
-    <w:p>
-      <w:pPr>
-        <w:pStyle w:val="CodeBlock2"/>
-      </w:pPr>
-      <w:r>
-        <w:t xml:space="preserve">    for row in </w:t>
-      </w:r>
-      <w:proofErr w:type="spellStart"/>
-      <w:r>
-        <w:t>image_</w:t>
-      </w:r>
-      <w:proofErr w:type="gramStart"/>
-      <w:r>
-        <w:t>matrix.tolist</w:t>
-      </w:r>
-      <w:proofErr w:type="spellEnd"/>
-      <w:proofErr w:type="gramEnd"/>
-      <w:r>
-        <w:t>():</w:t>
-      </w:r>
-    </w:p>
-    <w:p>
-      <w:pPr>
-        <w:pStyle w:val="CodeBlock2"/>
-      </w:pPr>
-      <w:r>
-        <w:t xml:space="preserve">        </w:t>
-      </w:r>
-      <w:proofErr w:type="gramStart"/>
-      <w:r>
-        <w:t>print(</w:t>
-      </w:r>
-      <w:proofErr w:type="gramEnd"/>
-      <w:r>
-        <w:t>'|' + ''.join([' * '[int(</w:t>
-      </w:r>
-      <w:proofErr w:type="spellStart"/>
-      <w:r>
-        <w:t>val</w:t>
-      </w:r>
-      <w:proofErr w:type="spellEnd"/>
-      <w:r>
-        <w:t xml:space="preserve">)] for </w:t>
-      </w:r>
-      <w:proofErr w:type="spellStart"/>
-      <w:r>
-        <w:t>val</w:t>
-      </w:r>
-      <w:proofErr w:type="spellEnd"/>
-      <w:r>
-        <w:t xml:space="preserve"> in row]))</w:t>
-      </w:r>
-    </w:p>
-    <w:p>
-      <w:pPr>
-        <w:pStyle w:val="CodeBlock2"/>
-      </w:pPr>
-    </w:p>
-    <w:p>
-      <w:pPr>
-        <w:pStyle w:val="CodeBlock2"/>
-      </w:pPr>
-      <w:r>
-        <w:t xml:space="preserve">def </w:t>
-      </w:r>
-      <w:proofErr w:type="spellStart"/>
-      <w:r>
-        <w:t>to_bipolar</w:t>
-      </w:r>
-      <w:proofErr w:type="spellEnd"/>
-      <w:r>
-        <w:t>(data):</w:t>
-      </w:r>
-    </w:p>
-    <w:p>
-      <w:pPr>
-        <w:pStyle w:val="CodeBlock2"/>
-      </w:pPr>
-      <w:r>
-        <w:t xml:space="preserve">    return </w:t>
-      </w:r>
-      <w:proofErr w:type="spellStart"/>
-      <w:proofErr w:type="gramStart"/>
-      <w:r>
-        <w:t>numpy.where</w:t>
-      </w:r>
-      <w:proofErr w:type="spellEnd"/>
-      <w:proofErr w:type="gramEnd"/>
-      <w:r>
-        <w:t>(data == 0, -1, 1)</w:t>
-      </w:r>
-    </w:p>
-    <w:p>
-      <w:pPr>
-        <w:pStyle w:val="CodeBlock2"/>
-      </w:pPr>
-    </w:p>
-    <w:p>
-      <w:pPr>
-        <w:pStyle w:val="CodeBlock2"/>
-      </w:pPr>
-      <w:r>
-        <w:t xml:space="preserve">def </w:t>
-      </w:r>
-      <w:proofErr w:type="spellStart"/>
-      <w:r>
-        <w:t>to_binary</w:t>
-      </w:r>
-      <w:proofErr w:type="spellEnd"/>
-      <w:r>
-        <w:t>(data):</w:t>
-      </w:r>
-    </w:p>
-    <w:p>
-      <w:pPr>
-        <w:pStyle w:val="CodeBlock2"/>
-      </w:pPr>
-      <w:r>
-        <w:t xml:space="preserve">    return </w:t>
-      </w:r>
-      <w:proofErr w:type="spellStart"/>
-      <w:proofErr w:type="gramStart"/>
-      <w:r>
-        <w:t>numpy.where</w:t>
-      </w:r>
-      <w:proofErr w:type="spellEnd"/>
-      <w:proofErr w:type="gramEnd"/>
-      <w:r>
-        <w:t>(data == -1, 0, 1)</w:t>
-      </w:r>
-    </w:p>
-    <w:p>
-      <w:pPr>
-        <w:pStyle w:val="CodeBlock2"/>
-      </w:pPr>
-    </w:p>
-    <w:p>
-      <w:pPr>
-        <w:pStyle w:val="CodeBlock2"/>
-      </w:pPr>
-      <w:proofErr w:type="spellStart"/>
-      <w:r>
-        <w:t>zero_bin</w:t>
-      </w:r>
-      <w:proofErr w:type="spellEnd"/>
-      <w:r>
-        <w:t xml:space="preserve"> = </w:t>
-      </w:r>
-      <w:proofErr w:type="spellStart"/>
-      <w:proofErr w:type="gramStart"/>
-      <w:r>
-        <w:t>numpy.array</w:t>
-      </w:r>
-      <w:proofErr w:type="spellEnd"/>
-      <w:proofErr w:type="gramEnd"/>
-      <w:r>
-        <w:t>([</w:t>
-      </w:r>
-    </w:p>
-    <w:p>
-      <w:pPr>
-        <w:pStyle w:val="CodeBlock2"/>
-      </w:pPr>
-      <w:r>
-        <w:t xml:space="preserve">    0, 1, 1, 1, 0,</w:t>
-      </w:r>
-    </w:p>
-    <w:p>
-      <w:pPr>
-        <w:pStyle w:val="CodeBlock2"/>
-      </w:pPr>
-      <w:r>
-        <w:t xml:space="preserve">    1, 0, 0, 0, 1,</w:t>
-      </w:r>
-    </w:p>
-    <w:p>
-      <w:pPr>
-        <w:pStyle w:val="CodeBlock2"/>
-      </w:pPr>
-      <w:r>
-        <w:t xml:space="preserve">    1, 0, 0, 0, 1,</w:t>
-      </w:r>
-    </w:p>
-    <w:p>
-      <w:pPr>
-        <w:pStyle w:val="CodeBlock2"/>
-      </w:pPr>
-      <w:r>
-        <w:t xml:space="preserve">    1, 0, 0, 0, 1,</w:t>
-      </w:r>
-    </w:p>
-    <w:p>
-      <w:pPr>
-        <w:pStyle w:val="CodeBlock2"/>
-      </w:pPr>
-      <w:r>
-        <w:t xml:space="preserve">    1, 0, 0, 0, 1,</w:t>
-      </w:r>
-    </w:p>
-    <w:p>
-      <w:pPr>
-        <w:pStyle w:val="CodeBlock2"/>
-      </w:pPr>
-      <w:r>
-        <w:t xml:space="preserve">    0, 1, 1, 1, 0])</w:t>
-      </w:r>
-    </w:p>
-    <w:p>
-      <w:pPr>
-        <w:pStyle w:val="CodeBlock2"/>
-      </w:pPr>
-    </w:p>
-    <w:p>
-      <w:pPr>
-        <w:pStyle w:val="CodeBlock2"/>
-      </w:pPr>
-      <w:proofErr w:type="spellStart"/>
-      <w:r>
-        <w:t>one_bin</w:t>
-      </w:r>
-      <w:proofErr w:type="spellEnd"/>
-      <w:r>
-        <w:t xml:space="preserve"> = </w:t>
-      </w:r>
-      <w:proofErr w:type="spellStart"/>
-      <w:proofErr w:type="gramStart"/>
-      <w:r>
-        <w:t>numpy.array</w:t>
-      </w:r>
-      <w:proofErr w:type="spellEnd"/>
-      <w:proofErr w:type="gramEnd"/>
-      <w:r>
-        <w:t>([</w:t>
-      </w:r>
-    </w:p>
-    <w:p>
-      <w:pPr>
-        <w:pStyle w:val="CodeBlock2"/>
-      </w:pPr>
-      <w:r>
-        <w:t xml:space="preserve">    0, 1, 1, 0, 0,</w:t>
-      </w:r>
-    </w:p>
-    <w:p>
-      <w:pPr>
-        <w:pStyle w:val="CodeBlock2"/>
-      </w:pPr>
-      <w:r>
-        <w:t xml:space="preserve">    0, 0, 1, 0, 0,</w:t>
-      </w:r>
-    </w:p>
-    <w:p>
-      <w:pPr>
-        <w:pStyle w:val="CodeBlock2"/>
-      </w:pPr>
-      <w:r>
-        <w:t xml:space="preserve">    0, 0, 1, 0, 0,</w:t>
-      </w:r>
-    </w:p>
-    <w:p>
-      <w:pPr>
-        <w:pStyle w:val="CodeBlock2"/>
-      </w:pPr>
-      <w:r>
-        <w:t xml:space="preserve">    0, 0, 1, 0, 0,</w:t>
-      </w:r>
-    </w:p>
-    <w:p>
-      <w:pPr>
-        <w:pStyle w:val="CodeBlock2"/>
-      </w:pPr>
-      <w:r>
-        <w:t xml:space="preserve">    0, 0, 1, 0, 0,</w:t>
-      </w:r>
-    </w:p>
-    <w:p>
-      <w:pPr>
-        <w:pStyle w:val="CodeBlock2"/>
-      </w:pPr>
-      <w:r>
-        <w:t xml:space="preserve">    0, 0, 1, 0, 0])</w:t>
-      </w:r>
-    </w:p>
-    <w:p>
-      <w:pPr>
-        <w:pStyle w:val="CodeBlock2"/>
-      </w:pPr>
-    </w:p>
-    <w:p>
-      <w:pPr>
-        <w:pStyle w:val="CodeBlock2"/>
-      </w:pPr>
-      <w:proofErr w:type="spellStart"/>
-      <w:r>
-        <w:t>half_zero_bin</w:t>
-      </w:r>
-      <w:proofErr w:type="spellEnd"/>
-      <w:r>
-        <w:t xml:space="preserve"> = </w:t>
-      </w:r>
-      <w:proofErr w:type="spellStart"/>
-      <w:proofErr w:type="gramStart"/>
-      <w:r>
-        <w:t>numpy.array</w:t>
-      </w:r>
-      <w:proofErr w:type="spellEnd"/>
-      <w:proofErr w:type="gramEnd"/>
-      <w:r>
-        <w:t>([</w:t>
-      </w:r>
-    </w:p>
-    <w:p>
-      <w:pPr>
-        <w:pStyle w:val="CodeBlock2"/>
-      </w:pPr>
-      <w:r>
-        <w:t xml:space="preserve">    0, 1, 1, 1, 0,</w:t>
-      </w:r>
-    </w:p>
-    <w:p>
-      <w:pPr>
-        <w:pStyle w:val="CodeBlock2"/>
-      </w:pPr>
-      <w:r>
-        <w:t xml:space="preserve">    1, 0, 0, 0, 1,</w:t>
-      </w:r>
-    </w:p>
-    <w:p>
-      <w:pPr>
-        <w:pStyle w:val="CodeBlock2"/>
-      </w:pPr>
-      <w:r>
-        <w:t xml:space="preserve">    1, 0, 0, 0, 1,</w:t>
-      </w:r>
-    </w:p>
-    <w:p>
-      <w:pPr>
-        <w:pStyle w:val="CodeBlock2"/>
-      </w:pPr>
-      <w:r>
-        <w:lastRenderedPageBreak/>
-        <w:t xml:space="preserve">    0, 0, 0, 0, 0,</w:t>
-      </w:r>
-    </w:p>
-    <w:p>
-      <w:pPr>
-        <w:pStyle w:val="CodeBlock2"/>
-      </w:pPr>
-      <w:r>
-        <w:t xml:space="preserve">    0, 0, 0, 0, 0,</w:t>
-      </w:r>
-    </w:p>
-    <w:p>
-      <w:pPr>
-        <w:pStyle w:val="CodeBlock2"/>
-      </w:pPr>
-      <w:r>
-        <w:t xml:space="preserve">    0, 0, 0, 0, 0])</w:t>
-      </w:r>
-    </w:p>
-    <w:p>
-      <w:pPr>
-        <w:pStyle w:val="CodeBlock2"/>
-      </w:pPr>
-    </w:p>
-    <w:p>
-      <w:pPr>
-        <w:pStyle w:val="CodeBlock2"/>
-      </w:pPr>
-      <w:r>
-        <w:t xml:space="preserve">X = </w:t>
-      </w:r>
-      <w:proofErr w:type="spellStart"/>
-      <w:r>
-        <w:t>to_bipolar</w:t>
-      </w:r>
-      <w:proofErr w:type="spellEnd"/>
-      <w:r>
-        <w:t>(</w:t>
-      </w:r>
-      <w:proofErr w:type="spellStart"/>
-      <w:r>
-        <w:t>zero_bin</w:t>
-      </w:r>
-      <w:proofErr w:type="spellEnd"/>
-      <w:r>
-        <w:t>)</w:t>
-      </w:r>
-    </w:p>
-    <w:p>
-      <w:pPr>
-        <w:pStyle w:val="CodeBlock2"/>
-      </w:pPr>
-      <w:r>
-        <w:t xml:space="preserve">Y = </w:t>
-      </w:r>
-      <w:proofErr w:type="spellStart"/>
-      <w:r>
-        <w:t>to_bipolar</w:t>
-      </w:r>
-      <w:proofErr w:type="spellEnd"/>
-      <w:r>
-        <w:t>(</w:t>
-      </w:r>
-      <w:proofErr w:type="spellStart"/>
-      <w:r>
-        <w:t>one_bin</w:t>
-      </w:r>
-      <w:proofErr w:type="spellEnd"/>
-      <w:r>
-        <w:t>)</w:t>
-      </w:r>
-    </w:p>
-    <w:p>
-      <w:pPr>
-        <w:pStyle w:val="CodeBlock2"/>
-      </w:pPr>
-    </w:p>
-    <w:p>
-      <w:pPr>
-        <w:pStyle w:val="CodeBlock2"/>
-      </w:pPr>
-      <w:r>
-        <w:t xml:space="preserve">W = </w:t>
-      </w:r>
-      <w:proofErr w:type="spellStart"/>
-      <w:proofErr w:type="gramStart"/>
-      <w:r>
-        <w:t>numpy.outer</w:t>
-      </w:r>
-      <w:proofErr w:type="spellEnd"/>
-      <w:proofErr w:type="gramEnd"/>
-      <w:r>
-        <w:t>(X, Y)</w:t>
-      </w:r>
-    </w:p>
-    <w:p>
-      <w:pPr>
-        <w:pStyle w:val="CodeBlock2"/>
-      </w:pPr>
-    </w:p>
-    <w:p>
-      <w:pPr>
-        <w:pStyle w:val="CodeBlock2"/>
-      </w:pPr>
-      <w:proofErr w:type="gramStart"/>
-      <w:r>
-        <w:t>print(</w:t>
-      </w:r>
-      <w:proofErr w:type="gramEnd"/>
-      <w:r>
-        <w:t>"</w:t>
-      </w:r>
-      <w:proofErr w:type="spellStart"/>
-      <w:r>
-        <w:t>Запуск</w:t>
-      </w:r>
-      <w:proofErr w:type="spellEnd"/>
-      <w:r>
-        <w:t xml:space="preserve"> </w:t>
-      </w:r>
-      <w:proofErr w:type="spellStart"/>
-      <w:r>
-        <w:t>відновлення</w:t>
-      </w:r>
-      <w:proofErr w:type="spellEnd"/>
-      <w:r>
-        <w:t>...")</w:t>
-      </w:r>
-    </w:p>
-    <w:p>
-      <w:pPr>
-        <w:pStyle w:val="CodeBlock2"/>
-      </w:pPr>
-    </w:p>
-    <w:p>
-      <w:pPr>
-        <w:pStyle w:val="CodeBlock2"/>
-      </w:pPr>
-      <w:proofErr w:type="spellStart"/>
-      <w:r>
-        <w:t>X_corrupted</w:t>
-      </w:r>
-      <w:proofErr w:type="spellEnd"/>
-      <w:r>
-        <w:t xml:space="preserve"> = </w:t>
-      </w:r>
-      <w:proofErr w:type="spellStart"/>
-      <w:r>
-        <w:t>to_bipolar</w:t>
-      </w:r>
-      <w:proofErr w:type="spellEnd"/>
-      <w:r>
-        <w:t>(</w:t>
-      </w:r>
-      <w:proofErr w:type="spellStart"/>
-      <w:r>
-        <w:t>half_zero_bin</w:t>
-      </w:r>
-      <w:proofErr w:type="spellEnd"/>
-      <w:r>
-        <w:t>)</w:t>
-      </w:r>
-    </w:p>
-    <w:p>
-      <w:pPr>
-        <w:pStyle w:val="CodeBlock2"/>
-      </w:pPr>
-    </w:p>
-    <w:p>
-      <w:pPr>
-        <w:pStyle w:val="CodeBlock2"/>
-      </w:pPr>
-      <w:proofErr w:type="spellStart"/>
-      <w:r>
-        <w:t>Y_recovered_bipolar</w:t>
-      </w:r>
-      <w:proofErr w:type="spellEnd"/>
-      <w:r>
-        <w:t xml:space="preserve"> = </w:t>
-      </w:r>
-      <w:proofErr w:type="spellStart"/>
-      <w:proofErr w:type="gramStart"/>
-      <w:r>
-        <w:t>numpy.sign</w:t>
-      </w:r>
-      <w:proofErr w:type="spellEnd"/>
-      <w:proofErr w:type="gramEnd"/>
-      <w:r>
-        <w:t>(numpy.dot(</w:t>
-      </w:r>
-      <w:proofErr w:type="spellStart"/>
-      <w:r>
-        <w:t>X_corrupted</w:t>
-      </w:r>
-      <w:proofErr w:type="spellEnd"/>
-      <w:r>
-        <w:t>, W))</w:t>
-      </w:r>
-    </w:p>
-    <w:p>
-      <w:pPr>
-        <w:pStyle w:val="CodeBlock2"/>
-      </w:pPr>
-    </w:p>
-    <w:p>
-      <w:pPr>
-        <w:pStyle w:val="CodeBlock2"/>
-      </w:pPr>
-      <w:proofErr w:type="spellStart"/>
-      <w:r>
-        <w:t>X_recovered_bipolar</w:t>
-      </w:r>
-      <w:proofErr w:type="spellEnd"/>
-      <w:r>
-        <w:t xml:space="preserve"> = </w:t>
-      </w:r>
-      <w:proofErr w:type="spellStart"/>
-      <w:proofErr w:type="gramStart"/>
-      <w:r>
-        <w:t>numpy.sign</w:t>
-      </w:r>
-      <w:proofErr w:type="spellEnd"/>
-      <w:proofErr w:type="gramEnd"/>
-      <w:r>
-        <w:t>(numpy.dot(</w:t>
-      </w:r>
-      <w:proofErr w:type="spellStart"/>
-      <w:r>
-        <w:t>Y_recovered_bipolar</w:t>
-      </w:r>
-      <w:proofErr w:type="spellEnd"/>
-      <w:r>
-        <w:t>, W.T))</w:t>
-      </w:r>
-    </w:p>
-    <w:p>
-      <w:pPr>
-        <w:pStyle w:val="CodeBlock2"/>
-      </w:pPr>
-    </w:p>
-    <w:p>
-      <w:pPr>
-        <w:pStyle w:val="CodeBlock2"/>
-      </w:pPr>
-      <w:proofErr w:type="spellStart"/>
-      <w:r>
-        <w:t>Y_final_bipolar</w:t>
-      </w:r>
-      <w:proofErr w:type="spellEnd"/>
-      <w:r>
-        <w:t xml:space="preserve"> = </w:t>
-      </w:r>
-      <w:proofErr w:type="spellStart"/>
-      <w:proofErr w:type="gramStart"/>
-      <w:r>
-        <w:t>numpy.sign</w:t>
-      </w:r>
-      <w:proofErr w:type="spellEnd"/>
-      <w:proofErr w:type="gramEnd"/>
-      <w:r>
-        <w:t>(numpy.dot(</w:t>
-      </w:r>
-      <w:proofErr w:type="spellStart"/>
-      <w:r>
-        <w:t>X_recovered_bipolar</w:t>
-      </w:r>
-      <w:proofErr w:type="spellEnd"/>
-      <w:r>
-        <w:t>, W))</w:t>
-      </w:r>
-    </w:p>
-    <w:p>
-      <w:pPr>
-        <w:pStyle w:val="CodeBlock2"/>
-      </w:pPr>
-    </w:p>
-    <w:p>
-      <w:pPr>
-        <w:pStyle w:val="CodeBlock2"/>
-      </w:pPr>
-      <w:proofErr w:type="spellStart"/>
-      <w:r>
-        <w:t>Y_final_binary</w:t>
-      </w:r>
-      <w:proofErr w:type="spellEnd"/>
-      <w:r>
-        <w:t xml:space="preserve"> = </w:t>
-      </w:r>
-      <w:proofErr w:type="spellStart"/>
-      <w:r>
-        <w:t>to_binary</w:t>
-      </w:r>
-      <w:proofErr w:type="spellEnd"/>
-      <w:r>
-        <w:t>(</w:t>
-      </w:r>
-      <w:proofErr w:type="spellStart"/>
-      <w:r>
-        <w:t>Y_final_bipolar</w:t>
-      </w:r>
-      <w:proofErr w:type="spellEnd"/>
-      <w:r>
-        <w:t>)</w:t>
-      </w:r>
-    </w:p>
-    <w:p>
-      <w:pPr>
-        <w:pStyle w:val="CodeBlock2"/>
-      </w:pPr>
-    </w:p>
-    <w:p>
-      <w:pPr>
-        <w:pStyle w:val="CodeBlock2"/>
-      </w:pPr>
-      <w:proofErr w:type="gramStart"/>
-      <w:r>
-        <w:t>print(</w:t>
-      </w:r>
-      <w:proofErr w:type="gramEnd"/>
-      <w:r>
-        <w:t>"</w:t>
-      </w:r>
-      <w:proofErr w:type="spellStart"/>
-      <w:r>
-        <w:t>Вхід</w:t>
-      </w:r>
-      <w:proofErr w:type="spellEnd"/>
-      <w:r>
-        <w:t xml:space="preserve"> (</w:t>
-      </w:r>
-      <w:proofErr w:type="spellStart"/>
-      <w:r>
-        <w:t>пошкоджений</w:t>
-      </w:r>
-      <w:proofErr w:type="spellEnd"/>
-      <w:r>
-        <w:t xml:space="preserve"> 'zero'):")</w:t>
-      </w:r>
-    </w:p>
-    <w:p>
-      <w:pPr>
-        <w:pStyle w:val="CodeBlock2"/>
-      </w:pPr>
-      <w:proofErr w:type="spellStart"/>
-      <w:r>
-        <w:t>draw_bin_image</w:t>
-      </w:r>
-      <w:proofErr w:type="spellEnd"/>
-      <w:r>
-        <w:t>(</w:t>
-      </w:r>
-      <w:proofErr w:type="spellStart"/>
-      <w:r>
-        <w:t>half_zero_bin</w:t>
-      </w:r>
-      <w:proofErr w:type="spellEnd"/>
-      <w:r>
-        <w:t>)</w:t>
-      </w:r>
-    </w:p>
-    <w:p>
-      <w:pPr>
-        <w:pStyle w:val="CodeBlock2"/>
-      </w:pPr>
-    </w:p>
-    <w:p>
-      <w:pPr>
-        <w:pStyle w:val="CodeBlock2"/>
-      </w:pPr>
-      <w:proofErr w:type="gramStart"/>
-      <w:r>
-        <w:t>print(</w:t>
-      </w:r>
-      <w:proofErr w:type="gramEnd"/>
-      <w:r>
-        <w:t>"\</w:t>
-      </w:r>
-      <w:proofErr w:type="spellStart"/>
-      <w:r>
-        <w:t>nВідновлений</w:t>
-      </w:r>
-      <w:proofErr w:type="spellEnd"/>
-      <w:r>
-        <w:t xml:space="preserve"> </w:t>
-      </w:r>
-      <w:proofErr w:type="spellStart"/>
-      <w:r>
-        <w:t>вихід</w:t>
-      </w:r>
-      <w:proofErr w:type="spellEnd"/>
-      <w:r>
-        <w:t xml:space="preserve"> (</w:t>
-      </w:r>
-      <w:proofErr w:type="spellStart"/>
-      <w:r>
-        <w:t>має</w:t>
-      </w:r>
-      <w:proofErr w:type="spellEnd"/>
-      <w:r>
-        <w:t xml:space="preserve"> </w:t>
-      </w:r>
-      <w:proofErr w:type="spellStart"/>
-      <w:r>
-        <w:t>бути</w:t>
-      </w:r>
-      <w:proofErr w:type="spellEnd"/>
-      <w:r>
-        <w:t xml:space="preserve"> 'one'):")</w:t>
-      </w:r>
-    </w:p>
-    <w:p>
-      <w:pPr>
-        <w:pStyle w:val="CodeBlock2"/>
-      </w:pPr>
-      <w:proofErr w:type="spellStart"/>
-      <w:r>
-        <w:t>draw_bin_image</w:t>
-      </w:r>
-      <w:proofErr w:type="spellEnd"/>
-      <w:r>
-        <w:t>(</w:t>
-      </w:r>
-      <w:proofErr w:type="spellStart"/>
-      <w:r>
-        <w:t>Y_final_binary</w:t>
-      </w:r>
-      <w:proofErr w:type="spellEnd"/>
-      <w:r>
-        <w:t>)</w:t>
-      </w:r>
-    </w:p>
-    <w:p>
-      <w:pPr>
-        <w:pStyle w:val="CodeBlock2"/>
-      </w:pPr>
-    </w:p>
-    <w:p>
-      <w:pPr>
-        <w:pStyle w:val="CodeBlock2"/>
-      </w:pPr>
-      <w:r>
-        <w:t xml:space="preserve">if </w:t>
-      </w:r>
-      <w:proofErr w:type="spellStart"/>
-      <w:proofErr w:type="gramStart"/>
-      <w:r>
-        <w:t>numpy.array</w:t>
-      </w:r>
-      <w:proofErr w:type="gramEnd"/>
-      <w:r>
-        <w:t>_equal</w:t>
-      </w:r>
-      <w:proofErr w:type="spellEnd"/>
-      <w:r>
-        <w:t>(</w:t>
-      </w:r>
-      <w:proofErr w:type="spellStart"/>
-      <w:r>
-        <w:t>one_bin</w:t>
-      </w:r>
-      <w:proofErr w:type="spellEnd"/>
-      <w:r>
-        <w:t xml:space="preserve">, </w:t>
-      </w:r>
-      <w:proofErr w:type="spellStart"/>
-      <w:r>
-        <w:t>Y_final_binary</w:t>
-      </w:r>
-      <w:proofErr w:type="spellEnd"/>
-      <w:r>
-        <w:t>):</w:t>
-      </w:r>
-    </w:p>
-    <w:p>
-      <w:pPr>
-        <w:pStyle w:val="CodeBlock2"/>
-      </w:pPr>
-      <w:r>
-        <w:t xml:space="preserve">    </w:t>
-      </w:r>
-      <w:proofErr w:type="gramStart"/>
-      <w:r>
-        <w:t>print(</w:t>
-      </w:r>
-      <w:proofErr w:type="gramEnd"/>
-      <w:r>
-        <w:t>"\</w:t>
-      </w:r>
-      <w:proofErr w:type="spellStart"/>
-      <w:r>
-        <w:t>nРезультат</w:t>
-      </w:r>
-      <w:proofErr w:type="spellEnd"/>
-      <w:r>
-        <w:t xml:space="preserve">: </w:t>
-      </w:r>
-      <w:proofErr w:type="spellStart"/>
-      <w:r>
-        <w:t>Успіх</w:t>
-      </w:r>
-      <w:proofErr w:type="spellEnd"/>
-      <w:r>
-        <w:t xml:space="preserve">! </w:t>
-      </w:r>
-      <w:proofErr w:type="spellStart"/>
-      <w:r>
-        <w:t>Відновлений</w:t>
-      </w:r>
-      <w:proofErr w:type="spellEnd"/>
-      <w:r>
-        <w:t xml:space="preserve"> </w:t>
-      </w:r>
-      <w:proofErr w:type="spellStart"/>
-      <w:r>
-        <w:t>образ</w:t>
-      </w:r>
-      <w:proofErr w:type="spellEnd"/>
-      <w:r>
-        <w:t xml:space="preserve"> </w:t>
-      </w:r>
-      <w:proofErr w:type="spellStart"/>
-      <w:r>
-        <w:t>збігається</w:t>
-      </w:r>
-      <w:proofErr w:type="spellEnd"/>
-      <w:r>
-        <w:t xml:space="preserve"> з 'one'.")</w:t>
-      </w:r>
-    </w:p>
-    <w:p>
-      <w:pPr>
-        <w:pStyle w:val="CodeBlock2"/>
-      </w:pPr>
-      <w:r>
-        <w:t>else:</w:t>
-      </w:r>
-    </w:p>
-    <w:p>
-      <w:pPr>
-        <w:pStyle w:val="CodeBlock2"/>
-      </w:pPr>
-      <w:r>
-        <w:t xml:space="preserve">    </w:t>
-      </w:r>
-      <w:proofErr w:type="gramStart"/>
-      <w:r>
-        <w:t>print(</w:t>
-      </w:r>
-      <w:proofErr w:type="gramEnd"/>
-      <w:r>
-        <w:t>"\</w:t>
-      </w:r>
-      <w:proofErr w:type="spellStart"/>
-      <w:r>
-        <w:t>nРезультат</w:t>
-      </w:r>
-      <w:proofErr w:type="spellEnd"/>
-      <w:r>
-        <w:t xml:space="preserve">: </w:t>
-      </w:r>
-      <w:proofErr w:type="spellStart"/>
-      <w:r>
-        <w:t>Помилка</w:t>
-      </w:r>
-      <w:proofErr w:type="spellEnd"/>
-      <w:r>
-        <w:t xml:space="preserve">. </w:t>
-      </w:r>
-      <w:proofErr w:type="spellStart"/>
-      <w:r>
-        <w:t>Відновлений</w:t>
-      </w:r>
-      <w:proofErr w:type="spellEnd"/>
-      <w:r>
-        <w:t xml:space="preserve"> </w:t>
-      </w:r>
-      <w:proofErr w:type="spellStart"/>
-      <w:r>
-        <w:t>образ</w:t>
-      </w:r>
-      <w:proofErr w:type="spellEnd"/>
-      <w:r>
-        <w:t xml:space="preserve"> </w:t>
-      </w:r>
-      <w:proofErr w:type="spellStart"/>
-      <w:r>
-        <w:t>не</w:t>
-      </w:r>
-      <w:proofErr w:type="spellEnd"/>
-      <w:r>
-        <w:t xml:space="preserve"> </w:t>
-      </w:r>
-      <w:proofErr w:type="spellStart"/>
-      <w:r>
-        <w:t>збігається</w:t>
-      </w:r>
-      <w:proofErr w:type="spellEnd"/>
-      <w:r>
-        <w:t>.")</w:t>
-      </w:r>
-    </w:p>
-    <w:p>
-      <w:pPr>
-        <w:rPr>
-          <w:lang w:val="en-US"/>
-        </w:rPr>
-      </w:pPr>
-    </w:p>
+      <w:r>
+        <w:t>print</w:t>
+      </w:r>
+      <w:r>
+        <w:rPr>
+          <w:lang w:val="ru-RU"/>
+        </w:rPr>
+        <w:t>("\</w:t>
+      </w:r>
+      <w:r>
+        <w:t>n</w:t>
+      </w:r>
+      <w:r>
+        <w:rPr>
+          <w:lang w:val="ru-RU"/>
+        </w:rPr>
+        <w:t>Результат: Помилка. Відновлений образ не збігається.")</w:t>
+      </w:r>
+    </w:p>
+    <w:p/>
     <w:p>
       <w:pPr>
         <w:jc w:val="center"/>
@@ -2706,34 +4406,42 @@
     <w:p>
       <w:pPr>
         <w:pStyle w:val="ListParagraph"/>
-        <w:numPr>
-          <w:ilvl w:val="0"/>
-          <w:numId w:val="1"/>
-        </w:numPr>
         <w:spacing w:line="360" w:lineRule="auto"/>
-        <w:rPr>
-          <w:b/>
-          <w:bCs/>
-          <w:lang w:val="en-US"/>
-        </w:rPr>
-      </w:pPr>
-      <w:r>
-        <w:rPr>
-          <w:b/>
-          <w:bCs/>
+        <w:ind w:left="0"/>
+        <w:jc w:val="center"/>
+        <w:rPr>
+          <w:b/>
+          <w:bCs/>
+          <w:sz w:val="28"/>
+          <w:szCs w:val="28"/>
+          <w:lang w:val="uk-UA"/>
+        </w:rPr>
+      </w:pPr>
+      <w:r>
+        <w:rPr>
+          <w:b/>
+          <w:bCs/>
+          <w:sz w:val="28"/>
+          <w:szCs w:val="28"/>
           <w:lang w:val="uk-UA"/>
         </w:rPr>
         <w:lastRenderedPageBreak/>
-        <w:t>Висновки</w:t>
-      </w:r>
-      <w:r>
-        <w:rPr>
-          <w:b/>
-          <w:bCs/>
-          <w:lang w:val="en-US"/>
-        </w:rPr>
-        <w:t>:</w:t>
-      </w:r>
+        <w:t>ВИСНОВКИ</w:t>
+      </w:r>
+    </w:p>
+    <w:p>
+      <w:pPr>
+        <w:pStyle w:val="ListParagraph"/>
+        <w:spacing w:line="360" w:lineRule="auto"/>
+        <w:ind w:left="0"/>
+        <w:rPr>
+          <w:b/>
+          <w:bCs/>
+          <w:sz w:val="28"/>
+          <w:szCs w:val="28"/>
+          <w:lang w:val="uk-UA"/>
+        </w:rPr>
+      </w:pPr>
     </w:p>
     <w:p>
       <w:pPr>
@@ -2741,11 +4449,15 @@
         <w:ind w:firstLine="720"/>
         <w:jc w:val="both"/>
         <w:rPr>
+          <w:sz w:val="28"/>
+          <w:szCs w:val="28"/>
           <w:lang w:val="uk-UA" w:eastAsia="en-GB"/>
         </w:rPr>
       </w:pPr>
       <w:r>
         <w:rPr>
+          <w:sz w:val="28"/>
+          <w:szCs w:val="28"/>
           <w:lang w:val="uk-UA"/>
         </w:rPr>
         <w:t xml:space="preserve">Під час виконання лабораторної роботи було досліджено принципи роботи та програмно реалізовано </w:t>
@@ -2753,6 +4465,8 @@
       <w:proofErr w:type="spellStart"/>
       <w:r>
         <w:rPr>
+          <w:sz w:val="28"/>
+          <w:szCs w:val="28"/>
           <w:lang w:val="uk-UA"/>
         </w:rPr>
         <w:t>нейромережу</w:t>
@@ -2760,6 +4474,8 @@
       <w:proofErr w:type="spellEnd"/>
       <w:r>
         <w:rPr>
+          <w:sz w:val="28"/>
+          <w:szCs w:val="28"/>
           <w:lang w:val="uk-UA"/>
         </w:rPr>
         <w:t xml:space="preserve"> </w:t>
@@ -2767,6 +4483,8 @@
       <w:proofErr w:type="spellStart"/>
       <w:r>
         <w:rPr>
+          <w:sz w:val="28"/>
+          <w:szCs w:val="28"/>
           <w:lang w:val="uk-UA"/>
         </w:rPr>
         <w:t>двонаправленої</w:t>
@@ -2774,19 +4492,17 @@
       <w:proofErr w:type="spellEnd"/>
       <w:r>
         <w:rPr>
-          <w:lang w:val="uk-UA"/>
-        </w:rPr>
-        <w:t xml:space="preserve"> асоціативної пам'яті (BAM </w:t>
-      </w:r>
-      <w:r>
-        <w:rPr>
-          <w:lang w:val="uk-UA"/>
-        </w:rPr>
-        <w:t>-</w:t>
+          <w:sz w:val="28"/>
+          <w:szCs w:val="28"/>
+          <w:lang w:val="uk-UA"/>
+        </w:rPr>
+        <w:t xml:space="preserve"> асоціативної пам'яті (BAM -</w:t>
       </w:r>
       <w:proofErr w:type="spellStart"/>
       <w:r>
         <w:rPr>
+          <w:sz w:val="28"/>
+          <w:szCs w:val="28"/>
           <w:lang w:val="uk-UA"/>
         </w:rPr>
         <w:t>Bidirectional</w:t>
@@ -2794,6 +4510,8 @@
       <w:proofErr w:type="spellEnd"/>
       <w:r>
         <w:rPr>
+          <w:sz w:val="28"/>
+          <w:szCs w:val="28"/>
           <w:lang w:val="uk-UA"/>
         </w:rPr>
         <w:t xml:space="preserve"> </w:t>
@@ -2801,6 +4519,8 @@
       <w:proofErr w:type="spellStart"/>
       <w:r>
         <w:rPr>
+          <w:sz w:val="28"/>
+          <w:szCs w:val="28"/>
           <w:lang w:val="uk-UA"/>
         </w:rPr>
         <w:t>Associative</w:t>
@@ -2808,6 +4528,8 @@
       <w:proofErr w:type="spellEnd"/>
       <w:r>
         <w:rPr>
+          <w:sz w:val="28"/>
+          <w:szCs w:val="28"/>
           <w:lang w:val="uk-UA"/>
         </w:rPr>
         <w:t xml:space="preserve"> </w:t>
@@ -2815,6 +4537,8 @@
       <w:proofErr w:type="spellStart"/>
       <w:r>
         <w:rPr>
+          <w:sz w:val="28"/>
+          <w:szCs w:val="28"/>
           <w:lang w:val="uk-UA"/>
         </w:rPr>
         <w:t>Memory</w:t>
@@ -2822,6 +4546,8 @@
       <w:proofErr w:type="spellEnd"/>
       <w:r>
         <w:rPr>
+          <w:sz w:val="28"/>
+          <w:szCs w:val="28"/>
           <w:lang w:val="uk-UA"/>
         </w:rPr>
         <w:t>).</w:t>
@@ -2833,11 +4559,15 @@
         <w:ind w:firstLine="720"/>
         <w:jc w:val="both"/>
         <w:rPr>
-          <w:lang w:val="uk-UA"/>
-        </w:rPr>
-      </w:pPr>
-      <w:r>
-        <w:rPr>
+          <w:sz w:val="28"/>
+          <w:szCs w:val="28"/>
+          <w:lang w:val="uk-UA"/>
+        </w:rPr>
+      </w:pPr>
+      <w:r>
+        <w:rPr>
+          <w:sz w:val="28"/>
+          <w:szCs w:val="28"/>
           <w:lang w:val="uk-UA"/>
         </w:rPr>
         <w:t xml:space="preserve">Основним завданням було моделювання процесу шифрування (створення асоціації) та дешифрування (відновлення) інформації. Для цього було сформовано пари бінарних векторів і розраховано матрицю ваг мережі, використовуючи правило навчання </w:t>
@@ -2845,6 +4575,8 @@
       <w:proofErr w:type="spellStart"/>
       <w:r>
         <w:rPr>
+          <w:sz w:val="28"/>
+          <w:szCs w:val="28"/>
           <w:lang w:val="uk-UA"/>
         </w:rPr>
         <w:t>Хебба</w:t>
@@ -2852,6 +4584,8 @@
       <w:proofErr w:type="spellEnd"/>
       <w:r>
         <w:rPr>
+          <w:sz w:val="28"/>
+          <w:szCs w:val="28"/>
           <w:lang w:val="uk-UA"/>
         </w:rPr>
         <w:t>.</w:t>
@@ -2863,11 +4597,15 @@
         <w:ind w:firstLine="720"/>
         <w:jc w:val="both"/>
         <w:rPr>
-          <w:lang w:val="uk-UA"/>
-        </w:rPr>
-      </w:pPr>
-      <w:r>
-        <w:rPr>
+          <w:sz w:val="28"/>
+          <w:szCs w:val="28"/>
+          <w:lang w:val="uk-UA"/>
+        </w:rPr>
+      </w:pPr>
+      <w:r>
+        <w:rPr>
+          <w:sz w:val="28"/>
+          <w:szCs w:val="28"/>
           <w:lang w:val="uk-UA"/>
         </w:rPr>
         <w:t>У ході експерименту на вхід мережі подавався «пошкоджений» вектор (із втратою 50% інформації). Результати моделювання показали, що мережа здатна успішно відновити повний цільовий образ завдяки реверберації сигналу між шарами. Це підтверджує високу завадостійкість (</w:t>
@@ -2875,6 +4613,8 @@
       <w:proofErr w:type="spellStart"/>
       <w:r>
         <w:rPr>
+          <w:sz w:val="28"/>
+          <w:szCs w:val="28"/>
           <w:lang w:val="uk-UA"/>
         </w:rPr>
         <w:t>noise</w:t>
@@ -2882,6 +4622,8 @@
       <w:proofErr w:type="spellEnd"/>
       <w:r>
         <w:rPr>
+          <w:sz w:val="28"/>
+          <w:szCs w:val="28"/>
           <w:lang w:val="uk-UA"/>
         </w:rPr>
         <w:t xml:space="preserve"> </w:t>
@@ -2889,6 +4631,8 @@
       <w:proofErr w:type="spellStart"/>
       <w:r>
         <w:rPr>
+          <w:sz w:val="28"/>
+          <w:szCs w:val="28"/>
           <w:lang w:val="uk-UA"/>
         </w:rPr>
         <w:t>immunity</w:t>
@@ -2896,25 +4640,17 @@
       <w:proofErr w:type="spellEnd"/>
       <w:r>
         <w:rPr>
-          <w:lang w:val="uk-UA"/>
-        </w:rPr>
-        <w:t>) архітектури BAM та її ефективність у</w:t>
-      </w:r>
-      <w:r>
-        <w:rPr>
-          <w:lang w:val="uk-UA"/>
-        </w:rPr>
-        <w:t xml:space="preserve"> </w:t>
-      </w:r>
-      <w:r>
-        <w:rPr>
-          <w:lang w:val="uk-UA"/>
-        </w:rPr>
-        <w:t xml:space="preserve">задачах розпізнавання образів і відновлення даних, що може бути використано як базовий механізм у системах </w:t>
+          <w:sz w:val="28"/>
+          <w:szCs w:val="28"/>
+          <w:lang w:val="uk-UA"/>
+        </w:rPr>
+        <w:t xml:space="preserve">) архітектури BAM та її ефективність у задачах розпізнавання образів і відновлення даних, що може бути використано як базовий механізм у системах </w:t>
       </w:r>
       <w:proofErr w:type="spellStart"/>
       <w:r>
         <w:rPr>
+          <w:sz w:val="28"/>
+          <w:szCs w:val="28"/>
           <w:lang w:val="uk-UA"/>
         </w:rPr>
         <w:t>кібербезпеки</w:t>
@@ -2922,6 +4658,8 @@
       <w:proofErr w:type="spellEnd"/>
       <w:r>
         <w:rPr>
+          <w:sz w:val="28"/>
+          <w:szCs w:val="28"/>
           <w:lang w:val="uk-UA"/>
         </w:rPr>
         <w:t xml:space="preserve"> для забезпечення цілісності інформації.</w:t>
@@ -3141,7 +4879,7 @@
         <w:ind w:left="2160" w:hanging="360"/>
       </w:pPr>
     </w:lvl>
-    <w:lvl w:ilvl="2" w:tentative="1">
+    <w:lvl w:ilvl="2">
       <w:start w:val="1"/>
       <w:numFmt w:val="decimal"/>
       <w:lvlText w:val="%3."/>
@@ -3512,6 +5250,155 @@
     </w:lvl>
   </w:abstractNum>
   <w:abstractNum w:abstractNumId="6" w15:restartNumberingAfterBreak="0">
+    <w:nsid w:val="3135793B"/>
+    <w:multiLevelType w:val="multilevel"/>
+    <w:tmpl w:val="23A02C2C"/>
+    <w:lvl w:ilvl="0">
+      <w:start w:val="1"/>
+      <w:numFmt w:val="bullet"/>
+      <w:lvlText w:val=""/>
+      <w:lvlJc w:val="left"/>
+      <w:pPr>
+        <w:tabs>
+          <w:tab w:val="num" w:pos="720"/>
+        </w:tabs>
+        <w:ind w:left="720" w:hanging="360"/>
+      </w:pPr>
+      <w:rPr>
+        <w:rFonts w:ascii="Symbol" w:hAnsi="Symbol" w:hint="default"/>
+        <w:sz w:val="20"/>
+      </w:rPr>
+    </w:lvl>
+    <w:lvl w:ilvl="1" w:tentative="1">
+      <w:start w:val="1"/>
+      <w:numFmt w:val="bullet"/>
+      <w:lvlText w:val="o"/>
+      <w:lvlJc w:val="left"/>
+      <w:pPr>
+        <w:tabs>
+          <w:tab w:val="num" w:pos="1440"/>
+        </w:tabs>
+        <w:ind w:left="1440" w:hanging="360"/>
+      </w:pPr>
+      <w:rPr>
+        <w:rFonts w:ascii="Courier New" w:hAnsi="Courier New" w:hint="default"/>
+        <w:sz w:val="20"/>
+      </w:rPr>
+    </w:lvl>
+    <w:lvl w:ilvl="2" w:tentative="1">
+      <w:start w:val="1"/>
+      <w:numFmt w:val="bullet"/>
+      <w:lvlText w:val=""/>
+      <w:lvlJc w:val="left"/>
+      <w:pPr>
+        <w:tabs>
+          <w:tab w:val="num" w:pos="2160"/>
+        </w:tabs>
+        <w:ind w:left="2160" w:hanging="360"/>
+      </w:pPr>
+      <w:rPr>
+        <w:rFonts w:ascii="Wingdings" w:hAnsi="Wingdings" w:hint="default"/>
+        <w:sz w:val="20"/>
+      </w:rPr>
+    </w:lvl>
+    <w:lvl w:ilvl="3" w:tentative="1">
+      <w:start w:val="1"/>
+      <w:numFmt w:val="bullet"/>
+      <w:lvlText w:val=""/>
+      <w:lvlJc w:val="left"/>
+      <w:pPr>
+        <w:tabs>
+          <w:tab w:val="num" w:pos="2880"/>
+        </w:tabs>
+        <w:ind w:left="2880" w:hanging="360"/>
+      </w:pPr>
+      <w:rPr>
+        <w:rFonts w:ascii="Wingdings" w:hAnsi="Wingdings" w:hint="default"/>
+        <w:sz w:val="20"/>
+      </w:rPr>
+    </w:lvl>
+    <w:lvl w:ilvl="4" w:tentative="1">
+      <w:start w:val="1"/>
+      <w:numFmt w:val="bullet"/>
+      <w:lvlText w:val=""/>
+      <w:lvlJc w:val="left"/>
+      <w:pPr>
+        <w:tabs>
+          <w:tab w:val="num" w:pos="3600"/>
+        </w:tabs>
+        <w:ind w:left="3600" w:hanging="360"/>
+      </w:pPr>
+      <w:rPr>
+        <w:rFonts w:ascii="Wingdings" w:hAnsi="Wingdings" w:hint="default"/>
+        <w:sz w:val="20"/>
+      </w:rPr>
+    </w:lvl>
+    <w:lvl w:ilvl="5" w:tentative="1">
+      <w:start w:val="1"/>
+      <w:numFmt w:val="bullet"/>
+      <w:lvlText w:val=""/>
+      <w:lvlJc w:val="left"/>
+      <w:pPr>
+        <w:tabs>
+          <w:tab w:val="num" w:pos="4320"/>
+        </w:tabs>
+        <w:ind w:left="4320" w:hanging="360"/>
+      </w:pPr>
+      <w:rPr>
+        <w:rFonts w:ascii="Wingdings" w:hAnsi="Wingdings" w:hint="default"/>
+        <w:sz w:val="20"/>
+      </w:rPr>
+    </w:lvl>
+    <w:lvl w:ilvl="6" w:tentative="1">
+      <w:start w:val="1"/>
+      <w:numFmt w:val="bullet"/>
+      <w:lvlText w:val=""/>
+      <w:lvlJc w:val="left"/>
+      <w:pPr>
+        <w:tabs>
+          <w:tab w:val="num" w:pos="5040"/>
+        </w:tabs>
+        <w:ind w:left="5040" w:hanging="360"/>
+      </w:pPr>
+      <w:rPr>
+        <w:rFonts w:ascii="Wingdings" w:hAnsi="Wingdings" w:hint="default"/>
+        <w:sz w:val="20"/>
+      </w:rPr>
+    </w:lvl>
+    <w:lvl w:ilvl="7" w:tentative="1">
+      <w:start w:val="1"/>
+      <w:numFmt w:val="bullet"/>
+      <w:lvlText w:val=""/>
+      <w:lvlJc w:val="left"/>
+      <w:pPr>
+        <w:tabs>
+          <w:tab w:val="num" w:pos="5760"/>
+        </w:tabs>
+        <w:ind w:left="5760" w:hanging="360"/>
+      </w:pPr>
+      <w:rPr>
+        <w:rFonts w:ascii="Wingdings" w:hAnsi="Wingdings" w:hint="default"/>
+        <w:sz w:val="20"/>
+      </w:rPr>
+    </w:lvl>
+    <w:lvl w:ilvl="8" w:tentative="1">
+      <w:start w:val="1"/>
+      <w:numFmt w:val="bullet"/>
+      <w:lvlText w:val=""/>
+      <w:lvlJc w:val="left"/>
+      <w:pPr>
+        <w:tabs>
+          <w:tab w:val="num" w:pos="6480"/>
+        </w:tabs>
+        <w:ind w:left="6480" w:hanging="360"/>
+      </w:pPr>
+      <w:rPr>
+        <w:rFonts w:ascii="Wingdings" w:hAnsi="Wingdings" w:hint="default"/>
+        <w:sz w:val="20"/>
+      </w:rPr>
+    </w:lvl>
+  </w:abstractNum>
+  <w:abstractNum w:abstractNumId="7" w15:restartNumberingAfterBreak="0">
     <w:nsid w:val="353B5C97"/>
     <w:multiLevelType w:val="hybridMultilevel"/>
     <w:tmpl w:val="6A0E36B0"/>
@@ -3600,7 +5487,7 @@
       </w:pPr>
     </w:lvl>
   </w:abstractNum>
-  <w:abstractNum w:abstractNumId="7" w15:restartNumberingAfterBreak="0">
+  <w:abstractNum w:abstractNumId="8" w15:restartNumberingAfterBreak="0">
     <w:nsid w:val="3E3125C6"/>
     <w:multiLevelType w:val="multilevel"/>
     <w:tmpl w:val="99F029A8"/>
@@ -3713,7 +5600,269 @@
       </w:pPr>
     </w:lvl>
   </w:abstractNum>
-  <w:abstractNum w:abstractNumId="8" w15:restartNumberingAfterBreak="0">
+  <w:abstractNum w:abstractNumId="9" w15:restartNumberingAfterBreak="0">
+    <w:nsid w:val="487A27EB"/>
+    <w:multiLevelType w:val="multilevel"/>
+    <w:tmpl w:val="3AAA2018"/>
+    <w:lvl w:ilvl="0">
+      <w:start w:val="1"/>
+      <w:numFmt w:val="decimal"/>
+      <w:lvlText w:val="%1."/>
+      <w:lvlJc w:val="left"/>
+      <w:pPr>
+        <w:tabs>
+          <w:tab w:val="num" w:pos="720"/>
+        </w:tabs>
+        <w:ind w:left="720" w:hanging="360"/>
+      </w:pPr>
+    </w:lvl>
+    <w:lvl w:ilvl="1" w:tentative="1">
+      <w:start w:val="1"/>
+      <w:numFmt w:val="decimal"/>
+      <w:lvlText w:val="%2."/>
+      <w:lvlJc w:val="left"/>
+      <w:pPr>
+        <w:tabs>
+          <w:tab w:val="num" w:pos="1440"/>
+        </w:tabs>
+        <w:ind w:left="1440" w:hanging="360"/>
+      </w:pPr>
+    </w:lvl>
+    <w:lvl w:ilvl="2" w:tentative="1">
+      <w:start w:val="1"/>
+      <w:numFmt w:val="decimal"/>
+      <w:lvlText w:val="%3."/>
+      <w:lvlJc w:val="left"/>
+      <w:pPr>
+        <w:tabs>
+          <w:tab w:val="num" w:pos="2160"/>
+        </w:tabs>
+        <w:ind w:left="2160" w:hanging="360"/>
+      </w:pPr>
+    </w:lvl>
+    <w:lvl w:ilvl="3" w:tentative="1">
+      <w:start w:val="1"/>
+      <w:numFmt w:val="decimal"/>
+      <w:lvlText w:val="%4."/>
+      <w:lvlJc w:val="left"/>
+      <w:pPr>
+        <w:tabs>
+          <w:tab w:val="num" w:pos="2880"/>
+        </w:tabs>
+        <w:ind w:left="2880" w:hanging="360"/>
+      </w:pPr>
+    </w:lvl>
+    <w:lvl w:ilvl="4" w:tentative="1">
+      <w:start w:val="1"/>
+      <w:numFmt w:val="decimal"/>
+      <w:lvlText w:val="%5."/>
+      <w:lvlJc w:val="left"/>
+      <w:pPr>
+        <w:tabs>
+          <w:tab w:val="num" w:pos="3600"/>
+        </w:tabs>
+        <w:ind w:left="3600" w:hanging="360"/>
+      </w:pPr>
+    </w:lvl>
+    <w:lvl w:ilvl="5" w:tentative="1">
+      <w:start w:val="1"/>
+      <w:numFmt w:val="decimal"/>
+      <w:lvlText w:val="%6."/>
+      <w:lvlJc w:val="left"/>
+      <w:pPr>
+        <w:tabs>
+          <w:tab w:val="num" w:pos="4320"/>
+        </w:tabs>
+        <w:ind w:left="4320" w:hanging="360"/>
+      </w:pPr>
+    </w:lvl>
+    <w:lvl w:ilvl="6" w:tentative="1">
+      <w:start w:val="1"/>
+      <w:numFmt w:val="decimal"/>
+      <w:lvlText w:val="%7."/>
+      <w:lvlJc w:val="left"/>
+      <w:pPr>
+        <w:tabs>
+          <w:tab w:val="num" w:pos="5040"/>
+        </w:tabs>
+        <w:ind w:left="5040" w:hanging="360"/>
+      </w:pPr>
+    </w:lvl>
+    <w:lvl w:ilvl="7" w:tentative="1">
+      <w:start w:val="1"/>
+      <w:numFmt w:val="decimal"/>
+      <w:lvlText w:val="%8."/>
+      <w:lvlJc w:val="left"/>
+      <w:pPr>
+        <w:tabs>
+          <w:tab w:val="num" w:pos="5760"/>
+        </w:tabs>
+        <w:ind w:left="5760" w:hanging="360"/>
+      </w:pPr>
+    </w:lvl>
+    <w:lvl w:ilvl="8" w:tentative="1">
+      <w:start w:val="1"/>
+      <w:numFmt w:val="decimal"/>
+      <w:lvlText w:val="%9."/>
+      <w:lvlJc w:val="left"/>
+      <w:pPr>
+        <w:tabs>
+          <w:tab w:val="num" w:pos="6480"/>
+        </w:tabs>
+        <w:ind w:left="6480" w:hanging="360"/>
+      </w:pPr>
+    </w:lvl>
+  </w:abstractNum>
+  <w:abstractNum w:abstractNumId="10" w15:restartNumberingAfterBreak="0">
+    <w:nsid w:val="559041BF"/>
+    <w:multiLevelType w:val="multilevel"/>
+    <w:tmpl w:val="E97AA0FA"/>
+    <w:lvl w:ilvl="0">
+      <w:start w:val="1"/>
+      <w:numFmt w:val="bullet"/>
+      <w:lvlText w:val=""/>
+      <w:lvlJc w:val="left"/>
+      <w:pPr>
+        <w:tabs>
+          <w:tab w:val="num" w:pos="720"/>
+        </w:tabs>
+        <w:ind w:left="720" w:hanging="360"/>
+      </w:pPr>
+      <w:rPr>
+        <w:rFonts w:ascii="Symbol" w:hAnsi="Symbol" w:hint="default"/>
+        <w:sz w:val="20"/>
+      </w:rPr>
+    </w:lvl>
+    <w:lvl w:ilvl="1" w:tentative="1">
+      <w:start w:val="1"/>
+      <w:numFmt w:val="bullet"/>
+      <w:lvlText w:val="o"/>
+      <w:lvlJc w:val="left"/>
+      <w:pPr>
+        <w:tabs>
+          <w:tab w:val="num" w:pos="1440"/>
+        </w:tabs>
+        <w:ind w:left="1440" w:hanging="360"/>
+      </w:pPr>
+      <w:rPr>
+        <w:rFonts w:ascii="Courier New" w:hAnsi="Courier New" w:hint="default"/>
+        <w:sz w:val="20"/>
+      </w:rPr>
+    </w:lvl>
+    <w:lvl w:ilvl="2" w:tentative="1">
+      <w:start w:val="1"/>
+      <w:numFmt w:val="bullet"/>
+      <w:lvlText w:val=""/>
+      <w:lvlJc w:val="left"/>
+      <w:pPr>
+        <w:tabs>
+          <w:tab w:val="num" w:pos="2160"/>
+        </w:tabs>
+        <w:ind w:left="2160" w:hanging="360"/>
+      </w:pPr>
+      <w:rPr>
+        <w:rFonts w:ascii="Wingdings" w:hAnsi="Wingdings" w:hint="default"/>
+        <w:sz w:val="20"/>
+      </w:rPr>
+    </w:lvl>
+    <w:lvl w:ilvl="3" w:tentative="1">
+      <w:start w:val="1"/>
+      <w:numFmt w:val="bullet"/>
+      <w:lvlText w:val=""/>
+      <w:lvlJc w:val="left"/>
+      <w:pPr>
+        <w:tabs>
+          <w:tab w:val="num" w:pos="2880"/>
+        </w:tabs>
+        <w:ind w:left="2880" w:hanging="360"/>
+      </w:pPr>
+      <w:rPr>
+        <w:rFonts w:ascii="Wingdings" w:hAnsi="Wingdings" w:hint="default"/>
+        <w:sz w:val="20"/>
+      </w:rPr>
+    </w:lvl>
+    <w:lvl w:ilvl="4" w:tentative="1">
+      <w:start w:val="1"/>
+      <w:numFmt w:val="bullet"/>
+      <w:lvlText w:val=""/>
+      <w:lvlJc w:val="left"/>
+      <w:pPr>
+        <w:tabs>
+          <w:tab w:val="num" w:pos="3600"/>
+        </w:tabs>
+        <w:ind w:left="3600" w:hanging="360"/>
+      </w:pPr>
+      <w:rPr>
+        <w:rFonts w:ascii="Wingdings" w:hAnsi="Wingdings" w:hint="default"/>
+        <w:sz w:val="20"/>
+      </w:rPr>
+    </w:lvl>
+    <w:lvl w:ilvl="5" w:tentative="1">
+      <w:start w:val="1"/>
+      <w:numFmt w:val="bullet"/>
+      <w:lvlText w:val=""/>
+      <w:lvlJc w:val="left"/>
+      <w:pPr>
+        <w:tabs>
+          <w:tab w:val="num" w:pos="4320"/>
+        </w:tabs>
+        <w:ind w:left="4320" w:hanging="360"/>
+      </w:pPr>
+      <w:rPr>
+        <w:rFonts w:ascii="Wingdings" w:hAnsi="Wingdings" w:hint="default"/>
+        <w:sz w:val="20"/>
+      </w:rPr>
+    </w:lvl>
+    <w:lvl w:ilvl="6" w:tentative="1">
+      <w:start w:val="1"/>
+      <w:numFmt w:val="bullet"/>
+      <w:lvlText w:val=""/>
+      <w:lvlJc w:val="left"/>
+      <w:pPr>
+        <w:tabs>
+          <w:tab w:val="num" w:pos="5040"/>
+        </w:tabs>
+        <w:ind w:left="5040" w:hanging="360"/>
+      </w:pPr>
+      <w:rPr>
+        <w:rFonts w:ascii="Wingdings" w:hAnsi="Wingdings" w:hint="default"/>
+        <w:sz w:val="20"/>
+      </w:rPr>
+    </w:lvl>
+    <w:lvl w:ilvl="7" w:tentative="1">
+      <w:start w:val="1"/>
+      <w:numFmt w:val="bullet"/>
+      <w:lvlText w:val=""/>
+      <w:lvlJc w:val="left"/>
+      <w:pPr>
+        <w:tabs>
+          <w:tab w:val="num" w:pos="5760"/>
+        </w:tabs>
+        <w:ind w:left="5760" w:hanging="360"/>
+      </w:pPr>
+      <w:rPr>
+        <w:rFonts w:ascii="Wingdings" w:hAnsi="Wingdings" w:hint="default"/>
+        <w:sz w:val="20"/>
+      </w:rPr>
+    </w:lvl>
+    <w:lvl w:ilvl="8" w:tentative="1">
+      <w:start w:val="1"/>
+      <w:numFmt w:val="bullet"/>
+      <w:lvlText w:val=""/>
+      <w:lvlJc w:val="left"/>
+      <w:pPr>
+        <w:tabs>
+          <w:tab w:val="num" w:pos="6480"/>
+        </w:tabs>
+        <w:ind w:left="6480" w:hanging="360"/>
+      </w:pPr>
+      <w:rPr>
+        <w:rFonts w:ascii="Wingdings" w:hAnsi="Wingdings" w:hint="default"/>
+        <w:sz w:val="20"/>
+      </w:rPr>
+    </w:lvl>
+  </w:abstractNum>
+  <w:abstractNum w:abstractNumId="11" w15:restartNumberingAfterBreak="0">
     <w:nsid w:val="57650F01"/>
     <w:multiLevelType w:val="hybridMultilevel"/>
     <w:tmpl w:val="8E3867BC"/>
@@ -3826,7 +5975,382 @@
       </w:pPr>
     </w:lvl>
   </w:abstractNum>
-  <w:abstractNum w:abstractNumId="9" w15:restartNumberingAfterBreak="0">
+  <w:abstractNum w:abstractNumId="12" w15:restartNumberingAfterBreak="0">
+    <w:nsid w:val="5860309A"/>
+    <w:multiLevelType w:val="multilevel"/>
+    <w:tmpl w:val="7D327E56"/>
+    <w:lvl w:ilvl="0">
+      <w:start w:val="1"/>
+      <w:numFmt w:val="decimal"/>
+      <w:lvlText w:val="%1."/>
+      <w:lvlJc w:val="left"/>
+      <w:pPr>
+        <w:tabs>
+          <w:tab w:val="num" w:pos="720"/>
+        </w:tabs>
+        <w:ind w:left="720" w:hanging="360"/>
+      </w:pPr>
+    </w:lvl>
+    <w:lvl w:ilvl="1" w:tentative="1">
+      <w:start w:val="1"/>
+      <w:numFmt w:val="decimal"/>
+      <w:lvlText w:val="%2."/>
+      <w:lvlJc w:val="left"/>
+      <w:pPr>
+        <w:tabs>
+          <w:tab w:val="num" w:pos="1440"/>
+        </w:tabs>
+        <w:ind w:left="1440" w:hanging="360"/>
+      </w:pPr>
+    </w:lvl>
+    <w:lvl w:ilvl="2" w:tentative="1">
+      <w:start w:val="1"/>
+      <w:numFmt w:val="decimal"/>
+      <w:lvlText w:val="%3."/>
+      <w:lvlJc w:val="left"/>
+      <w:pPr>
+        <w:tabs>
+          <w:tab w:val="num" w:pos="2160"/>
+        </w:tabs>
+        <w:ind w:left="2160" w:hanging="360"/>
+      </w:pPr>
+    </w:lvl>
+    <w:lvl w:ilvl="3" w:tentative="1">
+      <w:start w:val="1"/>
+      <w:numFmt w:val="decimal"/>
+      <w:lvlText w:val="%4."/>
+      <w:lvlJc w:val="left"/>
+      <w:pPr>
+        <w:tabs>
+          <w:tab w:val="num" w:pos="2880"/>
+        </w:tabs>
+        <w:ind w:left="2880" w:hanging="360"/>
+      </w:pPr>
+    </w:lvl>
+    <w:lvl w:ilvl="4" w:tentative="1">
+      <w:start w:val="1"/>
+      <w:numFmt w:val="decimal"/>
+      <w:lvlText w:val="%5."/>
+      <w:lvlJc w:val="left"/>
+      <w:pPr>
+        <w:tabs>
+          <w:tab w:val="num" w:pos="3600"/>
+        </w:tabs>
+        <w:ind w:left="3600" w:hanging="360"/>
+      </w:pPr>
+    </w:lvl>
+    <w:lvl w:ilvl="5" w:tentative="1">
+      <w:start w:val="1"/>
+      <w:numFmt w:val="decimal"/>
+      <w:lvlText w:val="%6."/>
+      <w:lvlJc w:val="left"/>
+      <w:pPr>
+        <w:tabs>
+          <w:tab w:val="num" w:pos="4320"/>
+        </w:tabs>
+        <w:ind w:left="4320" w:hanging="360"/>
+      </w:pPr>
+    </w:lvl>
+    <w:lvl w:ilvl="6" w:tentative="1">
+      <w:start w:val="1"/>
+      <w:numFmt w:val="decimal"/>
+      <w:lvlText w:val="%7."/>
+      <w:lvlJc w:val="left"/>
+      <w:pPr>
+        <w:tabs>
+          <w:tab w:val="num" w:pos="5040"/>
+        </w:tabs>
+        <w:ind w:left="5040" w:hanging="360"/>
+      </w:pPr>
+    </w:lvl>
+    <w:lvl w:ilvl="7" w:tentative="1">
+      <w:start w:val="1"/>
+      <w:numFmt w:val="decimal"/>
+      <w:lvlText w:val="%8."/>
+      <w:lvlJc w:val="left"/>
+      <w:pPr>
+        <w:tabs>
+          <w:tab w:val="num" w:pos="5760"/>
+        </w:tabs>
+        <w:ind w:left="5760" w:hanging="360"/>
+      </w:pPr>
+    </w:lvl>
+    <w:lvl w:ilvl="8" w:tentative="1">
+      <w:start w:val="1"/>
+      <w:numFmt w:val="decimal"/>
+      <w:lvlText w:val="%9."/>
+      <w:lvlJc w:val="left"/>
+      <w:pPr>
+        <w:tabs>
+          <w:tab w:val="num" w:pos="6480"/>
+        </w:tabs>
+        <w:ind w:left="6480" w:hanging="360"/>
+      </w:pPr>
+    </w:lvl>
+  </w:abstractNum>
+  <w:abstractNum w:abstractNumId="13" w15:restartNumberingAfterBreak="0">
+    <w:nsid w:val="5B656DB5"/>
+    <w:multiLevelType w:val="multilevel"/>
+    <w:tmpl w:val="2FB45F66"/>
+    <w:lvl w:ilvl="0">
+      <w:start w:val="1"/>
+      <w:numFmt w:val="bullet"/>
+      <w:lvlText w:val=""/>
+      <w:lvlJc w:val="left"/>
+      <w:pPr>
+        <w:tabs>
+          <w:tab w:val="num" w:pos="720"/>
+        </w:tabs>
+        <w:ind w:left="720" w:hanging="360"/>
+      </w:pPr>
+      <w:rPr>
+        <w:rFonts w:ascii="Symbol" w:hAnsi="Symbol" w:hint="default"/>
+        <w:sz w:val="20"/>
+      </w:rPr>
+    </w:lvl>
+    <w:lvl w:ilvl="1" w:tentative="1">
+      <w:start w:val="1"/>
+      <w:numFmt w:val="bullet"/>
+      <w:lvlText w:val="o"/>
+      <w:lvlJc w:val="left"/>
+      <w:pPr>
+        <w:tabs>
+          <w:tab w:val="num" w:pos="1440"/>
+        </w:tabs>
+        <w:ind w:left="1440" w:hanging="360"/>
+      </w:pPr>
+      <w:rPr>
+        <w:rFonts w:ascii="Courier New" w:hAnsi="Courier New" w:hint="default"/>
+        <w:sz w:val="20"/>
+      </w:rPr>
+    </w:lvl>
+    <w:lvl w:ilvl="2" w:tentative="1">
+      <w:start w:val="1"/>
+      <w:numFmt w:val="bullet"/>
+      <w:lvlText w:val=""/>
+      <w:lvlJc w:val="left"/>
+      <w:pPr>
+        <w:tabs>
+          <w:tab w:val="num" w:pos="2160"/>
+        </w:tabs>
+        <w:ind w:left="2160" w:hanging="360"/>
+      </w:pPr>
+      <w:rPr>
+        <w:rFonts w:ascii="Wingdings" w:hAnsi="Wingdings" w:hint="default"/>
+        <w:sz w:val="20"/>
+      </w:rPr>
+    </w:lvl>
+    <w:lvl w:ilvl="3" w:tentative="1">
+      <w:start w:val="1"/>
+      <w:numFmt w:val="bullet"/>
+      <w:lvlText w:val=""/>
+      <w:lvlJc w:val="left"/>
+      <w:pPr>
+        <w:tabs>
+          <w:tab w:val="num" w:pos="2880"/>
+        </w:tabs>
+        <w:ind w:left="2880" w:hanging="360"/>
+      </w:pPr>
+      <w:rPr>
+        <w:rFonts w:ascii="Wingdings" w:hAnsi="Wingdings" w:hint="default"/>
+        <w:sz w:val="20"/>
+      </w:rPr>
+    </w:lvl>
+    <w:lvl w:ilvl="4" w:tentative="1">
+      <w:start w:val="1"/>
+      <w:numFmt w:val="bullet"/>
+      <w:lvlText w:val=""/>
+      <w:lvlJc w:val="left"/>
+      <w:pPr>
+        <w:tabs>
+          <w:tab w:val="num" w:pos="3600"/>
+        </w:tabs>
+        <w:ind w:left="3600" w:hanging="360"/>
+      </w:pPr>
+      <w:rPr>
+        <w:rFonts w:ascii="Wingdings" w:hAnsi="Wingdings" w:hint="default"/>
+        <w:sz w:val="20"/>
+      </w:rPr>
+    </w:lvl>
+    <w:lvl w:ilvl="5" w:tentative="1">
+      <w:start w:val="1"/>
+      <w:numFmt w:val="bullet"/>
+      <w:lvlText w:val=""/>
+      <w:lvlJc w:val="left"/>
+      <w:pPr>
+        <w:tabs>
+          <w:tab w:val="num" w:pos="4320"/>
+        </w:tabs>
+        <w:ind w:left="4320" w:hanging="360"/>
+      </w:pPr>
+      <w:rPr>
+        <w:rFonts w:ascii="Wingdings" w:hAnsi="Wingdings" w:hint="default"/>
+        <w:sz w:val="20"/>
+      </w:rPr>
+    </w:lvl>
+    <w:lvl w:ilvl="6" w:tentative="1">
+      <w:start w:val="1"/>
+      <w:numFmt w:val="bullet"/>
+      <w:lvlText w:val=""/>
+      <w:lvlJc w:val="left"/>
+      <w:pPr>
+        <w:tabs>
+          <w:tab w:val="num" w:pos="5040"/>
+        </w:tabs>
+        <w:ind w:left="5040" w:hanging="360"/>
+      </w:pPr>
+      <w:rPr>
+        <w:rFonts w:ascii="Wingdings" w:hAnsi="Wingdings" w:hint="default"/>
+        <w:sz w:val="20"/>
+      </w:rPr>
+    </w:lvl>
+    <w:lvl w:ilvl="7" w:tentative="1">
+      <w:start w:val="1"/>
+      <w:numFmt w:val="bullet"/>
+      <w:lvlText w:val=""/>
+      <w:lvlJc w:val="left"/>
+      <w:pPr>
+        <w:tabs>
+          <w:tab w:val="num" w:pos="5760"/>
+        </w:tabs>
+        <w:ind w:left="5760" w:hanging="360"/>
+      </w:pPr>
+      <w:rPr>
+        <w:rFonts w:ascii="Wingdings" w:hAnsi="Wingdings" w:hint="default"/>
+        <w:sz w:val="20"/>
+      </w:rPr>
+    </w:lvl>
+    <w:lvl w:ilvl="8" w:tentative="1">
+      <w:start w:val="1"/>
+      <w:numFmt w:val="bullet"/>
+      <w:lvlText w:val=""/>
+      <w:lvlJc w:val="left"/>
+      <w:pPr>
+        <w:tabs>
+          <w:tab w:val="num" w:pos="6480"/>
+        </w:tabs>
+        <w:ind w:left="6480" w:hanging="360"/>
+      </w:pPr>
+      <w:rPr>
+        <w:rFonts w:ascii="Wingdings" w:hAnsi="Wingdings" w:hint="default"/>
+        <w:sz w:val="20"/>
+      </w:rPr>
+    </w:lvl>
+  </w:abstractNum>
+  <w:abstractNum w:abstractNumId="14" w15:restartNumberingAfterBreak="0">
+    <w:nsid w:val="62AD582F"/>
+    <w:multiLevelType w:val="hybridMultilevel"/>
+    <w:tmpl w:val="B6546430"/>
+    <w:lvl w:ilvl="0" w:tplc="08090001">
+      <w:start w:val="1"/>
+      <w:numFmt w:val="bullet"/>
+      <w:lvlText w:val=""/>
+      <w:lvlJc w:val="left"/>
+      <w:pPr>
+        <w:ind w:left="927" w:hanging="360"/>
+      </w:pPr>
+      <w:rPr>
+        <w:rFonts w:ascii="Symbol" w:hAnsi="Symbol" w:hint="default"/>
+      </w:rPr>
+    </w:lvl>
+    <w:lvl w:ilvl="1" w:tplc="08090003" w:tentative="1">
+      <w:start w:val="1"/>
+      <w:numFmt w:val="bullet"/>
+      <w:lvlText w:val="o"/>
+      <w:lvlJc w:val="left"/>
+      <w:pPr>
+        <w:ind w:left="1647" w:hanging="360"/>
+      </w:pPr>
+      <w:rPr>
+        <w:rFonts w:ascii="Courier New" w:hAnsi="Courier New" w:cs="Courier New" w:hint="default"/>
+      </w:rPr>
+    </w:lvl>
+    <w:lvl w:ilvl="2" w:tplc="08090005" w:tentative="1">
+      <w:start w:val="1"/>
+      <w:numFmt w:val="bullet"/>
+      <w:lvlText w:val=""/>
+      <w:lvlJc w:val="left"/>
+      <w:pPr>
+        <w:ind w:left="2367" w:hanging="360"/>
+      </w:pPr>
+      <w:rPr>
+        <w:rFonts w:ascii="Wingdings" w:hAnsi="Wingdings" w:hint="default"/>
+      </w:rPr>
+    </w:lvl>
+    <w:lvl w:ilvl="3" w:tplc="08090001" w:tentative="1">
+      <w:start w:val="1"/>
+      <w:numFmt w:val="bullet"/>
+      <w:lvlText w:val=""/>
+      <w:lvlJc w:val="left"/>
+      <w:pPr>
+        <w:ind w:left="3087" w:hanging="360"/>
+      </w:pPr>
+      <w:rPr>
+        <w:rFonts w:ascii="Symbol" w:hAnsi="Symbol" w:hint="default"/>
+      </w:rPr>
+    </w:lvl>
+    <w:lvl w:ilvl="4" w:tplc="08090003" w:tentative="1">
+      <w:start w:val="1"/>
+      <w:numFmt w:val="bullet"/>
+      <w:lvlText w:val="o"/>
+      <w:lvlJc w:val="left"/>
+      <w:pPr>
+        <w:ind w:left="3807" w:hanging="360"/>
+      </w:pPr>
+      <w:rPr>
+        <w:rFonts w:ascii="Courier New" w:hAnsi="Courier New" w:cs="Courier New" w:hint="default"/>
+      </w:rPr>
+    </w:lvl>
+    <w:lvl w:ilvl="5" w:tplc="08090005" w:tentative="1">
+      <w:start w:val="1"/>
+      <w:numFmt w:val="bullet"/>
+      <w:lvlText w:val=""/>
+      <w:lvlJc w:val="left"/>
+      <w:pPr>
+        <w:ind w:left="4527" w:hanging="360"/>
+      </w:pPr>
+      <w:rPr>
+        <w:rFonts w:ascii="Wingdings" w:hAnsi="Wingdings" w:hint="default"/>
+      </w:rPr>
+    </w:lvl>
+    <w:lvl w:ilvl="6" w:tplc="08090001" w:tentative="1">
+      <w:start w:val="1"/>
+      <w:numFmt w:val="bullet"/>
+      <w:lvlText w:val=""/>
+      <w:lvlJc w:val="left"/>
+      <w:pPr>
+        <w:ind w:left="5247" w:hanging="360"/>
+      </w:pPr>
+      <w:rPr>
+        <w:rFonts w:ascii="Symbol" w:hAnsi="Symbol" w:hint="default"/>
+      </w:rPr>
+    </w:lvl>
+    <w:lvl w:ilvl="7" w:tplc="08090003" w:tentative="1">
+      <w:start w:val="1"/>
+      <w:numFmt w:val="bullet"/>
+      <w:lvlText w:val="o"/>
+      <w:lvlJc w:val="left"/>
+      <w:pPr>
+        <w:ind w:left="5967" w:hanging="360"/>
+      </w:pPr>
+      <w:rPr>
+        <w:rFonts w:ascii="Courier New" w:hAnsi="Courier New" w:cs="Courier New" w:hint="default"/>
+      </w:rPr>
+    </w:lvl>
+    <w:lvl w:ilvl="8" w:tplc="08090005" w:tentative="1">
+      <w:start w:val="1"/>
+      <w:numFmt w:val="bullet"/>
+      <w:lvlText w:val=""/>
+      <w:lvlJc w:val="left"/>
+      <w:pPr>
+        <w:ind w:left="6687" w:hanging="360"/>
+      </w:pPr>
+      <w:rPr>
+        <w:rFonts w:ascii="Wingdings" w:hAnsi="Wingdings" w:hint="default"/>
+      </w:rPr>
+    </w:lvl>
+  </w:abstractNum>
+  <w:abstractNum w:abstractNumId="15" w15:restartNumberingAfterBreak="0">
     <w:nsid w:val="63DF3DD6"/>
     <w:multiLevelType w:val="hybridMultilevel"/>
     <w:tmpl w:val="BB78944E"/>
@@ -3915,7 +6439,7 @@
       </w:pPr>
     </w:lvl>
   </w:abstractNum>
-  <w:abstractNum w:abstractNumId="10" w15:restartNumberingAfterBreak="0">
+  <w:abstractNum w:abstractNumId="16" w15:restartNumberingAfterBreak="0">
     <w:nsid w:val="6B852497"/>
     <w:multiLevelType w:val="hybridMultilevel"/>
     <w:tmpl w:val="C2D28696"/>
@@ -4001,7 +6525,7 @@
       </w:pPr>
     </w:lvl>
   </w:abstractNum>
-  <w:abstractNum w:abstractNumId="11" w15:restartNumberingAfterBreak="0">
+  <w:abstractNum w:abstractNumId="17" w15:restartNumberingAfterBreak="0">
     <w:nsid w:val="759C30C1"/>
     <w:multiLevelType w:val="hybridMultilevel"/>
     <w:tmpl w:val="B470C012"/>
@@ -4087,7 +6611,7 @@
       </w:pPr>
     </w:lvl>
   </w:abstractNum>
-  <w:abstractNum w:abstractNumId="12" w15:restartNumberingAfterBreak="0">
+  <w:abstractNum w:abstractNumId="18" w15:restartNumberingAfterBreak="0">
     <w:nsid w:val="76AF6A1D"/>
     <w:multiLevelType w:val="hybridMultilevel"/>
     <w:tmpl w:val="8230F946"/>
@@ -4197,14 +6721,127 @@
       </w:pPr>
     </w:lvl>
   </w:abstractNum>
+  <w:abstractNum w:abstractNumId="19" w15:restartNumberingAfterBreak="0">
+    <w:nsid w:val="7E914975"/>
+    <w:multiLevelType w:val="hybridMultilevel"/>
+    <w:tmpl w:val="C5B43492"/>
+    <w:lvl w:ilvl="0" w:tplc="08090001">
+      <w:start w:val="1"/>
+      <w:numFmt w:val="bullet"/>
+      <w:lvlText w:val=""/>
+      <w:lvlJc w:val="left"/>
+      <w:pPr>
+        <w:ind w:left="0" w:hanging="360"/>
+      </w:pPr>
+      <w:rPr>
+        <w:rFonts w:ascii="Symbol" w:hAnsi="Symbol" w:hint="default"/>
+      </w:rPr>
+    </w:lvl>
+    <w:lvl w:ilvl="1" w:tplc="08090003" w:tentative="1">
+      <w:start w:val="1"/>
+      <w:numFmt w:val="bullet"/>
+      <w:lvlText w:val="o"/>
+      <w:lvlJc w:val="left"/>
+      <w:pPr>
+        <w:ind w:left="720" w:hanging="360"/>
+      </w:pPr>
+      <w:rPr>
+        <w:rFonts w:ascii="Courier New" w:hAnsi="Courier New" w:cs="Courier New" w:hint="default"/>
+      </w:rPr>
+    </w:lvl>
+    <w:lvl w:ilvl="2" w:tplc="08090005" w:tentative="1">
+      <w:start w:val="1"/>
+      <w:numFmt w:val="bullet"/>
+      <w:lvlText w:val=""/>
+      <w:lvlJc w:val="left"/>
+      <w:pPr>
+        <w:ind w:left="1440" w:hanging="360"/>
+      </w:pPr>
+      <w:rPr>
+        <w:rFonts w:ascii="Wingdings" w:hAnsi="Wingdings" w:hint="default"/>
+      </w:rPr>
+    </w:lvl>
+    <w:lvl w:ilvl="3" w:tplc="08090001" w:tentative="1">
+      <w:start w:val="1"/>
+      <w:numFmt w:val="bullet"/>
+      <w:lvlText w:val=""/>
+      <w:lvlJc w:val="left"/>
+      <w:pPr>
+        <w:ind w:left="2160" w:hanging="360"/>
+      </w:pPr>
+      <w:rPr>
+        <w:rFonts w:ascii="Symbol" w:hAnsi="Symbol" w:hint="default"/>
+      </w:rPr>
+    </w:lvl>
+    <w:lvl w:ilvl="4" w:tplc="08090003" w:tentative="1">
+      <w:start w:val="1"/>
+      <w:numFmt w:val="bullet"/>
+      <w:lvlText w:val="o"/>
+      <w:lvlJc w:val="left"/>
+      <w:pPr>
+        <w:ind w:left="2880" w:hanging="360"/>
+      </w:pPr>
+      <w:rPr>
+        <w:rFonts w:ascii="Courier New" w:hAnsi="Courier New" w:cs="Courier New" w:hint="default"/>
+      </w:rPr>
+    </w:lvl>
+    <w:lvl w:ilvl="5" w:tplc="08090005" w:tentative="1">
+      <w:start w:val="1"/>
+      <w:numFmt w:val="bullet"/>
+      <w:lvlText w:val=""/>
+      <w:lvlJc w:val="left"/>
+      <w:pPr>
+        <w:ind w:left="3600" w:hanging="360"/>
+      </w:pPr>
+      <w:rPr>
+        <w:rFonts w:ascii="Wingdings" w:hAnsi="Wingdings" w:hint="default"/>
+      </w:rPr>
+    </w:lvl>
+    <w:lvl w:ilvl="6" w:tplc="08090001" w:tentative="1">
+      <w:start w:val="1"/>
+      <w:numFmt w:val="bullet"/>
+      <w:lvlText w:val=""/>
+      <w:lvlJc w:val="left"/>
+      <w:pPr>
+        <w:ind w:left="4320" w:hanging="360"/>
+      </w:pPr>
+      <w:rPr>
+        <w:rFonts w:ascii="Symbol" w:hAnsi="Symbol" w:hint="default"/>
+      </w:rPr>
+    </w:lvl>
+    <w:lvl w:ilvl="7" w:tplc="08090003" w:tentative="1">
+      <w:start w:val="1"/>
+      <w:numFmt w:val="bullet"/>
+      <w:lvlText w:val="o"/>
+      <w:lvlJc w:val="left"/>
+      <w:pPr>
+        <w:ind w:left="5040" w:hanging="360"/>
+      </w:pPr>
+      <w:rPr>
+        <w:rFonts w:ascii="Courier New" w:hAnsi="Courier New" w:cs="Courier New" w:hint="default"/>
+      </w:rPr>
+    </w:lvl>
+    <w:lvl w:ilvl="8" w:tplc="08090005" w:tentative="1">
+      <w:start w:val="1"/>
+      <w:numFmt w:val="bullet"/>
+      <w:lvlText w:val=""/>
+      <w:lvlJc w:val="left"/>
+      <w:pPr>
+        <w:ind w:left="5760" w:hanging="360"/>
+      </w:pPr>
+      <w:rPr>
+        <w:rFonts w:ascii="Wingdings" w:hAnsi="Wingdings" w:hint="default"/>
+      </w:rPr>
+    </w:lvl>
+  </w:abstractNum>
   <w:num w:numId="1" w16cid:durableId="1993362585">
-    <w:abstractNumId w:val="8"/>
+    <w:abstractNumId w:val="11"/>
   </w:num>
   <w:num w:numId="2" w16cid:durableId="1562406540">
-    <w:abstractNumId w:val="6"/>
+    <w:abstractNumId w:val="7"/>
   </w:num>
   <w:num w:numId="3" w16cid:durableId="718096523">
-    <w:abstractNumId w:val="12"/>
+    <w:abstractNumId w:val="18"/>
   </w:num>
   <w:num w:numId="4" w16cid:durableId="17048782">
     <w:abstractNumId w:val="4"/>
@@ -4213,7 +6850,7 @@
     <w:abstractNumId w:val="0"/>
   </w:num>
   <w:num w:numId="6" w16cid:durableId="1150367456">
-    <w:abstractNumId w:val="10"/>
+    <w:abstractNumId w:val="16"/>
   </w:num>
   <w:num w:numId="7" w16cid:durableId="845634757">
     <w:abstractNumId w:val="1"/>
@@ -4225,16 +6862,37 @@
     <w:abstractNumId w:val="3"/>
   </w:num>
   <w:num w:numId="10" w16cid:durableId="151485683">
-    <w:abstractNumId w:val="11"/>
+    <w:abstractNumId w:val="17"/>
   </w:num>
   <w:num w:numId="11" w16cid:durableId="1855027343">
-    <w:abstractNumId w:val="9"/>
+    <w:abstractNumId w:val="15"/>
   </w:num>
   <w:num w:numId="12" w16cid:durableId="775444331">
-    <w:abstractNumId w:val="7"/>
+    <w:abstractNumId w:val="8"/>
   </w:num>
   <w:num w:numId="13" w16cid:durableId="1614097860">
     <w:abstractNumId w:val="2"/>
+  </w:num>
+  <w:num w:numId="14" w16cid:durableId="370956863">
+    <w:abstractNumId w:val="12"/>
+  </w:num>
+  <w:num w:numId="15" w16cid:durableId="821964657">
+    <w:abstractNumId w:val="13"/>
+  </w:num>
+  <w:num w:numId="16" w16cid:durableId="2050179485">
+    <w:abstractNumId w:val="6"/>
+  </w:num>
+  <w:num w:numId="17" w16cid:durableId="599603271">
+    <w:abstractNumId w:val="10"/>
+  </w:num>
+  <w:num w:numId="18" w16cid:durableId="1307511798">
+    <w:abstractNumId w:val="9"/>
+  </w:num>
+  <w:num w:numId="19" w16cid:durableId="1782723556">
+    <w:abstractNumId w:val="19"/>
+  </w:num>
+  <w:num w:numId="20" w16cid:durableId="675965277">
+    <w:abstractNumId w:val="14"/>
   </w:num>
 </w:numbering>
 </file>
@@ -4248,7 +6906,7 @@
         <w:kern w:val="2"/>
         <w:sz w:val="24"/>
         <w:szCs w:val="24"/>
-        <w:lang w:val="en-UA" w:eastAsia="en-US" w:bidi="ar-SA"/>
+        <w:lang w:val="uk-UA" w:eastAsia="en-US" w:bidi="ar-SA"/>
         <w14:ligatures w14:val="standardContextual"/>
       </w:rPr>
     </w:rPrDefault>
@@ -5172,7 +7830,7 @@
       <w:spacing w:before="100" w:beforeAutospacing="1" w:after="100" w:afterAutospacing="1"/>
     </w:pPr>
     <w:rPr>
-      <w:lang w:val="en-UA" w:eastAsia="en-GB"/>
+      <w:lang w:eastAsia="en-GB"/>
     </w:rPr>
   </w:style>
   <w:style w:type="character" w:styleId="Hyperlink">
@@ -5220,14 +7878,14 @@
       <w:spacing w:before="100" w:beforeAutospacing="1" w:after="100" w:afterAutospacing="1"/>
     </w:pPr>
     <w:rPr>
-      <w:lang w:val="en-UA" w:eastAsia="en-GB"/>
+      <w:lang w:eastAsia="en-GB"/>
     </w:rPr>
   </w:style>
   <w:style w:type="paragraph" w:customStyle="1" w:styleId="CodeBlock2">
     <w:name w:val="Code Block2"/>
     <w:basedOn w:val="Normal"/>
     <w:qFormat/>
-    <w:rsid w:val="00D003D5"/>
+    <w:rsid w:val="00FB18CF"/>
     <w:pPr>
       <w:shd w:val="clear" w:color="auto" w:fill="D9D9D9" w:themeFill="background1" w:themeFillShade="D9"/>
       <w:ind w:left="720"/>
@@ -5237,6 +7895,7 @@
       <w:rFonts w:ascii="Courier New" w:hAnsi="Courier New" w:cs="Courier New"/>
       <w:b/>
       <w:bCs/>
+      <w:noProof/>
       <w:sz w:val="22"/>
       <w:szCs w:val="22"/>
       <w:lang w:val="en-GB"/>
